--- a/nasirlialihuseyn_termpaper.docx
+++ b/nasirlialihuseyn_termpaper.docx
@@ -127,7 +127,19 @@
         <w:rPr>
           <w:lang w:val="ru-RU"/>
         </w:rPr>
-        <w:t>Кафедра информатики и вычислительной техники</w:t>
+        <w:t>Факультет:</w:t>
+      </w:r>
+      <w:r>
+        <w:rPr>
+          <w:lang w:val="ru-RU"/>
+        </w:rPr>
+        <w:t xml:space="preserve"> </w:t>
+      </w:r>
+      <w:r>
+        <w:rPr>
+          <w:lang w:val="ru-RU"/>
+        </w:rPr>
+        <w:t xml:space="preserve">Компьютерная Инженерия </w:t>
       </w:r>
     </w:p>
     <w:p>
@@ -141,9 +153,6 @@
     <w:p>
       <w:pPr>
         <w:spacing w:after="160"/>
-        <w:rPr>
-          <w:lang w:val="ru-RU"/>
-        </w:rPr>
       </w:pPr>
     </w:p>
     <w:p>
@@ -476,6 +485,1581 @@
     </w:p>
     <w:p>
       <w:pPr>
+        <w:jc w:val="center"/>
+        <w:rPr>
+          <w:b/>
+          <w:sz w:val="28"/>
+          <w:szCs w:val="28"/>
+          <w:lang w:val="ru-RU"/>
+        </w:rPr>
+      </w:pPr>
+      <w:r>
+        <w:rPr>
+          <w:b/>
+          <w:sz w:val="28"/>
+          <w:szCs w:val="28"/>
+          <w:lang w:val="ru-RU"/>
+        </w:rPr>
+        <w:lastRenderedPageBreak/>
+        <w:t>АЗЕРБАЙДЖАНСКИЙ ГОСУДАРСТВЕННЫЙ УНИВЕРСИТЕТ НЕФТИ И ПРОМЫШЛЕННОСТИ</w:t>
+      </w:r>
+    </w:p>
+    <w:p>
+      <w:pPr>
+        <w:jc w:val="center"/>
+        <w:rPr>
+          <w:b/>
+          <w:sz w:val="28"/>
+          <w:szCs w:val="28"/>
+          <w:lang w:val="ru-RU"/>
+        </w:rPr>
+      </w:pPr>
+    </w:p>
+    <w:p>
+      <w:pPr>
+        <w:jc w:val="center"/>
+        <w:rPr>
+          <w:b/>
+          <w:sz w:val="28"/>
+          <w:szCs w:val="28"/>
+          <w:lang w:val="ru-RU"/>
+        </w:rPr>
+      </w:pPr>
+      <w:r>
+        <w:rPr>
+          <w:b/>
+          <w:sz w:val="28"/>
+          <w:szCs w:val="28"/>
+          <w:lang w:val="ru-RU"/>
+        </w:rPr>
+        <w:t>АЗЕРБАЙДЖАНСКИЙ ГОСУДАРСТВЕННЫЙ УНИВЕРСИТЕТ НЕФТИ И ПРОМЫШЛЕННОСТИ</w:t>
+      </w:r>
+    </w:p>
+    <w:p>
+      <w:pPr>
+        <w:jc w:val="center"/>
+        <w:rPr>
+          <w:b/>
+          <w:sz w:val="28"/>
+          <w:szCs w:val="28"/>
+          <w:lang w:val="ru-RU"/>
+        </w:rPr>
+      </w:pPr>
+    </w:p>
+    <w:p>
+      <w:pPr>
+        <w:rPr>
+          <w:b/>
+          <w:sz w:val="28"/>
+          <w:szCs w:val="28"/>
+          <w:lang w:val="az-Latn-AZ"/>
+        </w:rPr>
+      </w:pPr>
+      <w:r>
+        <w:rPr>
+          <w:b/>
+          <w:sz w:val="28"/>
+          <w:szCs w:val="28"/>
+          <w:lang w:val="az-Latn-AZ"/>
+        </w:rPr>
+        <w:t>ЗАДАНИЕ ПО КУРСОВОЙ РАБОТЕ</w:t>
+      </w:r>
+    </w:p>
+    <w:p>
+      <w:pPr>
+        <w:rPr>
+          <w:b/>
+          <w:sz w:val="28"/>
+          <w:szCs w:val="28"/>
+          <w:lang w:val="az-Latn-AZ"/>
+        </w:rPr>
+      </w:pPr>
+    </w:p>
+    <w:p>
+      <w:pPr>
+        <w:rPr>
+          <w:sz w:val="28"/>
+          <w:szCs w:val="28"/>
+          <w:lang w:val="az-Latn-AZ"/>
+        </w:rPr>
+      </w:pPr>
+      <w:r>
+        <w:rPr>
+          <w:b/>
+          <w:sz w:val="28"/>
+          <w:szCs w:val="28"/>
+          <w:lang w:val="az-Latn-AZ"/>
+        </w:rPr>
+        <w:t>ФАКУЛЬТЕТ</w:t>
+      </w:r>
+      <w:r>
+        <w:rPr>
+          <w:sz w:val="28"/>
+          <w:szCs w:val="28"/>
+          <w:lang w:val="az-Latn-AZ"/>
+        </w:rPr>
+        <w:t xml:space="preserve">: </w:t>
+      </w:r>
+      <w:r>
+        <w:rPr>
+          <w:sz w:val="28"/>
+          <w:szCs w:val="28"/>
+          <w:lang w:val="ru-RU"/>
+        </w:rPr>
+        <w:t>Информационные технологии и управление</w:t>
+      </w:r>
+    </w:p>
+    <w:p>
+      <w:pPr>
+        <w:rPr>
+          <w:i/>
+          <w:sz w:val="28"/>
+          <w:szCs w:val="28"/>
+          <w:lang w:val="ru-RU"/>
+        </w:rPr>
+      </w:pPr>
+      <w:r>
+        <w:rPr>
+          <w:b/>
+          <w:sz w:val="28"/>
+          <w:szCs w:val="28"/>
+          <w:lang w:val="ru-RU"/>
+        </w:rPr>
+        <w:t>КАФЕДРА</w:t>
+      </w:r>
+      <w:r>
+        <w:rPr>
+          <w:sz w:val="28"/>
+          <w:szCs w:val="28"/>
+          <w:lang w:val="az-Latn-AZ"/>
+        </w:rPr>
+        <w:t>:</w:t>
+      </w:r>
+      <w:r>
+        <w:rPr>
+          <w:sz w:val="28"/>
+          <w:szCs w:val="28"/>
+          <w:lang w:val="ru-RU"/>
+        </w:rPr>
+        <w:t xml:space="preserve"> </w:t>
+      </w:r>
+      <w:bookmarkStart w:id="0" w:name="_Hlk102412992"/>
+      <w:r>
+        <w:rPr>
+          <w:sz w:val="28"/>
+          <w:szCs w:val="28"/>
+          <w:lang w:val="ru-RU"/>
+        </w:rPr>
+        <w:t>Компьютерная инженерия</w:t>
+      </w:r>
+      <w:bookmarkEnd w:id="0"/>
+    </w:p>
+    <w:p>
+      <w:pPr>
+        <w:rPr>
+          <w:b/>
+          <w:sz w:val="28"/>
+          <w:szCs w:val="28"/>
+          <w:lang w:val="az-Latn-AZ"/>
+        </w:rPr>
+      </w:pPr>
+    </w:p>
+    <w:p>
+      <w:pPr>
+        <w:rPr>
+          <w:sz w:val="28"/>
+          <w:szCs w:val="28"/>
+          <w:lang w:val="az-Latn-AZ"/>
+        </w:rPr>
+      </w:pPr>
+      <w:r>
+        <w:rPr>
+          <w:b/>
+          <w:sz w:val="28"/>
+          <w:szCs w:val="28"/>
+          <w:lang w:val="ru-RU"/>
+        </w:rPr>
+        <w:t>Группа</w:t>
+      </w:r>
+      <w:r>
+        <w:rPr>
+          <w:sz w:val="28"/>
+          <w:szCs w:val="28"/>
+          <w:lang w:val="ru-RU"/>
+        </w:rPr>
+        <w:t xml:space="preserve">         680.2</w:t>
+      </w:r>
+      <w:r>
+        <w:rPr>
+          <w:sz w:val="28"/>
+          <w:szCs w:val="28"/>
+          <w:lang w:val="ru-RU"/>
+        </w:rPr>
+        <w:t>3</w:t>
+      </w:r>
+      <w:r>
+        <w:rPr>
+          <w:sz w:val="28"/>
+          <w:szCs w:val="28"/>
+          <w:lang w:val="ru-RU"/>
+        </w:rPr>
+        <w:t xml:space="preserve">             </w:t>
+      </w:r>
+      <w:r>
+        <w:rPr>
+          <w:b/>
+          <w:sz w:val="28"/>
+          <w:szCs w:val="28"/>
+          <w:lang w:val="ru-RU"/>
+        </w:rPr>
+        <w:t>курс</w:t>
+      </w:r>
+      <w:r>
+        <w:rPr>
+          <w:sz w:val="28"/>
+          <w:szCs w:val="28"/>
+          <w:lang w:val="ru-RU"/>
+        </w:rPr>
+        <w:t xml:space="preserve">              </w:t>
+      </w:r>
+      <w:r>
+        <w:rPr>
+          <w:sz w:val="28"/>
+          <w:szCs w:val="28"/>
+          <w:lang w:val="az-Latn-AZ"/>
+        </w:rPr>
+        <w:t>III</w:t>
+      </w:r>
+    </w:p>
+    <w:p>
+      <w:pPr>
+        <w:rPr>
+          <w:sz w:val="28"/>
+          <w:szCs w:val="28"/>
+          <w:lang w:val="az-Latn-AZ"/>
+        </w:rPr>
+      </w:pPr>
+      <w:r>
+        <w:rPr>
+          <w:sz w:val="28"/>
+          <w:szCs w:val="28"/>
+          <w:lang w:val="az-Latn-AZ"/>
+        </w:rPr>
+        <mc:AlternateContent>
+          <mc:Choice Requires="wps">
+            <w:drawing>
+              <wp:anchor distT="0" distB="0" distL="114300" distR="114300" simplePos="0" relativeHeight="251664384" behindDoc="0" locked="0" layoutInCell="1" allowOverlap="1" wp14:anchorId="1CE0EC02" wp14:editId="059261F6">
+                <wp:simplePos x="0" y="0"/>
+                <wp:positionH relativeFrom="column">
+                  <wp:posOffset>2473960</wp:posOffset>
+                </wp:positionH>
+                <wp:positionV relativeFrom="paragraph">
+                  <wp:posOffset>5080</wp:posOffset>
+                </wp:positionV>
+                <wp:extent cx="1432560" cy="0"/>
+                <wp:effectExtent l="0" t="0" r="0" b="0"/>
+                <wp:wrapNone/>
+                <wp:docPr id="825675291" name="Straight Connector 19"/>
+                <wp:cNvGraphicFramePr/>
+                <a:graphic xmlns:a="http://schemas.openxmlformats.org/drawingml/2006/main">
+                  <a:graphicData uri="http://schemas.microsoft.com/office/word/2010/wordprocessingShape">
+                    <wps:wsp>
+                      <wps:cNvCnPr/>
+                      <wps:spPr>
+                        <a:xfrm flipV="1">
+                          <a:off x="0" y="0"/>
+                          <a:ext cx="1432560" cy="0"/>
+                        </a:xfrm>
+                        <a:prstGeom prst="line">
+                          <a:avLst/>
+                        </a:prstGeom>
+                      </wps:spPr>
+                      <wps:style>
+                        <a:lnRef idx="1">
+                          <a:schemeClr val="dk1"/>
+                        </a:lnRef>
+                        <a:fillRef idx="0">
+                          <a:schemeClr val="dk1"/>
+                        </a:fillRef>
+                        <a:effectRef idx="0">
+                          <a:schemeClr val="dk1"/>
+                        </a:effectRef>
+                        <a:fontRef idx="minor">
+                          <a:schemeClr val="tx1"/>
+                        </a:fontRef>
+                      </wps:style>
+                      <wps:bodyPr/>
+                    </wps:wsp>
+                  </a:graphicData>
+                </a:graphic>
+                <wp14:sizeRelH relativeFrom="page">
+                  <wp14:pctWidth>0</wp14:pctWidth>
+                </wp14:sizeRelH>
+                <wp14:sizeRelV relativeFrom="page">
+                  <wp14:pctHeight>0</wp14:pctHeight>
+                </wp14:sizeRelV>
+              </wp:anchor>
+            </w:drawing>
+          </mc:Choice>
+          <mc:Fallback>
+            <w:pict>
+              <v:line w14:anchorId="13B83097" id="Straight Connector 19" o:spid="_x0000_s1026" style="position:absolute;flip:y;z-index:251664384;visibility:visible;mso-wrap-style:square;mso-width-percent:0;mso-height-percent:0;mso-wrap-distance-left:9pt;mso-wrap-distance-top:0;mso-wrap-distance-right:9pt;mso-wrap-distance-bottom:0;mso-position-horizontal:absolute;mso-position-horizontal-relative:text;mso-position-vertical:absolute;mso-position-vertical-relative:text;mso-width-percent:0;mso-height-percent:0;mso-width-relative:page;mso-height-relative:page" from="194.8pt,.4pt" to="307.6pt,.4pt" o:gfxdata="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" strokecolor="black [3200]" strokeweight="1pt">
+                <v:stroke joinstyle="miter"/>
+              </v:line>
+            </w:pict>
+          </mc:Fallback>
+        </mc:AlternateContent>
+      </w:r>
+      <w:r>
+        <w:rPr>
+          <w:sz w:val="28"/>
+          <w:szCs w:val="28"/>
+          <w:lang w:val="az-Latn-AZ"/>
+        </w:rPr>
+        <mc:AlternateContent>
+          <mc:Choice Requires="wps">
+            <w:drawing>
+              <wp:anchor distT="0" distB="0" distL="114300" distR="114300" simplePos="0" relativeHeight="251663360" behindDoc="0" locked="0" layoutInCell="1" allowOverlap="1" wp14:anchorId="7BCAC8C9" wp14:editId="3AD696EB">
+                <wp:simplePos x="0" y="0"/>
+                <wp:positionH relativeFrom="column">
+                  <wp:posOffset>610235</wp:posOffset>
+                </wp:positionH>
+                <wp:positionV relativeFrom="paragraph">
+                  <wp:posOffset>4445</wp:posOffset>
+                </wp:positionV>
+                <wp:extent cx="1432560" cy="0"/>
+                <wp:effectExtent l="0" t="0" r="0" b="0"/>
+                <wp:wrapNone/>
+                <wp:docPr id="459918615" name="Straight Connector 18"/>
+                <wp:cNvGraphicFramePr/>
+                <a:graphic xmlns:a="http://schemas.openxmlformats.org/drawingml/2006/main">
+                  <a:graphicData uri="http://schemas.microsoft.com/office/word/2010/wordprocessingShape">
+                    <wps:wsp>
+                      <wps:cNvCnPr/>
+                      <wps:spPr>
+                        <a:xfrm flipV="1">
+                          <a:off x="0" y="0"/>
+                          <a:ext cx="1432560" cy="0"/>
+                        </a:xfrm>
+                        <a:prstGeom prst="line">
+                          <a:avLst/>
+                        </a:prstGeom>
+                      </wps:spPr>
+                      <wps:style>
+                        <a:lnRef idx="1">
+                          <a:schemeClr val="dk1"/>
+                        </a:lnRef>
+                        <a:fillRef idx="0">
+                          <a:schemeClr val="dk1"/>
+                        </a:fillRef>
+                        <a:effectRef idx="0">
+                          <a:schemeClr val="dk1"/>
+                        </a:effectRef>
+                        <a:fontRef idx="minor">
+                          <a:schemeClr val="tx1"/>
+                        </a:fontRef>
+                      </wps:style>
+                      <wps:bodyPr/>
+                    </wps:wsp>
+                  </a:graphicData>
+                </a:graphic>
+                <wp14:sizeRelH relativeFrom="page">
+                  <wp14:pctWidth>0</wp14:pctWidth>
+                </wp14:sizeRelH>
+                <wp14:sizeRelV relativeFrom="page">
+                  <wp14:pctHeight>0</wp14:pctHeight>
+                </wp14:sizeRelV>
+              </wp:anchor>
+            </w:drawing>
+          </mc:Choice>
+          <mc:Fallback>
+            <w:pict>
+              <v:line w14:anchorId="0E746902" id="Straight Connector 18" o:spid="_x0000_s1026" style="position:absolute;flip:y;z-index:251663360;visibility:visible;mso-wrap-style:square;mso-width-percent:0;mso-height-percent:0;mso-wrap-distance-left:9pt;mso-wrap-distance-top:0;mso-wrap-distance-right:9pt;mso-wrap-distance-bottom:0;mso-position-horizontal:absolute;mso-position-horizontal-relative:text;mso-position-vertical:absolute;mso-position-vertical-relative:text;mso-width-percent:0;mso-height-percent:0;mso-width-relative:page;mso-height-relative:page" from="48.05pt,.35pt" to="160.85pt,.35pt" o:gfxdata="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" strokecolor="black [3200]" strokeweight="1pt">
+                <v:stroke joinstyle="miter"/>
+              </v:line>
+            </w:pict>
+          </mc:Fallback>
+        </mc:AlternateContent>
+      </w:r>
+    </w:p>
+    <w:p>
+      <w:pPr>
+        <w:rPr>
+          <w:i/>
+          <w:sz w:val="28"/>
+          <w:szCs w:val="28"/>
+          <w:lang w:val="ru-RU"/>
+        </w:rPr>
+      </w:pPr>
+      <w:r>
+        <w:rPr>
+          <w:b/>
+          <w:sz w:val="28"/>
+          <w:szCs w:val="28"/>
+          <w:lang w:val="ru-RU"/>
+        </w:rPr>
+        <w:t>Специальность</w:t>
+      </w:r>
+      <w:r>
+        <w:rPr>
+          <w:sz w:val="28"/>
+          <w:szCs w:val="28"/>
+          <w:lang w:val="ru-RU"/>
+        </w:rPr>
+        <w:t xml:space="preserve">      </w:t>
+      </w:r>
+      <w:r>
+        <w:rPr>
+          <w:b/>
+          <w:sz w:val="28"/>
+          <w:szCs w:val="28"/>
+          <w:lang w:val="az-Latn-AZ"/>
+        </w:rPr>
+        <w:t>0506</w:t>
+      </w:r>
+      <w:r>
+        <w:rPr>
+          <w:b/>
+          <w:sz w:val="28"/>
+          <w:szCs w:val="28"/>
+          <w:lang w:val="ru-RU"/>
+        </w:rPr>
+        <w:t>16</w:t>
+      </w:r>
+      <w:r>
+        <w:rPr>
+          <w:b/>
+          <w:sz w:val="28"/>
+          <w:szCs w:val="28"/>
+          <w:lang w:val="az-Latn-AZ"/>
+        </w:rPr>
+        <w:t xml:space="preserve">   </w:t>
+      </w:r>
+      <w:r>
+        <w:rPr>
+          <w:sz w:val="28"/>
+          <w:szCs w:val="28"/>
+          <w:lang w:val="ru-RU"/>
+        </w:rPr>
+        <w:t>Информационные технологии</w:t>
+      </w:r>
+    </w:p>
+    <w:p>
+      <w:pPr>
+        <w:rPr>
+          <w:b/>
+          <w:sz w:val="28"/>
+          <w:szCs w:val="28"/>
+          <w:lang w:val="az-Latn-AZ"/>
+        </w:rPr>
+      </w:pPr>
+      <w:r>
+        <w:rPr>
+          <w:sz w:val="28"/>
+          <w:szCs w:val="28"/>
+          <w:lang w:val="az-Latn-AZ"/>
+        </w:rPr>
+        <mc:AlternateContent>
+          <mc:Choice Requires="wps">
+            <w:drawing>
+              <wp:anchor distT="0" distB="0" distL="114300" distR="114300" simplePos="0" relativeHeight="251665408" behindDoc="0" locked="0" layoutInCell="1" allowOverlap="1" wp14:anchorId="2D85D2D6" wp14:editId="59BDA908">
+                <wp:simplePos x="0" y="0"/>
+                <wp:positionH relativeFrom="column">
+                  <wp:posOffset>1253490</wp:posOffset>
+                </wp:positionH>
+                <wp:positionV relativeFrom="paragraph">
+                  <wp:posOffset>10160</wp:posOffset>
+                </wp:positionV>
+                <wp:extent cx="3657600" cy="0"/>
+                <wp:effectExtent l="0" t="0" r="0" b="0"/>
+                <wp:wrapNone/>
+                <wp:docPr id="466538626" name="Straight Connector 17"/>
+                <wp:cNvGraphicFramePr/>
+                <a:graphic xmlns:a="http://schemas.openxmlformats.org/drawingml/2006/main">
+                  <a:graphicData uri="http://schemas.microsoft.com/office/word/2010/wordprocessingShape">
+                    <wps:wsp>
+                      <wps:cNvCnPr/>
+                      <wps:spPr>
+                        <a:xfrm flipV="1">
+                          <a:off x="0" y="0"/>
+                          <a:ext cx="3657600" cy="0"/>
+                        </a:xfrm>
+                        <a:prstGeom prst="line">
+                          <a:avLst/>
+                        </a:prstGeom>
+                      </wps:spPr>
+                      <wps:style>
+                        <a:lnRef idx="1">
+                          <a:schemeClr val="dk1"/>
+                        </a:lnRef>
+                        <a:fillRef idx="0">
+                          <a:schemeClr val="dk1"/>
+                        </a:fillRef>
+                        <a:effectRef idx="0">
+                          <a:schemeClr val="dk1"/>
+                        </a:effectRef>
+                        <a:fontRef idx="minor">
+                          <a:schemeClr val="tx1"/>
+                        </a:fontRef>
+                      </wps:style>
+                      <wps:bodyPr/>
+                    </wps:wsp>
+                  </a:graphicData>
+                </a:graphic>
+                <wp14:sizeRelH relativeFrom="page">
+                  <wp14:pctWidth>0</wp14:pctWidth>
+                </wp14:sizeRelH>
+                <wp14:sizeRelV relativeFrom="page">
+                  <wp14:pctHeight>0</wp14:pctHeight>
+                </wp14:sizeRelV>
+              </wp:anchor>
+            </w:drawing>
+          </mc:Choice>
+          <mc:Fallback>
+            <w:pict>
+              <v:line w14:anchorId="10E761F0" id="Straight Connector 17" o:spid="_x0000_s1026" style="position:absolute;flip:y;z-index:251665408;visibility:visible;mso-wrap-style:square;mso-width-percent:0;mso-height-percent:0;mso-wrap-distance-left:9pt;mso-wrap-distance-top:0;mso-wrap-distance-right:9pt;mso-wrap-distance-bottom:0;mso-position-horizontal:absolute;mso-position-horizontal-relative:text;mso-position-vertical:absolute;mso-position-vertical-relative:text;mso-width-percent:0;mso-height-percent:0;mso-width-relative:page;mso-height-relative:page" from="98.7pt,.8pt" to="386.7pt,.8pt" o:gfxdata="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" strokecolor="black [3200]" strokeweight="1pt">
+                <v:stroke joinstyle="miter"/>
+              </v:line>
+            </w:pict>
+          </mc:Fallback>
+        </mc:AlternateContent>
+      </w:r>
+    </w:p>
+    <w:p>
+      <w:pPr>
+        <w:rPr>
+          <w:sz w:val="28"/>
+          <w:szCs w:val="28"/>
+          <w:lang w:val="ru-RU"/>
+        </w:rPr>
+      </w:pPr>
+      <w:r>
+        <w:rPr>
+          <w:b/>
+          <w:sz w:val="28"/>
+          <w:szCs w:val="28"/>
+          <w:lang w:val="ru-RU"/>
+        </w:rPr>
+        <w:t>Студент</w:t>
+      </w:r>
+      <w:r>
+        <w:rPr>
+          <w:sz w:val="28"/>
+          <w:szCs w:val="28"/>
+          <w:lang w:val="ru-RU"/>
+        </w:rPr>
+        <w:t xml:space="preserve">                               </w:t>
+      </w:r>
+      <w:r>
+        <w:rPr>
+          <w:sz w:val="28"/>
+          <w:szCs w:val="28"/>
+          <w:lang w:val="ru-RU"/>
+        </w:rPr>
+        <w:t>Насирли Алигусейн</w:t>
+      </w:r>
+    </w:p>
+    <w:p>
+      <w:pPr>
+        <w:rPr>
+          <w:b/>
+          <w:sz w:val="28"/>
+          <w:szCs w:val="28"/>
+          <w:lang w:val="az-Latn-AZ"/>
+        </w:rPr>
+      </w:pPr>
+      <w:r>
+        <w:rPr>
+          <w:sz w:val="28"/>
+          <w:szCs w:val="28"/>
+          <w:lang w:val="az-Latn-AZ"/>
+        </w:rPr>
+        <mc:AlternateContent>
+          <mc:Choice Requires="wps">
+            <w:drawing>
+              <wp:anchor distT="0" distB="0" distL="114300" distR="114300" simplePos="0" relativeHeight="251666432" behindDoc="0" locked="0" layoutInCell="1" allowOverlap="1" wp14:anchorId="01F6337D" wp14:editId="6255A442">
+                <wp:simplePos x="0" y="0"/>
+                <wp:positionH relativeFrom="column">
+                  <wp:posOffset>661670</wp:posOffset>
+                </wp:positionH>
+                <wp:positionV relativeFrom="paragraph">
+                  <wp:posOffset>10160</wp:posOffset>
+                </wp:positionV>
+                <wp:extent cx="4890770" cy="0"/>
+                <wp:effectExtent l="0" t="0" r="0" b="0"/>
+                <wp:wrapNone/>
+                <wp:docPr id="1097468835" name="Straight Connector 16"/>
+                <wp:cNvGraphicFramePr/>
+                <a:graphic xmlns:a="http://schemas.openxmlformats.org/drawingml/2006/main">
+                  <a:graphicData uri="http://schemas.microsoft.com/office/word/2010/wordprocessingShape">
+                    <wps:wsp>
+                      <wps:cNvCnPr/>
+                      <wps:spPr>
+                        <a:xfrm>
+                          <a:off x="0" y="0"/>
+                          <a:ext cx="4890770" cy="0"/>
+                        </a:xfrm>
+                        <a:prstGeom prst="line">
+                          <a:avLst/>
+                        </a:prstGeom>
+                      </wps:spPr>
+                      <wps:style>
+                        <a:lnRef idx="1">
+                          <a:schemeClr val="dk1"/>
+                        </a:lnRef>
+                        <a:fillRef idx="0">
+                          <a:schemeClr val="dk1"/>
+                        </a:fillRef>
+                        <a:effectRef idx="0">
+                          <a:schemeClr val="dk1"/>
+                        </a:effectRef>
+                        <a:fontRef idx="minor">
+                          <a:schemeClr val="tx1"/>
+                        </a:fontRef>
+                      </wps:style>
+                      <wps:bodyPr/>
+                    </wps:wsp>
+                  </a:graphicData>
+                </a:graphic>
+                <wp14:sizeRelH relativeFrom="page">
+                  <wp14:pctWidth>0</wp14:pctWidth>
+                </wp14:sizeRelH>
+                <wp14:sizeRelV relativeFrom="page">
+                  <wp14:pctHeight>0</wp14:pctHeight>
+                </wp14:sizeRelV>
+              </wp:anchor>
+            </w:drawing>
+          </mc:Choice>
+          <mc:Fallback>
+            <w:pict>
+              <v:line w14:anchorId="1F16EEB9" id="Straight Connector 16" o:spid="_x0000_s1026" style="position:absolute;z-index:251666432;visibility:visible;mso-wrap-style:square;mso-width-percent:0;mso-height-percent:0;mso-wrap-distance-left:9pt;mso-wrap-distance-top:0;mso-wrap-distance-right:9pt;mso-wrap-distance-bottom:0;mso-position-horizontal:absolute;mso-position-horizontal-relative:text;mso-position-vertical:absolute;mso-position-vertical-relative:text;mso-width-percent:0;mso-height-percent:0;mso-width-relative:page;mso-height-relative:page" from="52.1pt,.8pt" to="437.2pt,.8pt" o:gfxdata="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" strokecolor="black [3200]" strokeweight="1pt">
+                <v:stroke joinstyle="miter"/>
+              </v:line>
+            </w:pict>
+          </mc:Fallback>
+        </mc:AlternateContent>
+      </w:r>
+    </w:p>
+    <w:p>
+      <w:pPr>
+        <w:rPr>
+          <w:sz w:val="28"/>
+          <w:szCs w:val="28"/>
+          <w:lang w:val="az-Latn-AZ"/>
+        </w:rPr>
+      </w:pPr>
+      <w:r>
+        <w:rPr>
+          <w:b/>
+          <w:sz w:val="28"/>
+          <w:szCs w:val="28"/>
+          <w:lang w:val="ru-RU"/>
+        </w:rPr>
+        <w:t>Зачетная книжка</w:t>
+      </w:r>
+    </w:p>
+    <w:p>
+      <w:pPr>
+        <w:rPr>
+          <w:b/>
+          <w:sz w:val="28"/>
+          <w:szCs w:val="28"/>
+          <w:lang w:val="az-Latn-AZ"/>
+        </w:rPr>
+      </w:pPr>
+      <w:r>
+        <w:rPr>
+          <w:sz w:val="28"/>
+          <w:szCs w:val="28"/>
+          <w:lang w:val="az-Latn-AZ"/>
+        </w:rPr>
+        <mc:AlternateContent>
+          <mc:Choice Requires="wps">
+            <w:drawing>
+              <wp:anchor distT="0" distB="0" distL="114300" distR="114300" simplePos="0" relativeHeight="251667456" behindDoc="0" locked="0" layoutInCell="1" allowOverlap="1" wp14:anchorId="5D21EA6C" wp14:editId="5311EE5A">
+                <wp:simplePos x="0" y="0"/>
+                <wp:positionH relativeFrom="column">
+                  <wp:posOffset>1423035</wp:posOffset>
+                </wp:positionH>
+                <wp:positionV relativeFrom="paragraph">
+                  <wp:posOffset>1270</wp:posOffset>
+                </wp:positionV>
+                <wp:extent cx="963930" cy="0"/>
+                <wp:effectExtent l="0" t="0" r="0" b="0"/>
+                <wp:wrapNone/>
+                <wp:docPr id="1121109760" name="Straight Connector 15"/>
+                <wp:cNvGraphicFramePr/>
+                <a:graphic xmlns:a="http://schemas.openxmlformats.org/drawingml/2006/main">
+                  <a:graphicData uri="http://schemas.microsoft.com/office/word/2010/wordprocessingShape">
+                    <wps:wsp>
+                      <wps:cNvCnPr/>
+                      <wps:spPr>
+                        <a:xfrm flipV="1">
+                          <a:off x="0" y="0"/>
+                          <a:ext cx="963930" cy="0"/>
+                        </a:xfrm>
+                        <a:prstGeom prst="line">
+                          <a:avLst/>
+                        </a:prstGeom>
+                      </wps:spPr>
+                      <wps:style>
+                        <a:lnRef idx="1">
+                          <a:schemeClr val="dk1"/>
+                        </a:lnRef>
+                        <a:fillRef idx="0">
+                          <a:schemeClr val="dk1"/>
+                        </a:fillRef>
+                        <a:effectRef idx="0">
+                          <a:schemeClr val="dk1"/>
+                        </a:effectRef>
+                        <a:fontRef idx="minor">
+                          <a:schemeClr val="tx1"/>
+                        </a:fontRef>
+                      </wps:style>
+                      <wps:bodyPr/>
+                    </wps:wsp>
+                  </a:graphicData>
+                </a:graphic>
+                <wp14:sizeRelH relativeFrom="page">
+                  <wp14:pctWidth>0</wp14:pctWidth>
+                </wp14:sizeRelH>
+                <wp14:sizeRelV relativeFrom="page">
+                  <wp14:pctHeight>0</wp14:pctHeight>
+                </wp14:sizeRelV>
+              </wp:anchor>
+            </w:drawing>
+          </mc:Choice>
+          <mc:Fallback>
+            <w:pict>
+              <v:line w14:anchorId="3288C286" id="Straight Connector 15" o:spid="_x0000_s1026" style="position:absolute;flip:y;z-index:251667456;visibility:visible;mso-wrap-style:square;mso-width-percent:0;mso-height-percent:0;mso-wrap-distance-left:9pt;mso-wrap-distance-top:0;mso-wrap-distance-right:9pt;mso-wrap-distance-bottom:0;mso-position-horizontal:absolute;mso-position-horizontal-relative:text;mso-position-vertical:absolute;mso-position-vertical-relative:text;mso-width-percent:0;mso-height-percent:0;mso-width-relative:page;mso-height-relative:page" from="112.05pt,.1pt" to="187.95pt,.1pt" o:gfxdata="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" strokecolor="black [3200]" strokeweight="1pt">
+                <v:stroke joinstyle="miter"/>
+              </v:line>
+            </w:pict>
+          </mc:Fallback>
+        </mc:AlternateContent>
+      </w:r>
+    </w:p>
+    <w:p>
+      <w:pPr>
+        <w:rPr>
+          <w:b/>
+          <w:sz w:val="28"/>
+          <w:szCs w:val="28"/>
+          <w:lang w:val="ru-RU"/>
+        </w:rPr>
+      </w:pPr>
+      <w:r>
+        <w:rPr>
+          <w:b/>
+          <w:sz w:val="28"/>
+          <w:szCs w:val="28"/>
+          <w:lang w:val="ru-RU"/>
+        </w:rPr>
+        <w:t xml:space="preserve">Руководитель курсовой работы   </w:t>
+      </w:r>
+      <w:r>
+        <w:rPr>
+          <w:sz w:val="28"/>
+          <w:szCs w:val="28"/>
+          <w:lang w:val="az-Latn-AZ"/>
+        </w:rPr>
+        <w:t xml:space="preserve">                         </w:t>
+      </w:r>
+      <w:r>
+        <w:rPr>
+          <w:b/>
+          <w:sz w:val="28"/>
+          <w:szCs w:val="28"/>
+          <w:lang w:val="ru-RU"/>
+        </w:rPr>
+        <w:t>асс. Халилов М. Э.</w:t>
+      </w:r>
+    </w:p>
+    <w:p>
+      <w:pPr>
+        <w:rPr>
+          <w:sz w:val="28"/>
+          <w:szCs w:val="28"/>
+          <w:lang w:val="az-Latn-AZ"/>
+        </w:rPr>
+      </w:pPr>
+      <w:r>
+        <w:rPr>
+          <w:b/>
+          <w:sz w:val="28"/>
+          <w:szCs w:val="28"/>
+          <w:lang w:val="ru-RU"/>
+        </w:rPr>
+        <w:t>Срок выдачи</w:t>
+      </w:r>
+    </w:p>
+    <w:p>
+      <w:pPr>
+        <w:rPr>
+          <w:sz w:val="28"/>
+          <w:szCs w:val="28"/>
+          <w:lang w:val="az-Latn-AZ"/>
+        </w:rPr>
+      </w:pPr>
+      <w:r>
+        <w:rPr>
+          <w:sz w:val="28"/>
+          <w:szCs w:val="28"/>
+          <w:lang w:val="az-Latn-AZ"/>
+        </w:rPr>
+        <mc:AlternateContent>
+          <mc:Choice Requires="wps">
+            <w:drawing>
+              <wp:anchor distT="0" distB="0" distL="114300" distR="114300" simplePos="0" relativeHeight="251668480" behindDoc="0" locked="0" layoutInCell="1" allowOverlap="1" wp14:anchorId="792B0AEC" wp14:editId="5451F747">
+                <wp:simplePos x="0" y="0"/>
+                <wp:positionH relativeFrom="column">
+                  <wp:posOffset>1099820</wp:posOffset>
+                </wp:positionH>
+                <wp:positionV relativeFrom="paragraph">
+                  <wp:posOffset>1905</wp:posOffset>
+                </wp:positionV>
+                <wp:extent cx="3624580" cy="0"/>
+                <wp:effectExtent l="0" t="0" r="0" b="0"/>
+                <wp:wrapNone/>
+                <wp:docPr id="2002566286" name="Straight Connector 14"/>
+                <wp:cNvGraphicFramePr/>
+                <a:graphic xmlns:a="http://schemas.openxmlformats.org/drawingml/2006/main">
+                  <a:graphicData uri="http://schemas.microsoft.com/office/word/2010/wordprocessingShape">
+                    <wps:wsp>
+                      <wps:cNvCnPr/>
+                      <wps:spPr>
+                        <a:xfrm>
+                          <a:off x="0" y="0"/>
+                          <a:ext cx="3624580" cy="0"/>
+                        </a:xfrm>
+                        <a:prstGeom prst="line">
+                          <a:avLst/>
+                        </a:prstGeom>
+                      </wps:spPr>
+                      <wps:style>
+                        <a:lnRef idx="1">
+                          <a:schemeClr val="dk1"/>
+                        </a:lnRef>
+                        <a:fillRef idx="0">
+                          <a:schemeClr val="dk1"/>
+                        </a:fillRef>
+                        <a:effectRef idx="0">
+                          <a:schemeClr val="dk1"/>
+                        </a:effectRef>
+                        <a:fontRef idx="minor">
+                          <a:schemeClr val="tx1"/>
+                        </a:fontRef>
+                      </wps:style>
+                      <wps:bodyPr/>
+                    </wps:wsp>
+                  </a:graphicData>
+                </a:graphic>
+                <wp14:sizeRelH relativeFrom="page">
+                  <wp14:pctWidth>0</wp14:pctWidth>
+                </wp14:sizeRelH>
+                <wp14:sizeRelV relativeFrom="page">
+                  <wp14:pctHeight>0</wp14:pctHeight>
+                </wp14:sizeRelV>
+              </wp:anchor>
+            </w:drawing>
+          </mc:Choice>
+          <mc:Fallback>
+            <w:pict>
+              <v:line w14:anchorId="14CA779B" id="Straight Connector 14" o:spid="_x0000_s1026" style="position:absolute;z-index:251668480;visibility:visible;mso-wrap-style:square;mso-width-percent:0;mso-height-percent:0;mso-wrap-distance-left:9pt;mso-wrap-distance-top:0;mso-wrap-distance-right:9pt;mso-wrap-distance-bottom:0;mso-position-horizontal:absolute;mso-position-horizontal-relative:text;mso-position-vertical:absolute;mso-position-vertical-relative:text;mso-width-percent:0;mso-height-percent:0;mso-width-relative:page;mso-height-relative:page" from="86.6pt,.15pt" to="372pt,.15pt" o:gfxdata="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" strokecolor="black [3200]" strokeweight="1pt">
+                <v:stroke joinstyle="miter"/>
+              </v:line>
+            </w:pict>
+          </mc:Fallback>
+        </mc:AlternateContent>
+      </w:r>
+    </w:p>
+    <w:p>
+      <w:pPr>
+        <w:rPr>
+          <w:sz w:val="28"/>
+          <w:szCs w:val="28"/>
+          <w:lang w:val="az-Latn-AZ"/>
+        </w:rPr>
+      </w:pPr>
+      <w:r>
+        <w:rPr>
+          <w:b/>
+          <w:sz w:val="28"/>
+          <w:szCs w:val="28"/>
+          <w:lang w:val="ru-RU"/>
+        </w:rPr>
+        <w:t>Дата сдачи</w:t>
+      </w:r>
+    </w:p>
+    <w:p>
+      <w:pPr>
+        <w:rPr>
+          <w:sz w:val="28"/>
+          <w:szCs w:val="28"/>
+          <w:lang w:val="az-Latn-AZ"/>
+        </w:rPr>
+      </w:pPr>
+      <w:r>
+        <w:rPr>
+          <w:sz w:val="28"/>
+          <w:szCs w:val="28"/>
+          <w:lang w:val="az-Latn-AZ"/>
+        </w:rPr>
+        <mc:AlternateContent>
+          <mc:Choice Requires="wps">
+            <w:drawing>
+              <wp:anchor distT="0" distB="0" distL="114300" distR="114300" simplePos="0" relativeHeight="251669504" behindDoc="0" locked="0" layoutInCell="1" allowOverlap="1" wp14:anchorId="034F00D7" wp14:editId="6C603C58">
+                <wp:simplePos x="0" y="0"/>
+                <wp:positionH relativeFrom="page">
+                  <wp:align>center</wp:align>
+                </wp:positionH>
+                <wp:positionV relativeFrom="paragraph">
+                  <wp:posOffset>1905</wp:posOffset>
+                </wp:positionV>
+                <wp:extent cx="3624580" cy="0"/>
+                <wp:effectExtent l="0" t="0" r="0" b="0"/>
+                <wp:wrapNone/>
+                <wp:docPr id="1631895353" name="Straight Connector 13"/>
+                <wp:cNvGraphicFramePr/>
+                <a:graphic xmlns:a="http://schemas.openxmlformats.org/drawingml/2006/main">
+                  <a:graphicData uri="http://schemas.microsoft.com/office/word/2010/wordprocessingShape">
+                    <wps:wsp>
+                      <wps:cNvCnPr/>
+                      <wps:spPr>
+                        <a:xfrm>
+                          <a:off x="0" y="0"/>
+                          <a:ext cx="3624580" cy="0"/>
+                        </a:xfrm>
+                        <a:prstGeom prst="line">
+                          <a:avLst/>
+                        </a:prstGeom>
+                      </wps:spPr>
+                      <wps:style>
+                        <a:lnRef idx="1">
+                          <a:schemeClr val="dk1"/>
+                        </a:lnRef>
+                        <a:fillRef idx="0">
+                          <a:schemeClr val="dk1"/>
+                        </a:fillRef>
+                        <a:effectRef idx="0">
+                          <a:schemeClr val="dk1"/>
+                        </a:effectRef>
+                        <a:fontRef idx="minor">
+                          <a:schemeClr val="tx1"/>
+                        </a:fontRef>
+                      </wps:style>
+                      <wps:bodyPr/>
+                    </wps:wsp>
+                  </a:graphicData>
+                </a:graphic>
+                <wp14:sizeRelH relativeFrom="page">
+                  <wp14:pctWidth>0</wp14:pctWidth>
+                </wp14:sizeRelH>
+                <wp14:sizeRelV relativeFrom="page">
+                  <wp14:pctHeight>0</wp14:pctHeight>
+                </wp14:sizeRelV>
+              </wp:anchor>
+            </w:drawing>
+          </mc:Choice>
+          <mc:Fallback>
+            <w:pict>
+              <v:line w14:anchorId="402E6C4F" id="Straight Connector 13" o:spid="_x0000_s1026" style="position:absolute;z-index:251669504;visibility:visible;mso-wrap-style:square;mso-width-percent:0;mso-height-percent:0;mso-wrap-distance-left:9pt;mso-wrap-distance-top:0;mso-wrap-distance-right:9pt;mso-wrap-distance-bottom:0;mso-position-horizontal:center;mso-position-horizontal-relative:page;mso-position-vertical:absolute;mso-position-vertical-relative:text;mso-width-percent:0;mso-height-percent:0;mso-width-relative:page;mso-height-relative:page" from="0,.15pt" to="285.4pt,.15pt" o:gfxdata="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" strokecolor="black [3200]" strokeweight="1pt">
+                <v:stroke joinstyle="miter"/>
+                <w10:wrap anchorx="page"/>
+              </v:line>
+            </w:pict>
+          </mc:Fallback>
+        </mc:AlternateContent>
+      </w:r>
+    </w:p>
+    <w:p>
+      <w:pPr>
+        <w:rPr>
+          <w:sz w:val="28"/>
+          <w:szCs w:val="28"/>
+          <w:lang w:val="az-Latn-AZ"/>
+        </w:rPr>
+      </w:pPr>
+      <w:r>
+        <w:rPr>
+          <w:sz w:val="28"/>
+          <w:szCs w:val="28"/>
+          <w:lang w:val="az-Latn-AZ"/>
+        </w:rPr>
+        <mc:AlternateContent>
+          <mc:Choice Requires="wps">
+            <w:drawing>
+              <wp:anchor distT="0" distB="0" distL="114300" distR="114300" simplePos="0" relativeHeight="251670528" behindDoc="0" locked="0" layoutInCell="1" allowOverlap="1" wp14:anchorId="08DFEA63" wp14:editId="526F25A7">
+                <wp:simplePos x="0" y="0"/>
+                <wp:positionH relativeFrom="column">
+                  <wp:posOffset>1824990</wp:posOffset>
+                </wp:positionH>
+                <wp:positionV relativeFrom="paragraph">
+                  <wp:posOffset>212725</wp:posOffset>
+                </wp:positionV>
+                <wp:extent cx="3988435" cy="0"/>
+                <wp:effectExtent l="0" t="0" r="0" b="0"/>
+                <wp:wrapNone/>
+                <wp:docPr id="1890170075" name="Straight Connector 12"/>
+                <wp:cNvGraphicFramePr/>
+                <a:graphic xmlns:a="http://schemas.openxmlformats.org/drawingml/2006/main">
+                  <a:graphicData uri="http://schemas.microsoft.com/office/word/2010/wordprocessingShape">
+                    <wps:wsp>
+                      <wps:cNvCnPr/>
+                      <wps:spPr>
+                        <a:xfrm>
+                          <a:off x="0" y="0"/>
+                          <a:ext cx="3988435" cy="0"/>
+                        </a:xfrm>
+                        <a:prstGeom prst="line">
+                          <a:avLst/>
+                        </a:prstGeom>
+                      </wps:spPr>
+                      <wps:style>
+                        <a:lnRef idx="1">
+                          <a:schemeClr val="dk1"/>
+                        </a:lnRef>
+                        <a:fillRef idx="0">
+                          <a:schemeClr val="dk1"/>
+                        </a:fillRef>
+                        <a:effectRef idx="0">
+                          <a:schemeClr val="dk1"/>
+                        </a:effectRef>
+                        <a:fontRef idx="minor">
+                          <a:schemeClr val="tx1"/>
+                        </a:fontRef>
+                      </wps:style>
+                      <wps:bodyPr/>
+                    </wps:wsp>
+                  </a:graphicData>
+                </a:graphic>
+                <wp14:sizeRelH relativeFrom="page">
+                  <wp14:pctWidth>0</wp14:pctWidth>
+                </wp14:sizeRelH>
+                <wp14:sizeRelV relativeFrom="page">
+                  <wp14:pctHeight>0</wp14:pctHeight>
+                </wp14:sizeRelV>
+              </wp:anchor>
+            </w:drawing>
+          </mc:Choice>
+          <mc:Fallback>
+            <w:pict>
+              <v:line w14:anchorId="09F1EBC6" id="Straight Connector 12" o:spid="_x0000_s1026" style="position:absolute;z-index:251670528;visibility:visible;mso-wrap-style:square;mso-width-percent:0;mso-height-percent:0;mso-wrap-distance-left:9pt;mso-wrap-distance-top:0;mso-wrap-distance-right:9pt;mso-wrap-distance-bottom:0;mso-position-horizontal:absolute;mso-position-horizontal-relative:text;mso-position-vertical:absolute;mso-position-vertical-relative:text;mso-width-percent:0;mso-height-percent:0;mso-width-relative:page;mso-height-relative:page" from="143.7pt,16.75pt" to="457.75pt,16.75pt" o:gfxdata="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" strokecolor="black [3200]" strokeweight="1pt">
+                <v:stroke joinstyle="miter"/>
+              </v:line>
+            </w:pict>
+          </mc:Fallback>
+        </mc:AlternateContent>
+      </w:r>
+      <w:r>
+        <w:rPr>
+          <w:b/>
+          <w:sz w:val="28"/>
+          <w:szCs w:val="28"/>
+          <w:lang w:val="ru-RU"/>
+        </w:rPr>
+        <w:t xml:space="preserve">Тема курсовой работы    </w:t>
+      </w:r>
+      <w:r>
+        <w:rPr>
+          <w:sz w:val="28"/>
+          <w:szCs w:val="28"/>
+          <w:lang w:val="ru-RU"/>
+        </w:rPr>
+        <w:t>«</w:t>
+      </w:r>
+      <w:r>
+        <w:rPr>
+          <w:sz w:val="28"/>
+          <w:szCs w:val="28"/>
+          <w:lang w:val="az-Latn-AZ"/>
+        </w:rPr>
+        <w:t>Разработка онлайн информационной системы</w:t>
+      </w:r>
+    </w:p>
+    <w:p>
+      <w:pPr>
+        <w:rPr>
+          <w:sz w:val="28"/>
+          <w:szCs w:val="28"/>
+          <w:lang w:val="az-Latn-AZ"/>
+        </w:rPr>
+      </w:pPr>
+      <w:r>
+        <w:rPr>
+          <w:sz w:val="28"/>
+          <w:szCs w:val="28"/>
+          <w:lang w:val="az-Latn-AZ"/>
+        </w:rPr>
+        <mc:AlternateContent>
+          <mc:Choice Requires="wps">
+            <w:drawing>
+              <wp:anchor distT="0" distB="0" distL="114300" distR="114300" simplePos="0" relativeHeight="251671552" behindDoc="0" locked="0" layoutInCell="1" allowOverlap="1" wp14:anchorId="112F86E0" wp14:editId="4F480EE1">
+                <wp:simplePos x="0" y="0"/>
+                <wp:positionH relativeFrom="margin">
+                  <wp:align>right</wp:align>
+                </wp:positionH>
+                <wp:positionV relativeFrom="paragraph">
+                  <wp:posOffset>212090</wp:posOffset>
+                </wp:positionV>
+                <wp:extent cx="5945505" cy="0"/>
+                <wp:effectExtent l="0" t="0" r="0" b="0"/>
+                <wp:wrapNone/>
+                <wp:docPr id="1208885551" name="Straight Connector 11"/>
+                <wp:cNvGraphicFramePr/>
+                <a:graphic xmlns:a="http://schemas.openxmlformats.org/drawingml/2006/main">
+                  <a:graphicData uri="http://schemas.microsoft.com/office/word/2010/wordprocessingShape">
+                    <wps:wsp>
+                      <wps:cNvCnPr/>
+                      <wps:spPr>
+                        <a:xfrm flipV="1">
+                          <a:off x="0" y="0"/>
+                          <a:ext cx="5945505" cy="0"/>
+                        </a:xfrm>
+                        <a:prstGeom prst="line">
+                          <a:avLst/>
+                        </a:prstGeom>
+                      </wps:spPr>
+                      <wps:style>
+                        <a:lnRef idx="1">
+                          <a:schemeClr val="dk1"/>
+                        </a:lnRef>
+                        <a:fillRef idx="0">
+                          <a:schemeClr val="dk1"/>
+                        </a:fillRef>
+                        <a:effectRef idx="0">
+                          <a:schemeClr val="dk1"/>
+                        </a:effectRef>
+                        <a:fontRef idx="minor">
+                          <a:schemeClr val="tx1"/>
+                        </a:fontRef>
+                      </wps:style>
+                      <wps:bodyPr/>
+                    </wps:wsp>
+                  </a:graphicData>
+                </a:graphic>
+                <wp14:sizeRelH relativeFrom="page">
+                  <wp14:pctWidth>0</wp14:pctWidth>
+                </wp14:sizeRelH>
+                <wp14:sizeRelV relativeFrom="page">
+                  <wp14:pctHeight>0</wp14:pctHeight>
+                </wp14:sizeRelV>
+              </wp:anchor>
+            </w:drawing>
+          </mc:Choice>
+          <mc:Fallback>
+            <w:pict>
+              <v:line w14:anchorId="58781985" id="Straight Connector 11" o:spid="_x0000_s1026" style="position:absolute;flip:y;z-index:251671552;visibility:visible;mso-wrap-style:square;mso-width-percent:0;mso-height-percent:0;mso-wrap-distance-left:9pt;mso-wrap-distance-top:0;mso-wrap-distance-right:9pt;mso-wrap-distance-bottom:0;mso-position-horizontal:right;mso-position-horizontal-relative:margin;mso-position-vertical:absolute;mso-position-vertical-relative:text;mso-width-percent:0;mso-height-percent:0;mso-width-relative:page;mso-height-relative:page" from="416.95pt,16.7pt" to="885.1pt,16.7pt" o:gfxdata="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" strokecolor="black [3200]" strokeweight="1pt">
+                <v:stroke joinstyle="miter"/>
+                <w10:wrap anchorx="margin"/>
+              </v:line>
+            </w:pict>
+          </mc:Fallback>
+        </mc:AlternateContent>
+      </w:r>
+      <w:r>
+        <w:rPr>
+          <w:sz w:val="28"/>
+          <w:szCs w:val="28"/>
+          <w:lang w:val="az-Latn-AZ"/>
+        </w:rPr>
+        <w:t>для продуктовых магазинов»</w:t>
+      </w:r>
+      <w:r>
+        <w:rPr>
+          <w:sz w:val="28"/>
+          <w:szCs w:val="28"/>
+          <w:lang w:val="az-Latn-AZ"/>
+        </w:rPr>
+        <mc:AlternateContent>
+          <mc:Choice Requires="wps">
+            <w:drawing>
+              <wp:anchor distT="0" distB="0" distL="114300" distR="114300" simplePos="0" relativeHeight="251672576" behindDoc="0" locked="0" layoutInCell="1" allowOverlap="1" wp14:anchorId="6755FE9A" wp14:editId="4EE9A869">
+                <wp:simplePos x="0" y="0"/>
+                <wp:positionH relativeFrom="margin">
+                  <wp:align>right</wp:align>
+                </wp:positionH>
+                <wp:positionV relativeFrom="paragraph">
+                  <wp:posOffset>207645</wp:posOffset>
+                </wp:positionV>
+                <wp:extent cx="5945505" cy="0"/>
+                <wp:effectExtent l="0" t="0" r="0" b="0"/>
+                <wp:wrapNone/>
+                <wp:docPr id="35797003" name="Straight Connector 10"/>
+                <wp:cNvGraphicFramePr/>
+                <a:graphic xmlns:a="http://schemas.openxmlformats.org/drawingml/2006/main">
+                  <a:graphicData uri="http://schemas.microsoft.com/office/word/2010/wordprocessingShape">
+                    <wps:wsp>
+                      <wps:cNvCnPr/>
+                      <wps:spPr>
+                        <a:xfrm flipV="1">
+                          <a:off x="0" y="0"/>
+                          <a:ext cx="5945505" cy="0"/>
+                        </a:xfrm>
+                        <a:prstGeom prst="line">
+                          <a:avLst/>
+                        </a:prstGeom>
+                      </wps:spPr>
+                      <wps:style>
+                        <a:lnRef idx="1">
+                          <a:schemeClr val="dk1"/>
+                        </a:lnRef>
+                        <a:fillRef idx="0">
+                          <a:schemeClr val="dk1"/>
+                        </a:fillRef>
+                        <a:effectRef idx="0">
+                          <a:schemeClr val="dk1"/>
+                        </a:effectRef>
+                        <a:fontRef idx="minor">
+                          <a:schemeClr val="tx1"/>
+                        </a:fontRef>
+                      </wps:style>
+                      <wps:bodyPr/>
+                    </wps:wsp>
+                  </a:graphicData>
+                </a:graphic>
+                <wp14:sizeRelH relativeFrom="page">
+                  <wp14:pctWidth>0</wp14:pctWidth>
+                </wp14:sizeRelH>
+                <wp14:sizeRelV relativeFrom="page">
+                  <wp14:pctHeight>0</wp14:pctHeight>
+                </wp14:sizeRelV>
+              </wp:anchor>
+            </w:drawing>
+          </mc:Choice>
+          <mc:Fallback>
+            <w:pict>
+              <v:line w14:anchorId="64037DA1" id="Straight Connector 10" o:spid="_x0000_s1026" style="position:absolute;flip:y;z-index:251672576;visibility:visible;mso-wrap-style:square;mso-width-percent:0;mso-height-percent:0;mso-wrap-distance-left:9pt;mso-wrap-distance-top:0;mso-wrap-distance-right:9pt;mso-wrap-distance-bottom:0;mso-position-horizontal:right;mso-position-horizontal-relative:margin;mso-position-vertical:absolute;mso-position-vertical-relative:text;mso-width-percent:0;mso-height-percent:0;mso-width-relative:page;mso-height-relative:page" from="416.95pt,16.35pt" to="885.1pt,16.35pt" o:gfxdata="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" strokecolor="black [3200]" strokeweight="1pt">
+                <v:stroke joinstyle="miter"/>
+                <w10:wrap anchorx="margin"/>
+              </v:line>
+            </w:pict>
+          </mc:Fallback>
+        </mc:AlternateContent>
+      </w:r>
+    </w:p>
+    <w:p>
+      <w:pPr>
+        <w:rPr>
+          <w:sz w:val="28"/>
+          <w:szCs w:val="28"/>
+          <w:lang w:val="az-Latn-AZ"/>
+        </w:rPr>
+      </w:pPr>
+      <w:r>
+        <w:rPr>
+          <w:b/>
+          <w:sz w:val="28"/>
+          <w:szCs w:val="28"/>
+          <w:lang w:val="ru-RU"/>
+        </w:rPr>
+        <w:t>Отзыв руководителя курсовой</w:t>
+      </w:r>
+      <w:r>
+        <w:rPr>
+          <w:sz w:val="28"/>
+          <w:szCs w:val="28"/>
+          <w:lang w:val="az-Latn-AZ"/>
+        </w:rPr>
+        <w:t>:</w:t>
+      </w:r>
+    </w:p>
+    <w:p>
+      <w:pPr>
+        <w:rPr>
+          <w:sz w:val="28"/>
+          <w:szCs w:val="28"/>
+          <w:lang w:val="az-Latn-AZ"/>
+        </w:rPr>
+      </w:pPr>
+      <w:r>
+        <w:rPr>
+          <w:sz w:val="28"/>
+          <w:szCs w:val="28"/>
+          <w:lang w:val="az-Latn-AZ"/>
+        </w:rPr>
+        <w:t>______________________________________________________________</w:t>
+      </w:r>
+    </w:p>
+    <w:p>
+      <w:pPr>
+        <w:rPr>
+          <w:sz w:val="28"/>
+          <w:szCs w:val="28"/>
+          <w:lang w:val="az-Latn-AZ"/>
+        </w:rPr>
+      </w:pPr>
+      <w:r>
+        <w:rPr>
+          <w:sz w:val="28"/>
+          <w:szCs w:val="28"/>
+          <w:lang w:val="az-Latn-AZ"/>
+        </w:rPr>
+        <w:t>______________________________________________________________</w:t>
+      </w:r>
+    </w:p>
+    <w:p>
+      <w:pPr>
+        <w:rPr>
+          <w:sz w:val="28"/>
+          <w:szCs w:val="28"/>
+          <w:lang w:val="az-Latn-AZ"/>
+        </w:rPr>
+      </w:pPr>
+      <w:r>
+        <w:rPr>
+          <w:sz w:val="28"/>
+          <w:szCs w:val="28"/>
+          <w:lang w:val="az-Latn-AZ"/>
+        </w:rPr>
+        <w:t>_______________________________________________________________</w:t>
+      </w:r>
+    </w:p>
+    <w:p>
+      <w:pPr>
+        <w:rPr>
+          <w:sz w:val="28"/>
+          <w:szCs w:val="28"/>
+          <w:lang w:val="az-Latn-AZ"/>
+        </w:rPr>
+      </w:pPr>
+      <w:r>
+        <w:rPr>
+          <w:b/>
+          <w:sz w:val="28"/>
+          <w:szCs w:val="28"/>
+          <w:lang w:val="ru-RU"/>
+        </w:rPr>
+        <w:t>Подпись студента</w:t>
+      </w:r>
+      <w:r>
+        <w:rPr>
+          <w:sz w:val="28"/>
+          <w:szCs w:val="28"/>
+          <w:lang w:val="az-Latn-AZ"/>
+        </w:rPr>
+        <w:t>_________________________________________________</w:t>
+      </w:r>
+    </w:p>
+    <w:p>
+      <w:pPr>
+        <w:rPr>
+          <w:sz w:val="28"/>
+          <w:szCs w:val="28"/>
+          <w:lang w:val="az-Latn-AZ"/>
+        </w:rPr>
+      </w:pPr>
+      <w:r>
+        <w:rPr>
+          <w:b/>
+          <w:sz w:val="28"/>
+          <w:szCs w:val="28"/>
+          <w:lang w:val="az-Latn-AZ"/>
+        </w:rPr>
+        <w:t>Подпись рук.курсовой</w:t>
+      </w:r>
+      <w:r>
+        <w:rPr>
+          <w:sz w:val="28"/>
+          <w:szCs w:val="28"/>
+          <w:lang w:val="az-Latn-AZ"/>
+        </w:rPr>
+        <w:t>__________________________________________</w:t>
+      </w:r>
+    </w:p>
+    <w:p>
+      <w:pPr>
+        <w:rPr>
+          <w:sz w:val="28"/>
+          <w:szCs w:val="28"/>
+          <w:lang w:val="az-Latn-AZ"/>
+        </w:rPr>
+      </w:pPr>
+      <w:r>
+        <w:rPr>
+          <w:b/>
+          <w:sz w:val="28"/>
+          <w:szCs w:val="28"/>
+          <w:lang w:val="az-Latn-AZ"/>
+        </w:rPr>
+        <w:t>Подпись зав.</w:t>
+      </w:r>
+      <w:r>
+        <w:rPr>
+          <w:b/>
+          <w:sz w:val="28"/>
+          <w:szCs w:val="28"/>
+          <w:lang w:val="ru-RU"/>
+        </w:rPr>
+        <w:t>кафедрой</w:t>
+      </w:r>
+      <w:r>
+        <w:rPr>
+          <w:sz w:val="28"/>
+          <w:szCs w:val="28"/>
+          <w:lang w:val="az-Latn-AZ"/>
+        </w:rPr>
+        <w:t>__________________________________________</w:t>
+      </w:r>
+    </w:p>
+    <w:p>
+      <w:pPr>
+        <w:rPr>
+          <w:sz w:val="28"/>
+          <w:szCs w:val="28"/>
+          <w:lang w:val="az-Latn-AZ"/>
+        </w:rPr>
+      </w:pPr>
+      <w:r>
+        <w:rPr>
+          <w:b/>
+          <w:sz w:val="28"/>
+          <w:szCs w:val="28"/>
+          <w:lang w:val="ru-RU"/>
+        </w:rPr>
+        <w:t>Дата защиты курсовой</w:t>
+      </w:r>
+      <w:r>
+        <w:rPr>
+          <w:sz w:val="28"/>
+          <w:szCs w:val="28"/>
+          <w:lang w:val="az-Latn-AZ"/>
+        </w:rPr>
+        <w:t>___________________</w:t>
+      </w:r>
+      <w:r>
+        <w:rPr>
+          <w:b/>
+          <w:sz w:val="28"/>
+          <w:szCs w:val="28"/>
+          <w:lang w:val="ru-RU"/>
+        </w:rPr>
+        <w:t>Оценка</w:t>
+      </w:r>
+      <w:r>
+        <w:rPr>
+          <w:sz w:val="28"/>
+          <w:szCs w:val="28"/>
+          <w:lang w:val="az-Latn-AZ"/>
+        </w:rPr>
+        <w:t>__________</w:t>
+      </w:r>
+    </w:p>
+    <w:p>
+      <w:pPr>
+        <w:rPr>
+          <w:sz w:val="28"/>
+          <w:szCs w:val="28"/>
+          <w:lang w:val="az-Latn-AZ"/>
+        </w:rPr>
+      </w:pPr>
+      <w:r>
+        <w:rPr>
+          <w:b/>
+          <w:sz w:val="28"/>
+          <w:szCs w:val="28"/>
+          <w:lang w:val="ru-RU"/>
+        </w:rPr>
+        <w:t>Пред.комиссии</w:t>
+      </w:r>
+      <w:r>
+        <w:rPr>
+          <w:sz w:val="28"/>
+          <w:szCs w:val="28"/>
+          <w:lang w:val="az-Latn-AZ"/>
+        </w:rPr>
+        <w:t>__________________________________(_______________)</w:t>
+      </w:r>
+    </w:p>
+    <w:p>
+      <w:pPr>
+        <w:rPr>
+          <w:sz w:val="28"/>
+          <w:szCs w:val="28"/>
+          <w:lang w:val="az-Latn-AZ"/>
+        </w:rPr>
+      </w:pPr>
+      <w:r>
+        <w:rPr>
+          <w:b/>
+          <w:sz w:val="28"/>
+          <w:szCs w:val="28"/>
+          <w:lang w:val="ru-RU"/>
+        </w:rPr>
+        <w:t>Члены комиссии</w:t>
+      </w:r>
+      <w:r>
+        <w:rPr>
+          <w:sz w:val="28"/>
+          <w:szCs w:val="28"/>
+          <w:lang w:val="az-Latn-AZ"/>
+        </w:rPr>
+        <w:t>:</w:t>
+      </w:r>
+      <w:r>
+        <w:rPr>
+          <w:sz w:val="28"/>
+          <w:szCs w:val="28"/>
+          <w:lang w:val="ru-RU"/>
+        </w:rPr>
+        <w:t xml:space="preserve">  </w:t>
+      </w:r>
+      <w:r>
+        <w:rPr>
+          <w:sz w:val="28"/>
+          <w:szCs w:val="28"/>
+          <w:lang w:val="az-Latn-AZ"/>
+        </w:rPr>
+        <w:t>1._______________________________(_______________)</w:t>
+      </w:r>
+    </w:p>
+    <w:p>
+      <w:pPr>
+        <w:rPr>
+          <w:sz w:val="28"/>
+          <w:szCs w:val="28"/>
+          <w:lang w:val="az-Latn-AZ"/>
+        </w:rPr>
+      </w:pPr>
+      <w:r>
+        <w:rPr>
+          <w:sz w:val="28"/>
+          <w:szCs w:val="28"/>
+          <w:lang w:val="az-Latn-AZ"/>
+        </w:rPr>
+        <w:t>2._______________________________________________(_______________)</w:t>
+      </w:r>
+    </w:p>
+    <w:p>
+      <w:pPr>
+        <w:rPr>
+          <w:lang w:val="ru-RU"/>
+        </w:rPr>
+      </w:pPr>
+      <w:r>
+        <w:rPr>
+          <w:sz w:val="28"/>
+          <w:szCs w:val="28"/>
+          <w:lang w:val="az-Latn-AZ"/>
+        </w:rPr>
+        <w:t>3._____________________________________________(_______________)</w:t>
+      </w:r>
+      <w:r>
+        <w:rPr>
+          <w:lang w:val="ru-RU"/>
+        </w:rPr>
+        <w:br w:type="page"/>
+      </w:r>
+    </w:p>
+    <w:p>
+      <w:pPr>
+        <w:rPr>
+          <w:lang w:val="ru-RU"/>
+        </w:rPr>
+      </w:pPr>
+    </w:p>
+    <w:p>
+      <w:pPr>
         <w:pStyle w:val="Heading1"/>
         <w:rPr>
           <w:lang w:val="ru-RU"/>
@@ -485,7 +2069,6 @@
         <w:rPr>
           <w:lang w:val="ru-RU"/>
         </w:rPr>
-        <w:lastRenderedPageBreak/>
         <w:t>СОДЕРЖАНИЕ</w:t>
       </w:r>
     </w:p>
@@ -531,7 +2114,23 @@
         <w:ind w:left="360"/>
       </w:pPr>
       <w:r>
-        <w:t>1.1. Информационно-справочные системы ................................. 5</w:t>
+        <w:t xml:space="preserve">1.1. </w:t>
+      </w:r>
+      <w:proofErr w:type="spellStart"/>
+      <w:r>
+        <w:t>Информационно-справочные</w:t>
+      </w:r>
+      <w:proofErr w:type="spellEnd"/>
+      <w:r>
+        <w:t xml:space="preserve"> </w:t>
+      </w:r>
+      <w:proofErr w:type="spellStart"/>
+      <w:r>
+        <w:t>системы</w:t>
+      </w:r>
+      <w:proofErr w:type="spellEnd"/>
+      <w:r>
+        <w:t xml:space="preserve"> ................................. 5</w:t>
       </w:r>
     </w:p>
     <w:p>
@@ -686,7 +2285,23 @@
         <w:ind w:left="360"/>
       </w:pPr>
       <w:r>
-        <w:t>2.4. Разработка HTML-структуры ....................................... 18</w:t>
+        <w:t xml:space="preserve">2.4. </w:t>
+      </w:r>
+      <w:proofErr w:type="spellStart"/>
+      <w:r>
+        <w:t>Разработка</w:t>
+      </w:r>
+      <w:proofErr w:type="spellEnd"/>
+      <w:r>
+        <w:t xml:space="preserve"> HTML-</w:t>
+      </w:r>
+      <w:proofErr w:type="spellStart"/>
+      <w:r>
+        <w:t>структуры</w:t>
+      </w:r>
+      <w:proofErr w:type="spellEnd"/>
+      <w:r>
+        <w:t xml:space="preserve"> ....................................... 18</w:t>
       </w:r>
     </w:p>
     <w:p>
@@ -742,7 +2357,23 @@
         <w:spacing w:after="100"/>
       </w:pPr>
       <w:r>
-        <w:t>3. Результаты разработки ............................................. 24</w:t>
+        <w:t xml:space="preserve">3. </w:t>
+      </w:r>
+      <w:proofErr w:type="spellStart"/>
+      <w:r>
+        <w:t>Результаты</w:t>
+      </w:r>
+      <w:proofErr w:type="spellEnd"/>
+      <w:r>
+        <w:t xml:space="preserve"> </w:t>
+      </w:r>
+      <w:proofErr w:type="spellStart"/>
+      <w:r>
+        <w:t>разработки</w:t>
+      </w:r>
+      <w:proofErr w:type="spellEnd"/>
+      <w:r>
+        <w:t xml:space="preserve"> ............................................. 24</w:t>
       </w:r>
     </w:p>
     <w:p>
@@ -987,8 +2618,37 @@
         </w:numPr>
         <w:spacing w:after="100"/>
       </w:pPr>
-      <w:r>
-        <w:t>разработать структуру многостраничного сайта;</w:t>
+      <w:proofErr w:type="spellStart"/>
+      <w:r>
+        <w:t>разработать</w:t>
+      </w:r>
+      <w:proofErr w:type="spellEnd"/>
+      <w:r>
+        <w:t xml:space="preserve"> </w:t>
+      </w:r>
+      <w:proofErr w:type="spellStart"/>
+      <w:r>
+        <w:t>структуру</w:t>
+      </w:r>
+      <w:proofErr w:type="spellEnd"/>
+      <w:r>
+        <w:t xml:space="preserve"> </w:t>
+      </w:r>
+      <w:proofErr w:type="spellStart"/>
+      <w:r>
+        <w:t>многостраничного</w:t>
+      </w:r>
+      <w:proofErr w:type="spellEnd"/>
+      <w:r>
+        <w:t xml:space="preserve"> </w:t>
+      </w:r>
+      <w:proofErr w:type="spellStart"/>
+      <w:r>
+        <w:t>сайта</w:t>
+      </w:r>
+      <w:proofErr w:type="spellEnd"/>
+      <w:r>
+        <w:t>;</w:t>
       </w:r>
     </w:p>
     <w:p>
@@ -1047,8 +2707,37 @@
         </w:numPr>
         <w:spacing w:after="100"/>
       </w:pPr>
-      <w:r>
-        <w:t>протестировать работоспособность разработанного сайта.</w:t>
+      <w:proofErr w:type="spellStart"/>
+      <w:r>
+        <w:t>протестировать</w:t>
+      </w:r>
+      <w:proofErr w:type="spellEnd"/>
+      <w:r>
+        <w:t xml:space="preserve"> </w:t>
+      </w:r>
+      <w:proofErr w:type="spellStart"/>
+      <w:r>
+        <w:t>работоспособность</w:t>
+      </w:r>
+      <w:proofErr w:type="spellEnd"/>
+      <w:r>
+        <w:t xml:space="preserve"> </w:t>
+      </w:r>
+      <w:proofErr w:type="spellStart"/>
+      <w:r>
+        <w:t>разработанного</w:t>
+      </w:r>
+      <w:proofErr w:type="spellEnd"/>
+      <w:r>
+        <w:t xml:space="preserve"> </w:t>
+      </w:r>
+      <w:proofErr w:type="spellStart"/>
+      <w:r>
+        <w:t>сайта</w:t>
+      </w:r>
+      <w:proofErr w:type="spellEnd"/>
+      <w:r>
+        <w:t>.</w:t>
       </w:r>
     </w:p>
     <w:p>
@@ -1690,18 +3379,22 @@
         </w:rPr>
         <w:t>&gt; со стандартными дочерними тегами &lt;</w:t>
       </w:r>
+      <w:proofErr w:type="spellStart"/>
       <w:r>
         <w:t>thead</w:t>
       </w:r>
+      <w:proofErr w:type="spellEnd"/>
       <w:r>
         <w:rPr>
           <w:lang w:val="ru-RU"/>
         </w:rPr>
         <w:t>&gt;, &lt;</w:t>
       </w:r>
+      <w:proofErr w:type="spellStart"/>
       <w:r>
         <w:t>tbody</w:t>
       </w:r>
+      <w:proofErr w:type="spellEnd"/>
       <w:r>
         <w:rPr>
           <w:lang w:val="ru-RU"/>
@@ -1717,9 +3410,11 @@
         </w:rPr>
         <w:t>&gt;, &lt;</w:t>
       </w:r>
+      <w:proofErr w:type="spellStart"/>
       <w:r>
         <w:t>th</w:t>
       </w:r>
+      <w:proofErr w:type="spellEnd"/>
       <w:r>
         <w:rPr>
           <w:lang w:val="ru-RU"/>
@@ -1759,9 +3454,11 @@
         </w:rPr>
         <w:t xml:space="preserve">Атрибут </w:t>
       </w:r>
+      <w:proofErr w:type="spellStart"/>
       <w:r>
         <w:t>href</w:t>
       </w:r>
+      <w:proofErr w:type="spellEnd"/>
       <w:r>
         <w:rPr>
           <w:lang w:val="ru-RU"/>
@@ -2316,6 +4013,7 @@
         </w:rPr>
         <w:t xml:space="preserve"> с помощью методов </w:t>
       </w:r>
+      <w:proofErr w:type="gramStart"/>
       <w:r>
         <w:t>document</w:t>
       </w:r>
@@ -2325,15 +4023,19 @@
         </w:rPr>
         <w:t>.</w:t>
       </w:r>
+      <w:proofErr w:type="spellStart"/>
       <w:r>
         <w:t>querySelector</w:t>
       </w:r>
+      <w:proofErr w:type="spellEnd"/>
+      <w:proofErr w:type="gramEnd"/>
       <w:r>
         <w:rPr>
           <w:lang w:val="ru-RU"/>
         </w:rPr>
         <w:t xml:space="preserve">, </w:t>
       </w:r>
+      <w:proofErr w:type="gramStart"/>
       <w:r>
         <w:t>document</w:t>
       </w:r>
@@ -2343,45 +4045,56 @@
         </w:rPr>
         <w:t>.</w:t>
       </w:r>
+      <w:proofErr w:type="spellStart"/>
       <w:r>
         <w:t>querySelectorAll</w:t>
       </w:r>
+      <w:proofErr w:type="spellEnd"/>
+      <w:proofErr w:type="gramEnd"/>
       <w:r>
         <w:rPr>
           <w:lang w:val="ru-RU"/>
         </w:rPr>
         <w:t xml:space="preserve"> и других. После получения ссылки на элемент, скрипт может изменять его содержимое (</w:t>
       </w:r>
+      <w:proofErr w:type="spellStart"/>
       <w:r>
         <w:t>innerHTML</w:t>
       </w:r>
+      <w:proofErr w:type="spellEnd"/>
       <w:r>
         <w:rPr>
           <w:lang w:val="ru-RU"/>
         </w:rPr>
         <w:t xml:space="preserve">, </w:t>
       </w:r>
+      <w:proofErr w:type="spellStart"/>
       <w:r>
         <w:t>textContent</w:t>
       </w:r>
+      <w:proofErr w:type="spellEnd"/>
       <w:r>
         <w:rPr>
           <w:lang w:val="ru-RU"/>
         </w:rPr>
         <w:t>), атрибуты (</w:t>
       </w:r>
+      <w:proofErr w:type="spellStart"/>
       <w:r>
         <w:t>setAttribute</w:t>
       </w:r>
+      <w:proofErr w:type="spellEnd"/>
       <w:r>
         <w:rPr>
           <w:lang w:val="ru-RU"/>
         </w:rPr>
         <w:t>), классы (</w:t>
       </w:r>
+      <w:proofErr w:type="spellStart"/>
       <w:r>
         <w:t>classList</w:t>
       </w:r>
+      <w:proofErr w:type="spellEnd"/>
       <w:r>
         <w:rPr>
           <w:lang w:val="ru-RU"/>
@@ -2397,9 +4110,11 @@
         </w:rPr>
         <w:t xml:space="preserve">, </w:t>
       </w:r>
+      <w:proofErr w:type="spellStart"/>
       <w:r>
         <w:t>classList</w:t>
       </w:r>
+      <w:proofErr w:type="spellEnd"/>
       <w:r>
         <w:rPr>
           <w:lang w:val="ru-RU"/>
@@ -2415,9 +4130,11 @@
         </w:rPr>
         <w:t xml:space="preserve">, </w:t>
       </w:r>
+      <w:proofErr w:type="spellStart"/>
       <w:r>
         <w:t>classList</w:t>
       </w:r>
+      <w:proofErr w:type="spellEnd"/>
       <w:r>
         <w:rPr>
           <w:lang w:val="ru-RU"/>
@@ -2458,9 +4175,11 @@
         <w:lastRenderedPageBreak/>
         <w:t xml:space="preserve">Реагирование на действия пользователя обеспечивается обработчиками событий, добавляемыми методом </w:t>
       </w:r>
+      <w:proofErr w:type="spellStart"/>
       <w:r>
         <w:t>addEventListener</w:t>
       </w:r>
+      <w:proofErr w:type="spellEnd"/>
       <w:r>
         <w:rPr>
           <w:lang w:val="ru-RU"/>
@@ -2503,9 +4222,11 @@
         </w:rPr>
         <w:t xml:space="preserve"> (ввод данных в поле) и </w:t>
       </w:r>
+      <w:proofErr w:type="spellStart"/>
       <w:r>
         <w:t>keydown</w:t>
       </w:r>
+      <w:proofErr w:type="spellEnd"/>
       <w:r>
         <w:rPr>
           <w:lang w:val="ru-RU"/>
@@ -2545,9 +4266,11 @@
         </w:rPr>
         <w:t xml:space="preserve">-класс, переключающий видимость навигации. Фильтр расписания: при выборе категории скрываются занятия, не относящиеся к выбранной группе. Модальное окно: вызов всплывающей формы записи, закрытие по кнопке или при клике вне окна. Валидация формы: проверка корректности введённых данных перед отправкой. Кнопка «наверх»: появляется при прокрутке страницы и возвращает пользователя в начало. Анимация появления: элементы плавно появляются при прокрутке страницы с использованием </w:t>
       </w:r>
+      <w:proofErr w:type="spellStart"/>
       <w:r>
         <w:t>IntersectionObserver</w:t>
       </w:r>
+      <w:proofErr w:type="spellEnd"/>
       <w:r>
         <w:rPr>
           <w:lang w:val="ru-RU"/>
@@ -2714,6 +4437,21 @@
     <w:p>
       <w:pPr>
         <w:pStyle w:val="Heading2"/>
+      </w:pPr>
+    </w:p>
+    <w:p>
+      <w:pPr>
+        <w:pStyle w:val="Heading2"/>
+      </w:pPr>
+    </w:p>
+    <w:p>
+      <w:pPr>
+        <w:pStyle w:val="Heading2"/>
+      </w:pPr>
+    </w:p>
+    <w:p>
+      <w:pPr>
+        <w:pStyle w:val="Heading2"/>
         <w:rPr>
           <w:lang w:val="ru-RU"/>
         </w:rPr>
@@ -3025,6 +4763,7 @@
         </w:rPr>
         <w:t>.</w:t>
       </w:r>
+      <w:proofErr w:type="spellStart"/>
       <w:r>
         <w:rPr>
           <w:rFonts w:ascii="Courier New" w:eastAsia="Courier New" w:hAnsi="Courier New" w:cs="Courier New"/>
@@ -3033,6 +4772,7 @@
         </w:rPr>
         <w:t>css</w:t>
       </w:r>
+      <w:proofErr w:type="spellEnd"/>
       <w:r>
         <w:rPr>
           <w:rFonts w:ascii="Courier New" w:eastAsia="Courier New" w:hAnsi="Courier New" w:cs="Courier New"/>
@@ -3077,6 +4817,7 @@
         </w:rPr>
         <w:t>.</w:t>
       </w:r>
+      <w:proofErr w:type="spellStart"/>
       <w:r>
         <w:rPr>
           <w:rFonts w:ascii="Courier New" w:eastAsia="Courier New" w:hAnsi="Courier New" w:cs="Courier New"/>
@@ -3085,6 +4826,7 @@
         </w:rPr>
         <w:t>js</w:t>
       </w:r>
+      <w:proofErr w:type="spellEnd"/>
       <w:r>
         <w:rPr>
           <w:rFonts w:ascii="Courier New" w:eastAsia="Courier New" w:hAnsi="Courier New" w:cs="Courier New"/>
@@ -3167,6 +4909,7 @@
         <w:rPr>
           <w:lang w:val="ru-RU"/>
         </w:rPr>
+        <w:lastRenderedPageBreak/>
         <w:t xml:space="preserve">Такая структура соответствует принципу разделения ответственности: </w:t>
       </w:r>
       <w:r>
@@ -3211,14 +4954,13 @@
         <w:spacing w:after="160"/>
         <w:jc w:val="both"/>
         <w:rPr>
-          <w:lang w:val="ru-RU"/>
-        </w:rPr>
-      </w:pPr>
-      <w:r>
-        <w:rPr>
-          <w:lang w:val="ru-RU"/>
-        </w:rPr>
-        <w:lastRenderedPageBreak/>
+          <w:lang w:val="az-Latn-AZ"/>
+        </w:rPr>
+      </w:pPr>
+      <w:r>
+        <w:rPr>
+          <w:lang w:val="ru-RU"/>
+        </w:rPr>
         <w:t xml:space="preserve">Все </w:t>
       </w:r>
       <w:r>
@@ -3231,16 +4973,27 @@
         <w:t>-страницы подключают один и тот же файл стилей (</w:t>
       </w:r>
       <w:r>
+        <w:t>style</w:t>
+      </w:r>
+      <w:r>
+        <w:rPr>
+          <w:lang w:val="ru-RU"/>
+        </w:rPr>
+        <w:t>.</w:t>
+      </w:r>
+      <w:proofErr w:type="spellStart"/>
+      <w:r>
         <w:t>css</w:t>
       </w:r>
-      <w:r>
-        <w:rPr>
-          <w:lang w:val="ru-RU"/>
-        </w:rPr>
-        <w:t>/</w:t>
-      </w:r>
-      <w:r>
-        <w:t>style</w:t>
+      <w:proofErr w:type="spellEnd"/>
+      <w:r>
+        <w:rPr>
+          <w:lang w:val="ru-RU"/>
+        </w:rPr>
+        <w:t>) и один и тот же скрипт (</w:t>
+      </w:r>
+      <w:r>
+        <w:t>script</w:t>
       </w:r>
       <w:r>
         <w:rPr>
@@ -3248,26 +5001,29 @@
         </w:rPr>
         <w:t>.</w:t>
       </w:r>
-      <w:r>
-        <w:t>css</w:t>
-      </w:r>
-      <w:r>
-        <w:rPr>
-          <w:lang w:val="ru-RU"/>
-        </w:rPr>
-        <w:t>) и один и тот же скрипт (</w:t>
-      </w:r>
+      <w:proofErr w:type="spellStart"/>
       <w:r>
         <w:t>js</w:t>
       </w:r>
-      <w:r>
-        <w:rPr>
-          <w:lang w:val="ru-RU"/>
-        </w:rPr>
-        <w:t>/</w:t>
-      </w:r>
-      <w:r>
-        <w:t>script</w:t>
+      <w:proofErr w:type="spellEnd"/>
+      <w:r>
+        <w:rPr>
+          <w:lang w:val="ru-RU"/>
+        </w:rPr>
+        <w:t xml:space="preserve">). Это позволяет избежать дублирования кода и обеспечивает согласованность интерфейса. </w:t>
+      </w:r>
+      <w:r>
+        <w:t>JavaScript</w:t>
+      </w:r>
+      <w:r>
+        <w:rPr>
+          <w:lang w:val="ru-RU"/>
+        </w:rPr>
+        <w:t xml:space="preserve"> определяет, какие элементы присутствуют на текущей странице (с помощью проверки </w:t>
+      </w:r>
+      <w:proofErr w:type="gramStart"/>
+      <w:r>
+        <w:t>document</w:t>
       </w:r>
       <w:r>
         <w:rPr>
@@ -3275,55 +5031,17 @@
         </w:rPr>
         <w:t>.</w:t>
       </w:r>
-      <w:r>
-        <w:t>js</w:t>
-      </w:r>
-      <w:r>
-        <w:rPr>
-          <w:lang w:val="ru-RU"/>
-        </w:rPr>
-        <w:t xml:space="preserve">). Это позволяет избежать дублирования кода и обеспечивает согласованность интерфейса. </w:t>
-      </w:r>
-      <w:r>
-        <w:t>JavaScript</w:t>
-      </w:r>
-      <w:r>
-        <w:rPr>
-          <w:lang w:val="ru-RU"/>
-        </w:rPr>
-        <w:t xml:space="preserve"> определяет, какие элементы присутствуют на текущей странице (с помощью проверки </w:t>
-      </w:r>
-      <w:r>
-        <w:t>document</w:t>
-      </w:r>
-      <w:r>
-        <w:rPr>
-          <w:lang w:val="ru-RU"/>
-        </w:rPr>
-        <w:t>.</w:t>
-      </w:r>
+      <w:proofErr w:type="spellStart"/>
       <w:r>
         <w:t>querySelector</w:t>
       </w:r>
+      <w:proofErr w:type="spellEnd"/>
+      <w:proofErr w:type="gramEnd"/>
       <w:r>
         <w:rPr>
           <w:lang w:val="ru-RU"/>
         </w:rPr>
         <w:t>), и активирует только нужные функции.</w:t>
-      </w:r>
-    </w:p>
-    <w:p>
-      <w:pPr>
-        <w:pStyle w:val="Heading2"/>
-        <w:rPr>
-          <w:lang w:val="ru-RU"/>
-        </w:rPr>
-      </w:pPr>
-      <w:r>
-        <w:rPr>
-          <w:lang w:val="ru-RU"/>
-        </w:rPr>
-        <w:t>2.3. Описание страниц сайта</w:t>
       </w:r>
     </w:p>
     <w:p>
@@ -3331,41 +5049,48 @@
         <w:spacing w:after="160"/>
         <w:jc w:val="both"/>
         <w:rPr>
-          <w:lang w:val="ru-RU"/>
-        </w:rPr>
-      </w:pPr>
-      <w:r>
-        <w:rPr>
-          <w:lang w:val="ru-RU"/>
-        </w:rPr>
-        <w:t>Главная страница (</w:t>
-      </w:r>
-      <w:r>
-        <w:t>index</w:t>
-      </w:r>
-      <w:r>
-        <w:rPr>
-          <w:lang w:val="ru-RU"/>
-        </w:rPr>
-        <w:t>.</w:t>
-      </w:r>
-      <w:r>
-        <w:t>html</w:t>
-      </w:r>
-      <w:r>
-        <w:rPr>
-          <w:lang w:val="ru-RU"/>
-        </w:rPr>
-        <w:t xml:space="preserve">) является точкой входа для большинства пользователей и выполняет имиджевую функцию. Она содержит </w:t>
-      </w:r>
-      <w:r>
-        <w:t>hero</w:t>
-      </w:r>
-      <w:r>
-        <w:rPr>
-          <w:lang w:val="ru-RU"/>
-        </w:rPr>
-        <w:t>-секцию с заголовком и кнопками призыва к действию, блок статистики (количество клиентов, тренеров, программ и лет работы), раздел преимуществ в виде карточек, превью трёх популярных услуг, краткое расписание на ближайший день и блок с тренерами. На главной странице размещена вся ключевая информация, которую пользователь должен увидеть при первом посещении сайта.</w:t>
+          <w:lang w:val="az-Latn-AZ"/>
+        </w:rPr>
+      </w:pPr>
+      <w:r>
+        <w:rPr>
+          <w:lang w:val="az-Latn-AZ"/>
+        </w:rPr>
+        <w:drawing>
+          <wp:inline distT="0" distB="0" distL="0" distR="0" wp14:anchorId="67335E5C" wp14:editId="38B7D6C0">
+            <wp:extent cx="3787468" cy="602032"/>
+            <wp:effectExtent l="0" t="0" r="3810" b="7620"/>
+            <wp:docPr id="201802118" name="Picture 1"/>
+            <wp:cNvGraphicFramePr>
+              <a:graphicFrameLocks xmlns:a="http://schemas.openxmlformats.org/drawingml/2006/main" noChangeAspect="1"/>
+            </wp:cNvGraphicFramePr>
+            <a:graphic xmlns:a="http://schemas.openxmlformats.org/drawingml/2006/main">
+              <a:graphicData uri="http://schemas.openxmlformats.org/drawingml/2006/picture">
+                <pic:pic xmlns:pic="http://schemas.openxmlformats.org/drawingml/2006/picture">
+                  <pic:nvPicPr>
+                    <pic:cNvPr id="201802118" name=""/>
+                    <pic:cNvPicPr/>
+                  </pic:nvPicPr>
+                  <pic:blipFill>
+                    <a:blip r:embed="rId5"/>
+                    <a:stretch>
+                      <a:fillRect/>
+                    </a:stretch>
+                  </pic:blipFill>
+                  <pic:spPr>
+                    <a:xfrm>
+                      <a:off x="0" y="0"/>
+                      <a:ext cx="3787468" cy="602032"/>
+                    </a:xfrm>
+                    <a:prstGeom prst="rect">
+                      <a:avLst/>
+                    </a:prstGeom>
+                  </pic:spPr>
+                </pic:pic>
+              </a:graphicData>
+            </a:graphic>
+          </wp:inline>
+        </w:drawing>
       </w:r>
     </w:p>
     <w:p>
@@ -3373,32 +5098,48 @@
         <w:spacing w:after="160"/>
         <w:jc w:val="both"/>
         <w:rPr>
-          <w:lang w:val="ru-RU"/>
-        </w:rPr>
-      </w:pPr>
-      <w:r>
-        <w:rPr>
-          <w:lang w:val="ru-RU"/>
-        </w:rPr>
-        <w:t>Страница услуг (</w:t>
-      </w:r>
-      <w:r>
-        <w:t>services</w:t>
-      </w:r>
-      <w:r>
-        <w:rPr>
-          <w:lang w:val="ru-RU"/>
-        </w:rPr>
-        <w:t>.</w:t>
-      </w:r>
-      <w:r>
-        <w:t>html</w:t>
-      </w:r>
-      <w:r>
-        <w:rPr>
-          <w:lang w:val="ru-RU"/>
-        </w:rPr>
-        <w:t>) содержит полный каталог предоставляемых услуг. Каждая услуга представлена в виде карточки с цветной шапкой, содержащей иконку и название, подробным описанием, списком включённых опций и ценой. Ниже располагается блок с абонементами — тремя тарифными планами: базовым, стандартным и премиальным. Популярный тариф визуально выделен рамкой и специальным бейджем.</w:t>
+          <w:lang w:val="az-Latn-AZ"/>
+        </w:rPr>
+      </w:pPr>
+      <w:r>
+        <w:rPr>
+          <w:lang w:val="az-Latn-AZ"/>
+        </w:rPr>
+        <w:drawing>
+          <wp:inline distT="0" distB="0" distL="0" distR="0" wp14:anchorId="14C72767" wp14:editId="373F614D">
+            <wp:extent cx="4092295" cy="548688"/>
+            <wp:effectExtent l="0" t="0" r="3810" b="3810"/>
+            <wp:docPr id="3801532" name="Picture 1"/>
+            <wp:cNvGraphicFramePr>
+              <a:graphicFrameLocks xmlns:a="http://schemas.openxmlformats.org/drawingml/2006/main" noChangeAspect="1"/>
+            </wp:cNvGraphicFramePr>
+            <a:graphic xmlns:a="http://schemas.openxmlformats.org/drawingml/2006/main">
+              <a:graphicData uri="http://schemas.openxmlformats.org/drawingml/2006/picture">
+                <pic:pic xmlns:pic="http://schemas.openxmlformats.org/drawingml/2006/picture">
+                  <pic:nvPicPr>
+                    <pic:cNvPr id="3801532" name=""/>
+                    <pic:cNvPicPr/>
+                  </pic:nvPicPr>
+                  <pic:blipFill>
+                    <a:blip r:embed="rId6"/>
+                    <a:stretch>
+                      <a:fillRect/>
+                    </a:stretch>
+                  </pic:blipFill>
+                  <pic:spPr>
+                    <a:xfrm>
+                      <a:off x="0" y="0"/>
+                      <a:ext cx="4092295" cy="548688"/>
+                    </a:xfrm>
+                    <a:prstGeom prst="rect">
+                      <a:avLst/>
+                    </a:prstGeom>
+                  </pic:spPr>
+                </pic:pic>
+              </a:graphicData>
+            </a:graphic>
+          </wp:inline>
+        </w:drawing>
       </w:r>
     </w:p>
     <w:p>
@@ -3406,32 +5147,48 @@
         <w:spacing w:after="160"/>
         <w:jc w:val="both"/>
         <w:rPr>
-          <w:lang w:val="ru-RU"/>
-        </w:rPr>
-      </w:pPr>
-      <w:r>
-        <w:rPr>
-          <w:lang w:val="ru-RU"/>
-        </w:rPr>
-        <w:t>Страница расписания (</w:t>
-      </w:r>
-      <w:r>
-        <w:t>schedule</w:t>
-      </w:r>
-      <w:r>
-        <w:rPr>
-          <w:lang w:val="ru-RU"/>
-        </w:rPr>
-        <w:t>.</w:t>
-      </w:r>
-      <w:r>
-        <w:t>html</w:t>
-      </w:r>
-      <w:r>
-        <w:rPr>
-          <w:lang w:val="ru-RU"/>
-        </w:rPr>
-        <w:t>) является одним из ключевых разделов для постоянных клиентов. Расписание сгруппировано по дням недели. В верхней части страницы расположены кнопки-фильтры, позволяющие отображать только занятия выбранной категории. Каждое занятие в расписании показывает время, название, имя тренера, номер зала и продолжительность. Напротив каждого занятия находится кнопка «Записаться», открывающая модальное окно.</w:t>
+          <w:lang w:val="az-Latn-AZ"/>
+        </w:rPr>
+      </w:pPr>
+      <w:r>
+        <w:rPr>
+          <w:lang w:val="az-Latn-AZ"/>
+        </w:rPr>
+        <w:drawing>
+          <wp:inline distT="0" distB="0" distL="0" distR="0" wp14:anchorId="068183B8" wp14:editId="31A6D7B3">
+            <wp:extent cx="3383573" cy="777307"/>
+            <wp:effectExtent l="0" t="0" r="7620" b="3810"/>
+            <wp:docPr id="1541129472" name="Picture 1"/>
+            <wp:cNvGraphicFramePr>
+              <a:graphicFrameLocks xmlns:a="http://schemas.openxmlformats.org/drawingml/2006/main" noChangeAspect="1"/>
+            </wp:cNvGraphicFramePr>
+            <a:graphic xmlns:a="http://schemas.openxmlformats.org/drawingml/2006/main">
+              <a:graphicData uri="http://schemas.openxmlformats.org/drawingml/2006/picture">
+                <pic:pic xmlns:pic="http://schemas.openxmlformats.org/drawingml/2006/picture">
+                  <pic:nvPicPr>
+                    <pic:cNvPr id="1541129472" name=""/>
+                    <pic:cNvPicPr/>
+                  </pic:nvPicPr>
+                  <pic:blipFill>
+                    <a:blip r:embed="rId7"/>
+                    <a:stretch>
+                      <a:fillRect/>
+                    </a:stretch>
+                  </pic:blipFill>
+                  <pic:spPr>
+                    <a:xfrm>
+                      <a:off x="0" y="0"/>
+                      <a:ext cx="3383573" cy="777307"/>
+                    </a:xfrm>
+                    <a:prstGeom prst="rect">
+                      <a:avLst/>
+                    </a:prstGeom>
+                  </pic:spPr>
+                </pic:pic>
+              </a:graphicData>
+            </a:graphic>
+          </wp:inline>
+        </w:drawing>
       </w:r>
     </w:p>
     <w:p>
@@ -3439,106 +5196,153 @@
         <w:spacing w:after="160"/>
         <w:jc w:val="both"/>
         <w:rPr>
-          <w:lang w:val="ru-RU"/>
-        </w:rPr>
-      </w:pPr>
-      <w:r>
-        <w:rPr>
-          <w:lang w:val="ru-RU"/>
-        </w:rPr>
-        <w:t>Страница контактов (</w:t>
-      </w:r>
-      <w:r>
-        <w:t>contact</w:t>
-      </w:r>
-      <w:r>
-        <w:rPr>
-          <w:lang w:val="ru-RU"/>
-        </w:rPr>
-        <w:t>.</w:t>
-      </w:r>
-      <w:r>
-        <w:t>html</w:t>
-      </w:r>
-      <w:r>
-        <w:rPr>
-          <w:lang w:val="ru-RU"/>
-        </w:rPr>
-        <w:t xml:space="preserve">) разделена на два блока. Левый содержит контактные данные (адрес, телефон, </w:t>
-      </w:r>
-      <w:r>
-        <w:t>email</w:t>
-      </w:r>
-      <w:r>
-        <w:rPr>
-          <w:lang w:val="ru-RU"/>
-        </w:rPr>
-        <w:t xml:space="preserve">, режим работы), представленные в виде иконочных карточек, и макет карты. Правый блок занимает форма обратной связи с полями для имени, телефона, </w:t>
-      </w:r>
-      <w:r>
-        <w:t>email</w:t>
-      </w:r>
-      <w:r>
-        <w:rPr>
-          <w:lang w:val="ru-RU"/>
-        </w:rPr>
-        <w:t>, темы обращения и текста сообщения. После успешной отправки форма скрывается и отображается сообщение об успехе. Ниже на странице расположен блок с ответами на часто задаваемые вопросы.</w:t>
+          <w:lang w:val="az-Latn-AZ"/>
+        </w:rPr>
+      </w:pPr>
+      <w:r>
+        <w:rPr>
+          <w:lang w:val="az-Latn-AZ"/>
+        </w:rPr>
+        <w:drawing>
+          <wp:inline distT="0" distB="0" distL="0" distR="0" wp14:anchorId="6C48D711" wp14:editId="416FA07C">
+            <wp:extent cx="4922947" cy="914479"/>
+            <wp:effectExtent l="0" t="0" r="0" b="0"/>
+            <wp:docPr id="1591870761" name="Picture 1"/>
+            <wp:cNvGraphicFramePr>
+              <a:graphicFrameLocks xmlns:a="http://schemas.openxmlformats.org/drawingml/2006/main" noChangeAspect="1"/>
+            </wp:cNvGraphicFramePr>
+            <a:graphic xmlns:a="http://schemas.openxmlformats.org/drawingml/2006/main">
+              <a:graphicData uri="http://schemas.openxmlformats.org/drawingml/2006/picture">
+                <pic:pic xmlns:pic="http://schemas.openxmlformats.org/drawingml/2006/picture">
+                  <pic:nvPicPr>
+                    <pic:cNvPr id="1591870761" name=""/>
+                    <pic:cNvPicPr/>
+                  </pic:nvPicPr>
+                  <pic:blipFill>
+                    <a:blip r:embed="rId8"/>
+                    <a:stretch>
+                      <a:fillRect/>
+                    </a:stretch>
+                  </pic:blipFill>
+                  <pic:spPr>
+                    <a:xfrm>
+                      <a:off x="0" y="0"/>
+                      <a:ext cx="4922947" cy="914479"/>
+                    </a:xfrm>
+                    <a:prstGeom prst="rect">
+                      <a:avLst/>
+                    </a:prstGeom>
+                  </pic:spPr>
+                </pic:pic>
+              </a:graphicData>
+            </a:graphic>
+          </wp:inline>
+        </w:drawing>
       </w:r>
     </w:p>
     <w:p>
       <w:pPr>
         <w:pStyle w:val="Heading2"/>
-        <w:rPr>
-          <w:lang w:val="ru-RU"/>
-        </w:rPr>
-      </w:pPr>
-      <w:r>
-        <w:rPr>
-          <w:lang w:val="ru-RU"/>
-        </w:rPr>
-        <w:t xml:space="preserve">2.4. Разработка </w:t>
-      </w:r>
-      <w:r>
-        <w:t>HTML</w:t>
-      </w:r>
-      <w:r>
-        <w:rPr>
-          <w:lang w:val="ru-RU"/>
-        </w:rPr>
-        <w:t>-структуры</w:t>
+      </w:pPr>
+    </w:p>
+    <w:p>
+      <w:pPr>
+        <w:pStyle w:val="Heading2"/>
+      </w:pPr>
+    </w:p>
+    <w:p>
+      <w:pPr>
+        <w:pStyle w:val="Heading2"/>
+        <w:rPr>
+          <w:lang w:val="ru-RU"/>
+        </w:rPr>
+      </w:pPr>
+      <w:r>
+        <w:rPr>
+          <w:lang w:val="ru-RU"/>
+        </w:rPr>
+        <w:t>2.3. Описание страниц сайта</w:t>
       </w:r>
     </w:p>
     <w:p>
       <w:pPr>
         <w:spacing w:after="160"/>
         <w:jc w:val="both"/>
-        <w:rPr>
-          <w:lang w:val="ru-RU"/>
-        </w:rPr>
-      </w:pPr>
-      <w:r>
-        <w:rPr>
-          <w:lang w:val="ru-RU"/>
-        </w:rPr>
-        <w:t xml:space="preserve">Каждый </w:t>
-      </w:r>
-      <w:r>
-        <w:t>HTML</w:t>
-      </w:r>
-      <w:r>
-        <w:rPr>
-          <w:lang w:val="ru-RU"/>
-        </w:rPr>
-        <w:t xml:space="preserve">-документ проекта начинается со стандартного объявления </w:t>
-      </w:r>
-      <w:r>
-        <w:t>DOCTYPE</w:t>
-      </w:r>
-      <w:r>
-        <w:rPr>
-          <w:lang w:val="ru-RU"/>
-        </w:rPr>
-        <w:t xml:space="preserve"> и тега &lt;</w:t>
+      </w:pPr>
+      <w:r>
+        <w:lastRenderedPageBreak/>
+        <w:drawing>
+          <wp:anchor distT="0" distB="0" distL="114300" distR="114300" simplePos="0" relativeHeight="251658240" behindDoc="1" locked="0" layoutInCell="1" allowOverlap="1" wp14:anchorId="2135CE32" wp14:editId="378A3A25">
+            <wp:simplePos x="0" y="0"/>
+            <wp:positionH relativeFrom="margin">
+              <wp:align>right</wp:align>
+            </wp:positionH>
+            <wp:positionV relativeFrom="paragraph">
+              <wp:posOffset>1390015</wp:posOffset>
+            </wp:positionV>
+            <wp:extent cx="5850255" cy="2559685"/>
+            <wp:effectExtent l="0" t="0" r="0" b="0"/>
+            <wp:wrapTight wrapText="bothSides">
+              <wp:wrapPolygon edited="0">
+                <wp:start x="0" y="0"/>
+                <wp:lineTo x="0" y="21380"/>
+                <wp:lineTo x="21523" y="21380"/>
+                <wp:lineTo x="21523" y="0"/>
+                <wp:lineTo x="0" y="0"/>
+              </wp:wrapPolygon>
+            </wp:wrapTight>
+            <wp:docPr id="1799247203" name="Picture 1"/>
+            <wp:cNvGraphicFramePr>
+              <a:graphicFrameLocks xmlns:a="http://schemas.openxmlformats.org/drawingml/2006/main" noChangeAspect="1"/>
+            </wp:cNvGraphicFramePr>
+            <a:graphic xmlns:a="http://schemas.openxmlformats.org/drawingml/2006/main">
+              <a:graphicData uri="http://schemas.openxmlformats.org/drawingml/2006/picture">
+                <pic:pic xmlns:pic="http://schemas.openxmlformats.org/drawingml/2006/picture">
+                  <pic:nvPicPr>
+                    <pic:cNvPr id="1799247203" name=""/>
+                    <pic:cNvPicPr/>
+                  </pic:nvPicPr>
+                  <pic:blipFill>
+                    <a:blip r:embed="rId9" cstate="print">
+                      <a:extLst>
+                        <a:ext uri="{28A0092B-C50C-407E-A947-70E740481C1C}">
+                          <a14:useLocalDpi xmlns:a14="http://schemas.microsoft.com/office/drawing/2010/main" val="0"/>
+                        </a:ext>
+                      </a:extLst>
+                    </a:blip>
+                    <a:stretch>
+                      <a:fillRect/>
+                    </a:stretch>
+                  </pic:blipFill>
+                  <pic:spPr>
+                    <a:xfrm>
+                      <a:off x="0" y="0"/>
+                      <a:ext cx="5850255" cy="2559685"/>
+                    </a:xfrm>
+                    <a:prstGeom prst="rect">
+                      <a:avLst/>
+                    </a:prstGeom>
+                  </pic:spPr>
+                </pic:pic>
+              </a:graphicData>
+            </a:graphic>
+          </wp:anchor>
+        </w:drawing>
+      </w:r>
+      <w:r>
+        <w:rPr>
+          <w:lang w:val="ru-RU"/>
+        </w:rPr>
+        <w:t>Главная страница (</w:t>
+      </w:r>
+      <w:r>
+        <w:t>index</w:t>
+      </w:r>
+      <w:r>
+        <w:rPr>
+          <w:lang w:val="ru-RU"/>
+        </w:rPr>
+        <w:t>.</w:t>
       </w:r>
       <w:r>
         <w:t>html</w:t>
@@ -3547,136 +5351,593 @@
         <w:rPr>
           <w:lang w:val="ru-RU"/>
         </w:rPr>
-        <w:t xml:space="preserve">&gt; с атрибутом </w:t>
-      </w:r>
-      <w:r>
-        <w:t>lang</w:t>
-      </w:r>
-      <w:r>
-        <w:rPr>
-          <w:lang w:val="ru-RU"/>
-        </w:rPr>
-        <w:t>="</w:t>
-      </w:r>
-      <w:r>
-        <w:t>ru</w:t>
-      </w:r>
-      <w:r>
-        <w:rPr>
-          <w:lang w:val="ru-RU"/>
-        </w:rPr>
-        <w:t>", указывающим язык содержимого. В разделе &lt;</w:t>
-      </w:r>
-      <w:r>
-        <w:t>head</w:t>
-      </w:r>
-      <w:r>
-        <w:rPr>
-          <w:lang w:val="ru-RU"/>
-        </w:rPr>
-        <w:t>&gt; задаётся кодировка (</w:t>
-      </w:r>
-      <w:r>
-        <w:t>UTF</w:t>
-      </w:r>
-      <w:r>
-        <w:rPr>
-          <w:lang w:val="ru-RU"/>
-        </w:rPr>
-        <w:t xml:space="preserve">-8), настройки </w:t>
-      </w:r>
-      <w:r>
-        <w:t>viewport</w:t>
-      </w:r>
-      <w:r>
-        <w:rPr>
-          <w:lang w:val="ru-RU"/>
-        </w:rPr>
-        <w:t xml:space="preserve"> для мобильных устройств, заголовок страницы и подключение файла стилей.</w:t>
+        <w:t xml:space="preserve">) является точкой входа для большинства пользователей и выполняет имиджевую функцию. Она содержит </w:t>
+      </w:r>
+      <w:r>
+        <w:t>hero</w:t>
+      </w:r>
+      <w:r>
+        <w:rPr>
+          <w:lang w:val="ru-RU"/>
+        </w:rPr>
+        <w:t>-секцию с заголовком и кнопками призыва к действию, блок статистики (количество клиентов, тренеров, программ и лет работы), раздел преимуществ в виде карточек, превью трёх популярных услуг, краткое расписание на ближайший день и блок с тренерами. На главной странице размещена вся ключевая информация, которую пользователь должен увидеть при первом посещении сайта.</w:t>
       </w:r>
     </w:p>
     <w:p>
       <w:pPr>
         <w:spacing w:after="160"/>
         <w:jc w:val="both"/>
-        <w:rPr>
-          <w:lang w:val="ru-RU"/>
-        </w:rPr>
-      </w:pPr>
-      <w:r>
-        <w:rPr>
-          <w:lang w:val="ru-RU"/>
-        </w:rPr>
-        <w:t>Навигация реализована в элементе &lt;</w:t>
-      </w:r>
-      <w:r>
-        <w:t>header</w:t>
-      </w:r>
-      <w:r>
-        <w:rPr>
-          <w:lang w:val="ru-RU"/>
-        </w:rPr>
-        <w:t xml:space="preserve">&gt; с классом </w:t>
-      </w:r>
-      <w:r>
-        <w:t>header</w:t>
-      </w:r>
-      <w:r>
-        <w:rPr>
-          <w:lang w:val="ru-RU"/>
-        </w:rPr>
-        <w:t>. Внутри находится логотип (тег &lt;</w:t>
-      </w:r>
-      <w:r>
-        <w:t>a</w:t>
-      </w:r>
-      <w:r>
-        <w:rPr>
-          <w:lang w:val="ru-RU"/>
-        </w:rPr>
-        <w:t xml:space="preserve">&gt; с классом </w:t>
-      </w:r>
-      <w:r>
-        <w:t>logo</w:t>
-      </w:r>
-      <w:r>
-        <w:rPr>
-          <w:lang w:val="ru-RU"/>
-        </w:rPr>
-        <w:t>), навигационный список (&lt;</w:t>
-      </w:r>
-      <w:r>
-        <w:t>nav</w:t>
-      </w:r>
-      <w:r>
-        <w:rPr>
-          <w:lang w:val="ru-RU"/>
-        </w:rPr>
-        <w:t>&gt;&lt;</w:t>
-      </w:r>
-      <w:r>
-        <w:t>ul</w:t>
-      </w:r>
-      <w:r>
-        <w:rPr>
-          <w:lang w:val="ru-RU"/>
-        </w:rPr>
-        <w:t xml:space="preserve">&gt;), кнопка записи и кнопка мобильного меню </w:t>
-      </w:r>
-      <w:r>
-        <w:t xml:space="preserve">(&lt;button class="burger"&gt;). </w:t>
-      </w:r>
-      <w:r>
-        <w:rPr>
-          <w:lang w:val="ru-RU"/>
-        </w:rPr>
-        <w:t>Структура шапки одинакова на всех страницах, что обеспечивает единообразие интерфейса.</w:t>
-      </w:r>
+      </w:pPr>
     </w:p>
     <w:p>
       <w:pPr>
         <w:spacing w:after="160"/>
         <w:jc w:val="both"/>
+      </w:pPr>
+    </w:p>
+    <w:p>
+      <w:pPr>
+        <w:spacing w:after="160"/>
+        <w:jc w:val="both"/>
+      </w:pPr>
+    </w:p>
+    <w:p>
+      <w:pPr>
+        <w:spacing w:after="160"/>
+        <w:jc w:val="both"/>
+      </w:pPr>
+    </w:p>
+    <w:p>
+      <w:pPr>
+        <w:spacing w:after="160"/>
+        <w:jc w:val="both"/>
+      </w:pPr>
+    </w:p>
+    <w:p>
+      <w:pPr>
+        <w:spacing w:after="160"/>
+        <w:jc w:val="both"/>
+      </w:pPr>
+      <w:r>
+        <w:rPr>
+          <w:lang w:val="ru-RU"/>
+        </w:rPr>
+        <w:t>Страница услуг (</w:t>
+      </w:r>
+      <w:r>
+        <w:t>services</w:t>
+      </w:r>
+      <w:r>
+        <w:rPr>
+          <w:lang w:val="ru-RU"/>
+        </w:rPr>
+        <w:t>.</w:t>
+      </w:r>
+      <w:r>
+        <w:t>html</w:t>
+      </w:r>
+      <w:r>
+        <w:rPr>
+          <w:lang w:val="ru-RU"/>
+        </w:rPr>
+        <w:t>) содержит полный каталог предоставляемых услуг. Каждая услуга представлена в виде карточки с цветной шапкой, содержащей иконку и название, подробным описанием, списком включённых опций и ценой. Ниже располагается блок с абонементами — тремя тарифными планами: базовым, стандартным и премиальным. Популярный тариф визуально выделен рамкой и специальным бейджем.</w:t>
+      </w:r>
+    </w:p>
+    <w:p>
+      <w:pPr>
+        <w:spacing w:after="160"/>
+        <w:jc w:val="both"/>
+      </w:pPr>
+      <w:r>
+        <w:lastRenderedPageBreak/>
+        <w:drawing>
+          <wp:anchor distT="0" distB="0" distL="114300" distR="114300" simplePos="0" relativeHeight="251659264" behindDoc="1" locked="0" layoutInCell="1" allowOverlap="1" wp14:anchorId="60CBD1CA" wp14:editId="79E3E9B8">
+            <wp:simplePos x="0" y="0"/>
+            <wp:positionH relativeFrom="column">
+              <wp:posOffset>-13335</wp:posOffset>
+            </wp:positionH>
+            <wp:positionV relativeFrom="paragraph">
+              <wp:posOffset>0</wp:posOffset>
+            </wp:positionV>
+            <wp:extent cx="5850255" cy="3256280"/>
+            <wp:effectExtent l="0" t="0" r="0" b="1270"/>
+            <wp:wrapTight wrapText="bothSides">
+              <wp:wrapPolygon edited="0">
+                <wp:start x="0" y="0"/>
+                <wp:lineTo x="0" y="21482"/>
+                <wp:lineTo x="21523" y="21482"/>
+                <wp:lineTo x="21523" y="0"/>
+                <wp:lineTo x="0" y="0"/>
+              </wp:wrapPolygon>
+            </wp:wrapTight>
+            <wp:docPr id="528617339" name="Picture 1"/>
+            <wp:cNvGraphicFramePr>
+              <a:graphicFrameLocks xmlns:a="http://schemas.openxmlformats.org/drawingml/2006/main" noChangeAspect="1"/>
+            </wp:cNvGraphicFramePr>
+            <a:graphic xmlns:a="http://schemas.openxmlformats.org/drawingml/2006/main">
+              <a:graphicData uri="http://schemas.openxmlformats.org/drawingml/2006/picture">
+                <pic:pic xmlns:pic="http://schemas.openxmlformats.org/drawingml/2006/picture">
+                  <pic:nvPicPr>
+                    <pic:cNvPr id="528617339" name=""/>
+                    <pic:cNvPicPr/>
+                  </pic:nvPicPr>
+                  <pic:blipFill>
+                    <a:blip r:embed="rId10" cstate="print">
+                      <a:extLst>
+                        <a:ext uri="{28A0092B-C50C-407E-A947-70E740481C1C}">
+                          <a14:useLocalDpi xmlns:a14="http://schemas.microsoft.com/office/drawing/2010/main" val="0"/>
+                        </a:ext>
+                      </a:extLst>
+                    </a:blip>
+                    <a:stretch>
+                      <a:fillRect/>
+                    </a:stretch>
+                  </pic:blipFill>
+                  <pic:spPr>
+                    <a:xfrm>
+                      <a:off x="0" y="0"/>
+                      <a:ext cx="5850255" cy="3256280"/>
+                    </a:xfrm>
+                    <a:prstGeom prst="rect">
+                      <a:avLst/>
+                    </a:prstGeom>
+                  </pic:spPr>
+                </pic:pic>
+              </a:graphicData>
+            </a:graphic>
+          </wp:anchor>
+        </w:drawing>
+      </w:r>
+    </w:p>
+    <w:p>
+      <w:pPr>
+        <w:spacing w:after="160"/>
+        <w:jc w:val="both"/>
+      </w:pPr>
+      <w:r>
+        <w:drawing>
+          <wp:anchor distT="0" distB="0" distL="114300" distR="114300" simplePos="0" relativeHeight="251660288" behindDoc="1" locked="0" layoutInCell="1" allowOverlap="1" wp14:anchorId="09B218A8" wp14:editId="799C3D2D">
+            <wp:simplePos x="0" y="0"/>
+            <wp:positionH relativeFrom="margin">
+              <wp:align>right</wp:align>
+            </wp:positionH>
+            <wp:positionV relativeFrom="paragraph">
+              <wp:posOffset>1231900</wp:posOffset>
+            </wp:positionV>
+            <wp:extent cx="5850255" cy="2742565"/>
+            <wp:effectExtent l="0" t="0" r="0" b="635"/>
+            <wp:wrapTight wrapText="bothSides">
+              <wp:wrapPolygon edited="0">
+                <wp:start x="0" y="0"/>
+                <wp:lineTo x="0" y="21455"/>
+                <wp:lineTo x="21523" y="21455"/>
+                <wp:lineTo x="21523" y="0"/>
+                <wp:lineTo x="0" y="0"/>
+              </wp:wrapPolygon>
+            </wp:wrapTight>
+            <wp:docPr id="1322878982" name="Picture 1"/>
+            <wp:cNvGraphicFramePr>
+              <a:graphicFrameLocks xmlns:a="http://schemas.openxmlformats.org/drawingml/2006/main" noChangeAspect="1"/>
+            </wp:cNvGraphicFramePr>
+            <a:graphic xmlns:a="http://schemas.openxmlformats.org/drawingml/2006/main">
+              <a:graphicData uri="http://schemas.openxmlformats.org/drawingml/2006/picture">
+                <pic:pic xmlns:pic="http://schemas.openxmlformats.org/drawingml/2006/picture">
+                  <pic:nvPicPr>
+                    <pic:cNvPr id="1322878982" name=""/>
+                    <pic:cNvPicPr/>
+                  </pic:nvPicPr>
+                  <pic:blipFill>
+                    <a:blip r:embed="rId11" cstate="print">
+                      <a:extLst>
+                        <a:ext uri="{28A0092B-C50C-407E-A947-70E740481C1C}">
+                          <a14:useLocalDpi xmlns:a14="http://schemas.microsoft.com/office/drawing/2010/main" val="0"/>
+                        </a:ext>
+                      </a:extLst>
+                    </a:blip>
+                    <a:stretch>
+                      <a:fillRect/>
+                    </a:stretch>
+                  </pic:blipFill>
+                  <pic:spPr>
+                    <a:xfrm>
+                      <a:off x="0" y="0"/>
+                      <a:ext cx="5850255" cy="2742565"/>
+                    </a:xfrm>
+                    <a:prstGeom prst="rect">
+                      <a:avLst/>
+                    </a:prstGeom>
+                  </pic:spPr>
+                </pic:pic>
+              </a:graphicData>
+            </a:graphic>
+          </wp:anchor>
+        </w:drawing>
+      </w:r>
+      <w:r>
+        <w:rPr>
+          <w:lang w:val="ru-RU"/>
+        </w:rPr>
+        <w:t>Страница расписания (</w:t>
+      </w:r>
+      <w:r>
+        <w:t>schedule</w:t>
+      </w:r>
+      <w:r>
+        <w:rPr>
+          <w:lang w:val="ru-RU"/>
+        </w:rPr>
+        <w:t>.</w:t>
+      </w:r>
+      <w:r>
+        <w:t>html</w:t>
+      </w:r>
+      <w:r>
+        <w:rPr>
+          <w:lang w:val="ru-RU"/>
+        </w:rPr>
+        <w:t>) является одним из ключевых разделов для постоянных клиентов. Расписание сгруппировано по дням недели. В верхней части страницы расположены кнопки-фильтры, позволяющие отображать только занятия выбранной категории. Каждое занятие в расписании показывает время, название, имя тренера, номер зала и продолжительность. Напротив каждого занятия находится кнопка «Записаться», открывающая модальное окно.</w:t>
+      </w:r>
+    </w:p>
+    <w:p>
+      <w:pPr>
+        <w:spacing w:after="160"/>
+        <w:jc w:val="both"/>
+      </w:pPr>
+    </w:p>
+    <w:p>
+      <w:pPr>
+        <w:spacing w:after="160"/>
+        <w:jc w:val="both"/>
+      </w:pPr>
+      <w:r>
+        <w:rPr>
+          <w:lang w:val="ru-RU"/>
+        </w:rPr>
+        <w:t>Страница контактов (</w:t>
+      </w:r>
+      <w:r>
+        <w:t>contact</w:t>
+      </w:r>
+      <w:r>
+        <w:rPr>
+          <w:lang w:val="ru-RU"/>
+        </w:rPr>
+        <w:t>.</w:t>
+      </w:r>
+      <w:r>
+        <w:t>html</w:t>
+      </w:r>
+      <w:r>
+        <w:rPr>
+          <w:lang w:val="ru-RU"/>
+        </w:rPr>
+        <w:t xml:space="preserve">) разделена на два блока. Левый содержит контактные данные (адрес, телефон, </w:t>
+      </w:r>
+      <w:r>
+        <w:t>email</w:t>
+      </w:r>
+      <w:r>
+        <w:rPr>
+          <w:lang w:val="ru-RU"/>
+        </w:rPr>
+        <w:t xml:space="preserve">, режим работы), представленные в виде иконочных карточек, и макет карты. Правый блок занимает форма обратной связи с полями для </w:t>
+      </w:r>
+      <w:r>
+        <w:rPr>
+          <w:lang w:val="ru-RU"/>
+        </w:rPr>
+        <w:lastRenderedPageBreak/>
+        <w:t xml:space="preserve">имени, телефона, </w:t>
+      </w:r>
+      <w:r>
+        <w:t>email</w:t>
+      </w:r>
+      <w:r>
+        <w:rPr>
+          <w:lang w:val="ru-RU"/>
+        </w:rPr>
+        <w:t>, темы обращения и текста сообщения. После успешной отправки форма скрывается и отображается сообщение об успехе. Ниже на странице расположен блок с ответами на часто задаваемые вопросы.</w:t>
+      </w:r>
+    </w:p>
+    <w:p>
+      <w:pPr>
+        <w:spacing w:after="160"/>
+        <w:jc w:val="both"/>
+      </w:pPr>
+      <w:r>
+        <w:drawing>
+          <wp:anchor distT="0" distB="0" distL="114300" distR="114300" simplePos="0" relativeHeight="251661312" behindDoc="1" locked="0" layoutInCell="1" allowOverlap="1" wp14:anchorId="4E35543E" wp14:editId="410F0E16">
+            <wp:simplePos x="0" y="0"/>
+            <wp:positionH relativeFrom="column">
+              <wp:posOffset>1905</wp:posOffset>
+            </wp:positionH>
+            <wp:positionV relativeFrom="paragraph">
+              <wp:posOffset>-635</wp:posOffset>
+            </wp:positionV>
+            <wp:extent cx="5850255" cy="2965450"/>
+            <wp:effectExtent l="0" t="0" r="0" b="6350"/>
+            <wp:wrapTight wrapText="bothSides">
+              <wp:wrapPolygon edited="0">
+                <wp:start x="0" y="0"/>
+                <wp:lineTo x="0" y="21507"/>
+                <wp:lineTo x="21523" y="21507"/>
+                <wp:lineTo x="21523" y="0"/>
+                <wp:lineTo x="0" y="0"/>
+              </wp:wrapPolygon>
+            </wp:wrapTight>
+            <wp:docPr id="1168013713" name="Picture 1"/>
+            <wp:cNvGraphicFramePr>
+              <a:graphicFrameLocks xmlns:a="http://schemas.openxmlformats.org/drawingml/2006/main" noChangeAspect="1"/>
+            </wp:cNvGraphicFramePr>
+            <a:graphic xmlns:a="http://schemas.openxmlformats.org/drawingml/2006/main">
+              <a:graphicData uri="http://schemas.openxmlformats.org/drawingml/2006/picture">
+                <pic:pic xmlns:pic="http://schemas.openxmlformats.org/drawingml/2006/picture">
+                  <pic:nvPicPr>
+                    <pic:cNvPr id="1168013713" name=""/>
+                    <pic:cNvPicPr/>
+                  </pic:nvPicPr>
+                  <pic:blipFill>
+                    <a:blip r:embed="rId12" cstate="print">
+                      <a:extLst>
+                        <a:ext uri="{28A0092B-C50C-407E-A947-70E740481C1C}">
+                          <a14:useLocalDpi xmlns:a14="http://schemas.microsoft.com/office/drawing/2010/main" val="0"/>
+                        </a:ext>
+                      </a:extLst>
+                    </a:blip>
+                    <a:stretch>
+                      <a:fillRect/>
+                    </a:stretch>
+                  </pic:blipFill>
+                  <pic:spPr>
+                    <a:xfrm>
+                      <a:off x="0" y="0"/>
+                      <a:ext cx="5850255" cy="2965450"/>
+                    </a:xfrm>
+                    <a:prstGeom prst="rect">
+                      <a:avLst/>
+                    </a:prstGeom>
+                  </pic:spPr>
+                </pic:pic>
+              </a:graphicData>
+            </a:graphic>
+          </wp:anchor>
+        </w:drawing>
+      </w:r>
+    </w:p>
+    <w:p>
+      <w:pPr>
+        <w:pStyle w:val="Heading2"/>
+        <w:rPr>
+          <w:lang w:val="ru-RU"/>
+        </w:rPr>
+      </w:pPr>
+      <w:r>
+        <w:rPr>
+          <w:lang w:val="ru-RU"/>
+        </w:rPr>
+        <w:t xml:space="preserve">2.4. Разработка </w:t>
+      </w:r>
+      <w:r>
+        <w:t>HTML</w:t>
+      </w:r>
+      <w:r>
+        <w:rPr>
+          <w:lang w:val="ru-RU"/>
+        </w:rPr>
+        <w:t>-структуры</w:t>
+      </w:r>
+    </w:p>
+    <w:p>
+      <w:pPr>
+        <w:spacing w:after="160"/>
+        <w:jc w:val="both"/>
+      </w:pPr>
+      <w:r>
+        <w:rPr>
+          <w:lang w:val="ru-RU"/>
+        </w:rPr>
+        <w:t xml:space="preserve">Каждый </w:t>
+      </w:r>
+      <w:r>
+        <w:t>HTML</w:t>
+      </w:r>
+      <w:r>
+        <w:rPr>
+          <w:lang w:val="ru-RU"/>
+        </w:rPr>
+        <w:t xml:space="preserve">-документ проекта начинается со стандартного объявления </w:t>
+      </w:r>
+      <w:r>
+        <w:t>DOCTYPE</w:t>
+      </w:r>
+      <w:r>
+        <w:rPr>
+          <w:lang w:val="ru-RU"/>
+        </w:rPr>
+        <w:t xml:space="preserve"> и тега &lt;</w:t>
+      </w:r>
+      <w:r>
+        <w:t>html</w:t>
+      </w:r>
+      <w:r>
+        <w:rPr>
+          <w:lang w:val="ru-RU"/>
+        </w:rPr>
+        <w:t xml:space="preserve">&gt; с атрибутом </w:t>
+      </w:r>
+      <w:r>
+        <w:t>lang</w:t>
+      </w:r>
+      <w:r>
+        <w:rPr>
+          <w:lang w:val="ru-RU"/>
+        </w:rPr>
+        <w:t>="</w:t>
+      </w:r>
+      <w:proofErr w:type="spellStart"/>
+      <w:r>
+        <w:t>ru</w:t>
+      </w:r>
+      <w:proofErr w:type="spellEnd"/>
+      <w:r>
+        <w:rPr>
+          <w:lang w:val="ru-RU"/>
+        </w:rPr>
+        <w:t>", указывающим язык содержимого. В разделе &lt;</w:t>
+      </w:r>
+      <w:r>
+        <w:t>head</w:t>
+      </w:r>
+      <w:r>
+        <w:rPr>
+          <w:lang w:val="ru-RU"/>
+        </w:rPr>
+        <w:t>&gt; задаётся кодировка (</w:t>
+      </w:r>
+      <w:r>
+        <w:t>UTF</w:t>
+      </w:r>
+      <w:r>
+        <w:rPr>
+          <w:lang w:val="ru-RU"/>
+        </w:rPr>
+        <w:t xml:space="preserve">-8), настройки </w:t>
+      </w:r>
+      <w:r>
+        <w:t>viewport</w:t>
+      </w:r>
+      <w:r>
+        <w:rPr>
+          <w:lang w:val="ru-RU"/>
+        </w:rPr>
+        <w:t xml:space="preserve"> для мобильных устройств, заголовок страницы и подключение файла стилей.</w:t>
+      </w:r>
+    </w:p>
+    <w:p>
+      <w:pPr>
+        <w:spacing w:after="160"/>
+        <w:jc w:val="both"/>
+      </w:pPr>
+      <w:r>
+        <w:drawing>
+          <wp:inline distT="0" distB="0" distL="0" distR="0" wp14:anchorId="65FD7530" wp14:editId="187062AA">
+            <wp:extent cx="5850255" cy="1148080"/>
+            <wp:effectExtent l="0" t="0" r="0" b="0"/>
+            <wp:docPr id="53743586" name="Picture 1"/>
+            <wp:cNvGraphicFramePr>
+              <a:graphicFrameLocks xmlns:a="http://schemas.openxmlformats.org/drawingml/2006/main" noChangeAspect="1"/>
+            </wp:cNvGraphicFramePr>
+            <a:graphic xmlns:a="http://schemas.openxmlformats.org/drawingml/2006/main">
+              <a:graphicData uri="http://schemas.openxmlformats.org/drawingml/2006/picture">
+                <pic:pic xmlns:pic="http://schemas.openxmlformats.org/drawingml/2006/picture">
+                  <pic:nvPicPr>
+                    <pic:cNvPr id="53743586" name=""/>
+                    <pic:cNvPicPr/>
+                  </pic:nvPicPr>
+                  <pic:blipFill>
+                    <a:blip r:embed="rId13"/>
+                    <a:stretch>
+                      <a:fillRect/>
+                    </a:stretch>
+                  </pic:blipFill>
+                  <pic:spPr>
+                    <a:xfrm>
+                      <a:off x="0" y="0"/>
+                      <a:ext cx="5850255" cy="1148080"/>
+                    </a:xfrm>
+                    <a:prstGeom prst="rect">
+                      <a:avLst/>
+                    </a:prstGeom>
+                  </pic:spPr>
+                </pic:pic>
+              </a:graphicData>
+            </a:graphic>
+          </wp:inline>
+        </w:drawing>
+      </w:r>
+    </w:p>
+    <w:p>
+      <w:pPr>
+        <w:spacing w:after="160"/>
+        <w:jc w:val="both"/>
+        <w:rPr>
+          <w:lang w:val="ru-RU"/>
+        </w:rPr>
+      </w:pPr>
+      <w:r>
+        <w:rPr>
+          <w:lang w:val="ru-RU"/>
+        </w:rPr>
+        <w:t>Навигация реализована в элементе &lt;</w:t>
+      </w:r>
+      <w:r>
+        <w:t>header</w:t>
+      </w:r>
+      <w:r>
+        <w:rPr>
+          <w:lang w:val="ru-RU"/>
+        </w:rPr>
+        <w:t xml:space="preserve">&gt; с классом </w:t>
+      </w:r>
+      <w:r>
+        <w:t>header</w:t>
+      </w:r>
+      <w:r>
+        <w:rPr>
+          <w:lang w:val="ru-RU"/>
+        </w:rPr>
+        <w:t>. Внутри находится логотип (тег &lt;</w:t>
+      </w:r>
+      <w:r>
+        <w:t>a</w:t>
+      </w:r>
+      <w:r>
+        <w:rPr>
+          <w:lang w:val="ru-RU"/>
+        </w:rPr>
+        <w:t xml:space="preserve">&gt; с классом </w:t>
+      </w:r>
+      <w:r>
+        <w:t>logo</w:t>
+      </w:r>
+      <w:r>
+        <w:rPr>
+          <w:lang w:val="ru-RU"/>
+        </w:rPr>
+        <w:t>), навигационный список (&lt;</w:t>
+      </w:r>
+      <w:r>
+        <w:t>nav</w:t>
+      </w:r>
+      <w:r>
+        <w:rPr>
+          <w:lang w:val="ru-RU"/>
+        </w:rPr>
+        <w:t>&gt;&lt;</w:t>
+      </w:r>
+      <w:r>
+        <w:t>ul</w:t>
+      </w:r>
+      <w:r>
+        <w:rPr>
+          <w:lang w:val="ru-RU"/>
+        </w:rPr>
+        <w:t xml:space="preserve">&gt;), кнопка записи и кнопка мобильного меню </w:t>
+      </w:r>
+      <w:r>
+        <w:t xml:space="preserve">(&lt;button class="burger"&gt;). </w:t>
+      </w:r>
+      <w:r>
+        <w:rPr>
+          <w:lang w:val="ru-RU"/>
+        </w:rPr>
+        <w:t>Структура шапки одинакова на всех страницах, что обеспечивает единообразие интерфейса.</w:t>
+      </w:r>
+    </w:p>
+    <w:p>
+      <w:pPr>
+        <w:spacing w:after="160"/>
+        <w:jc w:val="both"/>
         <w:rPr>
           <w:lang w:val="ru-RU"/>
         </w:rPr>
@@ -3736,8 +5997,25 @@
           <w:sz w:val="20"/>
           <w:szCs w:val="20"/>
         </w:rPr>
-        <w:lastRenderedPageBreak/>
-        <w:t xml:space="preserve">    &lt;a href="index.html" class="logo"&gt;</w:t>
+        <w:t xml:space="preserve">    &lt;a </w:t>
+      </w:r>
+      <w:proofErr w:type="spellStart"/>
+      <w:r>
+        <w:rPr>
+          <w:rFonts w:ascii="Courier New" w:eastAsia="Courier New" w:hAnsi="Courier New" w:cs="Courier New"/>
+          <w:sz w:val="20"/>
+          <w:szCs w:val="20"/>
+        </w:rPr>
+        <w:t>href</w:t>
+      </w:r>
+      <w:proofErr w:type="spellEnd"/>
+      <w:r>
+        <w:rPr>
+          <w:rFonts w:ascii="Courier New" w:eastAsia="Courier New" w:hAnsi="Courier New" w:cs="Courier New"/>
+          <w:sz w:val="20"/>
+          <w:szCs w:val="20"/>
+        </w:rPr>
+        <w:t>="index.html" class="logo"&gt;</w:t>
       </w:r>
     </w:p>
     <w:p>
@@ -3793,6 +6071,7 @@
           <w:sz w:val="20"/>
           <w:szCs w:val="20"/>
         </w:rPr>
+        <w:lastRenderedPageBreak/>
         <w:t xml:space="preserve">    &lt;nav class="nav"&gt;</w:t>
       </w:r>
     </w:p>
@@ -3821,7 +6100,43 @@
           <w:sz w:val="20"/>
           <w:szCs w:val="20"/>
         </w:rPr>
-        <w:t xml:space="preserve">        &lt;li&gt;&lt;a href="index.html"&gt;Главная&lt;/a&gt;&lt;/li&gt;</w:t>
+        <w:t xml:space="preserve">        &lt;li&gt;&lt;a </w:t>
+      </w:r>
+      <w:proofErr w:type="spellStart"/>
+      <w:r>
+        <w:rPr>
+          <w:rFonts w:ascii="Courier New" w:eastAsia="Courier New" w:hAnsi="Courier New" w:cs="Courier New"/>
+          <w:sz w:val="20"/>
+          <w:szCs w:val="20"/>
+        </w:rPr>
+        <w:t>href</w:t>
+      </w:r>
+      <w:proofErr w:type="spellEnd"/>
+      <w:r>
+        <w:rPr>
+          <w:rFonts w:ascii="Courier New" w:eastAsia="Courier New" w:hAnsi="Courier New" w:cs="Courier New"/>
+          <w:sz w:val="20"/>
+          <w:szCs w:val="20"/>
+        </w:rPr>
+        <w:t>="index.html"&gt;</w:t>
+      </w:r>
+      <w:proofErr w:type="spellStart"/>
+      <w:r>
+        <w:rPr>
+          <w:rFonts w:ascii="Courier New" w:eastAsia="Courier New" w:hAnsi="Courier New" w:cs="Courier New"/>
+          <w:sz w:val="20"/>
+          <w:szCs w:val="20"/>
+        </w:rPr>
+        <w:t>Главная</w:t>
+      </w:r>
+      <w:proofErr w:type="spellEnd"/>
+      <w:r>
+        <w:rPr>
+          <w:rFonts w:ascii="Courier New" w:eastAsia="Courier New" w:hAnsi="Courier New" w:cs="Courier New"/>
+          <w:sz w:val="20"/>
+          <w:szCs w:val="20"/>
+        </w:rPr>
+        <w:t>&lt;/a&gt;&lt;/li&gt;</w:t>
       </w:r>
     </w:p>
     <w:p>
@@ -3835,7 +6150,43 @@
           <w:sz w:val="20"/>
           <w:szCs w:val="20"/>
         </w:rPr>
-        <w:t xml:space="preserve">        &lt;li&gt;&lt;a href="services.html"&gt;Услуги&lt;/a&gt;&lt;/li&gt;</w:t>
+        <w:t xml:space="preserve">        &lt;li&gt;&lt;a </w:t>
+      </w:r>
+      <w:proofErr w:type="spellStart"/>
+      <w:r>
+        <w:rPr>
+          <w:rFonts w:ascii="Courier New" w:eastAsia="Courier New" w:hAnsi="Courier New" w:cs="Courier New"/>
+          <w:sz w:val="20"/>
+          <w:szCs w:val="20"/>
+        </w:rPr>
+        <w:t>href</w:t>
+      </w:r>
+      <w:proofErr w:type="spellEnd"/>
+      <w:r>
+        <w:rPr>
+          <w:rFonts w:ascii="Courier New" w:eastAsia="Courier New" w:hAnsi="Courier New" w:cs="Courier New"/>
+          <w:sz w:val="20"/>
+          <w:szCs w:val="20"/>
+        </w:rPr>
+        <w:t>="services.html"&gt;</w:t>
+      </w:r>
+      <w:proofErr w:type="spellStart"/>
+      <w:r>
+        <w:rPr>
+          <w:rFonts w:ascii="Courier New" w:eastAsia="Courier New" w:hAnsi="Courier New" w:cs="Courier New"/>
+          <w:sz w:val="20"/>
+          <w:szCs w:val="20"/>
+        </w:rPr>
+        <w:t>Услуги</w:t>
+      </w:r>
+      <w:proofErr w:type="spellEnd"/>
+      <w:r>
+        <w:rPr>
+          <w:rFonts w:ascii="Courier New" w:eastAsia="Courier New" w:hAnsi="Courier New" w:cs="Courier New"/>
+          <w:sz w:val="20"/>
+          <w:szCs w:val="20"/>
+        </w:rPr>
+        <w:t>&lt;/a&gt;&lt;/li&gt;</w:t>
       </w:r>
     </w:p>
     <w:p>
@@ -3999,7 +6350,7 @@
         <w:spacing w:after="160"/>
         <w:jc w:val="both"/>
         <w:rPr>
-          <w:lang w:val="ru-RU"/>
+          <w:lang w:val="az-Latn-AZ"/>
         </w:rPr>
       </w:pPr>
       <w:r>
@@ -4122,190 +6473,48 @@
         <w:spacing w:after="160"/>
         <w:jc w:val="both"/>
         <w:rPr>
-          <w:lang w:val="ru-RU"/>
-        </w:rPr>
-      </w:pPr>
-      <w:r>
-        <w:rPr>
-          <w:lang w:val="ru-RU"/>
-        </w:rPr>
-        <w:t xml:space="preserve">Форма обратной связи построена на стандартных элементах </w:t>
-      </w:r>
-      <w:r>
-        <w:t>HTML</w:t>
-      </w:r>
-      <w:r>
-        <w:rPr>
-          <w:lang w:val="ru-RU"/>
-        </w:rPr>
-        <w:t>: &lt;</w:t>
-      </w:r>
-      <w:r>
-        <w:t>form</w:t>
-      </w:r>
-      <w:r>
-        <w:rPr>
-          <w:lang w:val="ru-RU"/>
-        </w:rPr>
-        <w:t>&gt;, &lt;</w:t>
-      </w:r>
-      <w:r>
-        <w:t>input</w:t>
-      </w:r>
-      <w:r>
-        <w:rPr>
-          <w:lang w:val="ru-RU"/>
-        </w:rPr>
-        <w:t>&gt;, &lt;</w:t>
-      </w:r>
-      <w:r>
-        <w:t>select</w:t>
-      </w:r>
-      <w:r>
-        <w:rPr>
-          <w:lang w:val="ru-RU"/>
-        </w:rPr>
-        <w:t>&gt;, &lt;</w:t>
-      </w:r>
-      <w:r>
-        <w:t>textarea</w:t>
-      </w:r>
-      <w:r>
-        <w:rPr>
-          <w:lang w:val="ru-RU"/>
-        </w:rPr>
-        <w:t>&gt; и &lt;</w:t>
-      </w:r>
-      <w:r>
-        <w:t>button</w:t>
-      </w:r>
-      <w:r>
-        <w:rPr>
-          <w:lang w:val="ru-RU"/>
-        </w:rPr>
-        <w:t xml:space="preserve">&gt;. Поля формы снабжены атрибутами </w:t>
-      </w:r>
-      <w:r>
-        <w:t>type</w:t>
-      </w:r>
-      <w:r>
-        <w:rPr>
-          <w:lang w:val="ru-RU"/>
-        </w:rPr>
-        <w:t xml:space="preserve">, </w:t>
-      </w:r>
-      <w:r>
-        <w:t>id</w:t>
-      </w:r>
-      <w:r>
-        <w:rPr>
-          <w:lang w:val="ru-RU"/>
-        </w:rPr>
-        <w:t xml:space="preserve">, </w:t>
-      </w:r>
-      <w:r>
-        <w:t>placeholder</w:t>
-      </w:r>
-      <w:r>
-        <w:rPr>
-          <w:lang w:val="ru-RU"/>
-        </w:rPr>
-        <w:t>. Каждое поле обёрнуто в &lt;</w:t>
-      </w:r>
-      <w:r>
-        <w:t>div</w:t>
-      </w:r>
-      <w:r>
-        <w:rPr>
-          <w:lang w:val="ru-RU"/>
-        </w:rPr>
-        <w:t xml:space="preserve"> </w:t>
-      </w:r>
-      <w:r>
-        <w:t>class</w:t>
-      </w:r>
-      <w:r>
-        <w:rPr>
-          <w:lang w:val="ru-RU"/>
-        </w:rPr>
-        <w:t>="</w:t>
-      </w:r>
-      <w:r>
-        <w:t>form</w:t>
-      </w:r>
-      <w:r>
-        <w:rPr>
-          <w:lang w:val="ru-RU"/>
-        </w:rPr>
-        <w:t>-</w:t>
-      </w:r>
-      <w:r>
-        <w:t>group</w:t>
-      </w:r>
-      <w:r>
-        <w:rPr>
-          <w:lang w:val="ru-RU"/>
-        </w:rPr>
-        <w:t>"&gt;, который также содержит элемент &lt;</w:t>
-      </w:r>
-      <w:r>
-        <w:t>span</w:t>
-      </w:r>
-      <w:r>
-        <w:rPr>
-          <w:lang w:val="ru-RU"/>
-        </w:rPr>
-        <w:t xml:space="preserve"> </w:t>
-      </w:r>
-      <w:r>
-        <w:t>class</w:t>
-      </w:r>
-      <w:r>
-        <w:rPr>
-          <w:lang w:val="ru-RU"/>
-        </w:rPr>
-        <w:t>="</w:t>
-      </w:r>
-      <w:r>
-        <w:t>error</w:t>
-      </w:r>
-      <w:r>
-        <w:rPr>
-          <w:lang w:val="ru-RU"/>
-        </w:rPr>
-        <w:t>-</w:t>
-      </w:r>
-      <w:r>
-        <w:t>msg</w:t>
-      </w:r>
-      <w:r>
-        <w:rPr>
-          <w:lang w:val="ru-RU"/>
-        </w:rPr>
-        <w:t>"&gt; для вывода сообщений об ошибках валидации.</w:t>
-      </w:r>
-    </w:p>
-    <w:p>
-      <w:pPr>
-        <w:pStyle w:val="Heading2"/>
-        <w:rPr>
-          <w:lang w:val="ru-RU"/>
-        </w:rPr>
-      </w:pPr>
-      <w:r>
-        <w:rPr>
-          <w:lang w:val="ru-RU"/>
-        </w:rPr>
-        <w:t xml:space="preserve">2.5. Разработка </w:t>
-      </w:r>
-      <w:r>
-        <w:t>CSS</w:t>
-      </w:r>
-      <w:r>
-        <w:rPr>
-          <w:lang w:val="ru-RU"/>
-        </w:rPr>
-        <w:t>-стилей</w:t>
+          <w:lang w:val="az-Latn-AZ"/>
+        </w:rPr>
+      </w:pPr>
+      <w:r>
+        <w:rPr>
+          <w:lang w:val="az-Latn-AZ"/>
+        </w:rPr>
+        <w:drawing>
+          <wp:inline distT="0" distB="0" distL="0" distR="0" wp14:anchorId="1964DAB5" wp14:editId="331FBAD5">
+            <wp:extent cx="5850255" cy="4201795"/>
+            <wp:effectExtent l="0" t="0" r="0" b="8255"/>
+            <wp:docPr id="25623334" name="Picture 1"/>
+            <wp:cNvGraphicFramePr>
+              <a:graphicFrameLocks xmlns:a="http://schemas.openxmlformats.org/drawingml/2006/main" noChangeAspect="1"/>
+            </wp:cNvGraphicFramePr>
+            <a:graphic xmlns:a="http://schemas.openxmlformats.org/drawingml/2006/main">
+              <a:graphicData uri="http://schemas.openxmlformats.org/drawingml/2006/picture">
+                <pic:pic xmlns:pic="http://schemas.openxmlformats.org/drawingml/2006/picture">
+                  <pic:nvPicPr>
+                    <pic:cNvPr id="25623334" name=""/>
+                    <pic:cNvPicPr/>
+                  </pic:nvPicPr>
+                  <pic:blipFill>
+                    <a:blip r:embed="rId14"/>
+                    <a:stretch>
+                      <a:fillRect/>
+                    </a:stretch>
+                  </pic:blipFill>
+                  <pic:spPr>
+                    <a:xfrm>
+                      <a:off x="0" y="0"/>
+                      <a:ext cx="5850255" cy="4201795"/>
+                    </a:xfrm>
+                    <a:prstGeom prst="rect">
+                      <a:avLst/>
+                    </a:prstGeom>
+                  </pic:spPr>
+                </pic:pic>
+              </a:graphicData>
+            </a:graphic>
+          </wp:inline>
+        </w:drawing>
       </w:r>
     </w:p>
     <w:p>
@@ -4320,34 +6529,185 @@
         <w:rPr>
           <w:lang w:val="ru-RU"/>
         </w:rPr>
-        <w:t xml:space="preserve">Файл стилей </w:t>
-      </w:r>
-      <w:r>
-        <w:t>style</w:t>
-      </w:r>
-      <w:r>
-        <w:rPr>
-          <w:lang w:val="ru-RU"/>
-        </w:rPr>
-        <w:t>.</w:t>
-      </w:r>
-      <w:r>
-        <w:t>css</w:t>
-      </w:r>
-      <w:r>
-        <w:rPr>
-          <w:lang w:val="ru-RU"/>
-        </w:rPr>
-        <w:t xml:space="preserve"> организован по блочному принципу и разделён на логические секции с помощью комментариев: общие настройки, типографика, кнопки, шапка, </w:t>
-      </w:r>
-      <w:r>
-        <w:t>hero</w:t>
-      </w:r>
-      <w:r>
-        <w:rPr>
-          <w:lang w:val="ru-RU"/>
-        </w:rPr>
-        <w:t>-секция, карточки услуг, расписание, контакты, подвал, модальное окно и адаптивность.</w:t>
+        <w:t xml:space="preserve">Форма обратной связи построена на стандартных элементах </w:t>
+      </w:r>
+      <w:r>
+        <w:t>HTML</w:t>
+      </w:r>
+      <w:r>
+        <w:rPr>
+          <w:lang w:val="ru-RU"/>
+        </w:rPr>
+        <w:t>: &lt;</w:t>
+      </w:r>
+      <w:r>
+        <w:t>form</w:t>
+      </w:r>
+      <w:r>
+        <w:rPr>
+          <w:lang w:val="ru-RU"/>
+        </w:rPr>
+        <w:t>&gt;, &lt;</w:t>
+      </w:r>
+      <w:r>
+        <w:t>input</w:t>
+      </w:r>
+      <w:r>
+        <w:rPr>
+          <w:lang w:val="ru-RU"/>
+        </w:rPr>
+        <w:t>&gt;, &lt;</w:t>
+      </w:r>
+      <w:r>
+        <w:t>select</w:t>
+      </w:r>
+      <w:r>
+        <w:rPr>
+          <w:lang w:val="ru-RU"/>
+        </w:rPr>
+        <w:t>&gt;, &lt;</w:t>
+      </w:r>
+      <w:proofErr w:type="spellStart"/>
+      <w:r>
+        <w:t>textarea</w:t>
+      </w:r>
+      <w:proofErr w:type="spellEnd"/>
+      <w:r>
+        <w:rPr>
+          <w:lang w:val="ru-RU"/>
+        </w:rPr>
+        <w:t>&gt; и &lt;</w:t>
+      </w:r>
+      <w:r>
+        <w:t>button</w:t>
+      </w:r>
+      <w:r>
+        <w:rPr>
+          <w:lang w:val="ru-RU"/>
+        </w:rPr>
+        <w:t xml:space="preserve">&gt;. Поля формы снабжены атрибутами </w:t>
+      </w:r>
+      <w:r>
+        <w:t>type</w:t>
+      </w:r>
+      <w:r>
+        <w:rPr>
+          <w:lang w:val="ru-RU"/>
+        </w:rPr>
+        <w:t xml:space="preserve">, </w:t>
+      </w:r>
+      <w:r>
+        <w:t>id</w:t>
+      </w:r>
+      <w:r>
+        <w:rPr>
+          <w:lang w:val="ru-RU"/>
+        </w:rPr>
+        <w:t xml:space="preserve">, </w:t>
+      </w:r>
+      <w:r>
+        <w:t>placeholder</w:t>
+      </w:r>
+      <w:r>
+        <w:rPr>
+          <w:lang w:val="ru-RU"/>
+        </w:rPr>
+        <w:t>. Каждое поле обёрнуто в &lt;</w:t>
+      </w:r>
+      <w:r>
+        <w:t>div</w:t>
+      </w:r>
+      <w:r>
+        <w:rPr>
+          <w:lang w:val="ru-RU"/>
+        </w:rPr>
+        <w:t xml:space="preserve"> </w:t>
+      </w:r>
+      <w:r>
+        <w:t>class</w:t>
+      </w:r>
+      <w:r>
+        <w:rPr>
+          <w:lang w:val="ru-RU"/>
+        </w:rPr>
+        <w:t>="</w:t>
+      </w:r>
+      <w:r>
+        <w:t>form</w:t>
+      </w:r>
+      <w:r>
+        <w:rPr>
+          <w:lang w:val="ru-RU"/>
+        </w:rPr>
+        <w:t>-</w:t>
+      </w:r>
+      <w:r>
+        <w:t>group</w:t>
+      </w:r>
+      <w:r>
+        <w:rPr>
+          <w:lang w:val="ru-RU"/>
+        </w:rPr>
+        <w:t>"&gt;, который также содержит элемент &lt;</w:t>
+      </w:r>
+      <w:r>
+        <w:t>span</w:t>
+      </w:r>
+      <w:r>
+        <w:rPr>
+          <w:lang w:val="ru-RU"/>
+        </w:rPr>
+        <w:t xml:space="preserve"> </w:t>
+      </w:r>
+      <w:r>
+        <w:t>class</w:t>
+      </w:r>
+      <w:r>
+        <w:rPr>
+          <w:lang w:val="ru-RU"/>
+        </w:rPr>
+        <w:t>="</w:t>
+      </w:r>
+      <w:r>
+        <w:t>error</w:t>
+      </w:r>
+      <w:r>
+        <w:rPr>
+          <w:lang w:val="ru-RU"/>
+        </w:rPr>
+        <w:t>-</w:t>
+      </w:r>
+      <w:r>
+        <w:t>msg</w:t>
+      </w:r>
+      <w:r>
+        <w:rPr>
+          <w:lang w:val="ru-RU"/>
+        </w:rPr>
+        <w:t>"&gt; для вывода сообщений об ошибках валидации.</w:t>
+      </w:r>
+    </w:p>
+    <w:p>
+      <w:pPr>
+        <w:pStyle w:val="Heading2"/>
+        <w:rPr>
+          <w:lang w:val="ru-RU"/>
+        </w:rPr>
+      </w:pPr>
+      <w:r>
+        <w:rPr>
+          <w:lang w:val="ru-RU"/>
+        </w:rPr>
+        <w:t xml:space="preserve">2.5. Разработка </w:t>
+      </w:r>
+      <w:r>
+        <w:t>CSS</w:t>
+      </w:r>
+      <w:r>
+        <w:rPr>
+          <w:lang w:val="ru-RU"/>
+        </w:rPr>
+        <w:t>-стилей</w:t>
       </w:r>
     </w:p>
     <w:p>
@@ -4362,6 +6722,51 @@
         <w:rPr>
           <w:lang w:val="ru-RU"/>
         </w:rPr>
+        <w:lastRenderedPageBreak/>
+        <w:t xml:space="preserve">Файл стилей </w:t>
+      </w:r>
+      <w:r>
+        <w:t>style</w:t>
+      </w:r>
+      <w:r>
+        <w:rPr>
+          <w:lang w:val="ru-RU"/>
+        </w:rPr>
+        <w:t>.</w:t>
+      </w:r>
+      <w:proofErr w:type="spellStart"/>
+      <w:r>
+        <w:t>css</w:t>
+      </w:r>
+      <w:proofErr w:type="spellEnd"/>
+      <w:r>
+        <w:rPr>
+          <w:lang w:val="ru-RU"/>
+        </w:rPr>
+        <w:t xml:space="preserve"> организован по блочному принципу и разделён на логические секции с помощью комментариев: общие настройки, типографика, кнопки, шапка, </w:t>
+      </w:r>
+      <w:r>
+        <w:t>hero</w:t>
+      </w:r>
+      <w:r>
+        <w:rPr>
+          <w:lang w:val="ru-RU"/>
+        </w:rPr>
+        <w:t>-секция, карточки услуг, расписание, контакты, подвал, модальное окно и адаптивность.</w:t>
+      </w:r>
+    </w:p>
+    <w:p>
+      <w:pPr>
+        <w:spacing w:after="160"/>
+        <w:jc w:val="both"/>
+        <w:rPr>
+          <w:lang w:val="ru-RU"/>
+        </w:rPr>
+      </w:pPr>
+      <w:r>
+        <w:rPr>
+          <w:lang w:val="ru-RU"/>
+        </w:rPr>
         <w:t xml:space="preserve">В начале файла объявляются </w:t>
       </w:r>
       <w:r>
@@ -4388,13 +6793,23 @@
         <w:spacing w:after="100"/>
         <w:ind w:left="720"/>
       </w:pPr>
-      <w:r>
-        <w:rPr>
-          <w:rFonts w:ascii="Courier New" w:eastAsia="Courier New" w:hAnsi="Courier New" w:cs="Courier New"/>
-          <w:sz w:val="20"/>
-          <w:szCs w:val="20"/>
-        </w:rPr>
-        <w:t>:root {</w:t>
+      <w:proofErr w:type="gramStart"/>
+      <w:r>
+        <w:rPr>
+          <w:rFonts w:ascii="Courier New" w:eastAsia="Courier New" w:hAnsi="Courier New" w:cs="Courier New"/>
+          <w:sz w:val="20"/>
+          <w:szCs w:val="20"/>
+        </w:rPr>
+        <w:t>:root</w:t>
+      </w:r>
+      <w:proofErr w:type="gramEnd"/>
+      <w:r>
+        <w:rPr>
+          <w:rFonts w:ascii="Courier New" w:eastAsia="Courier New" w:hAnsi="Courier New" w:cs="Courier New"/>
+          <w:sz w:val="20"/>
+          <w:szCs w:val="20"/>
+        </w:rPr>
+        <w:t xml:space="preserve"> {</w:t>
       </w:r>
     </w:p>
     <w:p>
@@ -4408,7 +6823,25 @@
           <w:sz w:val="20"/>
           <w:szCs w:val="20"/>
         </w:rPr>
-        <w:t xml:space="preserve">  --dark-blue: #1a1a2e;</w:t>
+        <w:t xml:space="preserve">  --dark-</w:t>
+      </w:r>
+      <w:proofErr w:type="gramStart"/>
+      <w:r>
+        <w:rPr>
+          <w:rFonts w:ascii="Courier New" w:eastAsia="Courier New" w:hAnsi="Courier New" w:cs="Courier New"/>
+          <w:sz w:val="20"/>
+          <w:szCs w:val="20"/>
+        </w:rPr>
+        <w:t>blue: #</w:t>
+      </w:r>
+      <w:proofErr w:type="gramEnd"/>
+      <w:r>
+        <w:rPr>
+          <w:rFonts w:ascii="Courier New" w:eastAsia="Courier New" w:hAnsi="Courier New" w:cs="Courier New"/>
+          <w:sz w:val="20"/>
+          <w:szCs w:val="20"/>
+        </w:rPr>
+        <w:t>1a1a2e;</w:t>
       </w:r>
     </w:p>
     <w:p>
@@ -4422,7 +6855,25 @@
           <w:sz w:val="20"/>
           <w:szCs w:val="20"/>
         </w:rPr>
-        <w:t xml:space="preserve">  --red: #e63946;</w:t>
+        <w:t xml:space="preserve">  --</w:t>
+      </w:r>
+      <w:proofErr w:type="gramStart"/>
+      <w:r>
+        <w:rPr>
+          <w:rFonts w:ascii="Courier New" w:eastAsia="Courier New" w:hAnsi="Courier New" w:cs="Courier New"/>
+          <w:sz w:val="20"/>
+          <w:szCs w:val="20"/>
+        </w:rPr>
+        <w:t>red: #</w:t>
+      </w:r>
+      <w:proofErr w:type="gramEnd"/>
+      <w:r>
+        <w:rPr>
+          <w:rFonts w:ascii="Courier New" w:eastAsia="Courier New" w:hAnsi="Courier New" w:cs="Courier New"/>
+          <w:sz w:val="20"/>
+          <w:szCs w:val="20"/>
+        </w:rPr>
+        <w:t>e63946;</w:t>
       </w:r>
     </w:p>
     <w:p>
@@ -4436,7 +6887,25 @@
           <w:sz w:val="20"/>
           <w:szCs w:val="20"/>
         </w:rPr>
-        <w:t xml:space="preserve">  --white: #ffffff;</w:t>
+        <w:t xml:space="preserve">  --</w:t>
+      </w:r>
+      <w:proofErr w:type="gramStart"/>
+      <w:r>
+        <w:rPr>
+          <w:rFonts w:ascii="Courier New" w:eastAsia="Courier New" w:hAnsi="Courier New" w:cs="Courier New"/>
+          <w:sz w:val="20"/>
+          <w:szCs w:val="20"/>
+        </w:rPr>
+        <w:t>white: #</w:t>
+      </w:r>
+      <w:proofErr w:type="gramEnd"/>
+      <w:r>
+        <w:rPr>
+          <w:rFonts w:ascii="Courier New" w:eastAsia="Courier New" w:hAnsi="Courier New" w:cs="Courier New"/>
+          <w:sz w:val="20"/>
+          <w:szCs w:val="20"/>
+        </w:rPr>
+        <w:t>ffffff;</w:t>
       </w:r>
     </w:p>
     <w:p>
@@ -4464,7 +6933,35 @@
           <w:sz w:val="20"/>
           <w:szCs w:val="20"/>
         </w:rPr>
-        <w:t xml:space="preserve">  --shadow: 0 4px 20px rgba(0,0,0,0.08);</w:t>
+        <w:t xml:space="preserve">  --shadow: 0 4px 20px </w:t>
+      </w:r>
+      <w:proofErr w:type="spellStart"/>
+      <w:proofErr w:type="gramStart"/>
+      <w:r>
+        <w:rPr>
+          <w:rFonts w:ascii="Courier New" w:eastAsia="Courier New" w:hAnsi="Courier New" w:cs="Courier New"/>
+          <w:sz w:val="20"/>
+          <w:szCs w:val="20"/>
+        </w:rPr>
+        <w:t>rgba</w:t>
+      </w:r>
+      <w:proofErr w:type="spellEnd"/>
+      <w:r>
+        <w:rPr>
+          <w:rFonts w:ascii="Courier New" w:eastAsia="Courier New" w:hAnsi="Courier New" w:cs="Courier New"/>
+          <w:sz w:val="20"/>
+          <w:szCs w:val="20"/>
+        </w:rPr>
+        <w:t>(</w:t>
+      </w:r>
+      <w:proofErr w:type="gramEnd"/>
+      <w:r>
+        <w:rPr>
+          <w:rFonts w:ascii="Courier New" w:eastAsia="Courier New" w:hAnsi="Courier New" w:cs="Courier New"/>
+          <w:sz w:val="20"/>
+          <w:szCs w:val="20"/>
+        </w:rPr>
+        <w:t>0,0,0,0.08);</w:t>
       </w:r>
     </w:p>
     <w:p>
@@ -4512,7 +7009,7 @@
         <w:spacing w:after="160"/>
         <w:jc w:val="both"/>
         <w:rPr>
-          <w:lang w:val="ru-RU"/>
+          <w:lang w:val="az-Latn-AZ"/>
         </w:rPr>
       </w:pPr>
       <w:r>
@@ -4575,27 +7072,33 @@
         </w:rPr>
         <w:t>(260</w:t>
       </w:r>
+      <w:proofErr w:type="spellStart"/>
       <w:r>
         <w:t>px</w:t>
       </w:r>
+      <w:proofErr w:type="spellEnd"/>
       <w:r>
         <w:rPr>
           <w:lang w:val="ru-RU"/>
         </w:rPr>
         <w:t>, 1</w:t>
       </w:r>
+      <w:proofErr w:type="spellStart"/>
       <w:r>
         <w:t>fr</w:t>
       </w:r>
+      <w:proofErr w:type="spellEnd"/>
       <w:r>
         <w:rPr>
           <w:lang w:val="ru-RU"/>
         </w:rPr>
         <w:t>)), которая автоматически подбирает количество столбцов в зависимости от ширины экрана. При ширине меньше 700</w:t>
       </w:r>
+      <w:proofErr w:type="spellStart"/>
       <w:r>
         <w:t>px</w:t>
       </w:r>
+      <w:proofErr w:type="spellEnd"/>
       <w:r>
         <w:rPr>
           <w:lang w:val="ru-RU"/>
@@ -4608,96 +7111,48 @@
         <w:spacing w:after="160"/>
         <w:jc w:val="both"/>
         <w:rPr>
-          <w:lang w:val="ru-RU"/>
-        </w:rPr>
-      </w:pPr>
-      <w:r>
-        <w:rPr>
-          <w:lang w:val="ru-RU"/>
-        </w:rPr>
-        <w:lastRenderedPageBreak/>
-        <w:t xml:space="preserve">Анимации реализованы через </w:t>
-      </w:r>
-      <w:r>
-        <w:t>CSS</w:t>
-      </w:r>
-      <w:r>
-        <w:rPr>
-          <w:lang w:val="ru-RU"/>
-        </w:rPr>
-        <w:t xml:space="preserve">-свойство </w:t>
-      </w:r>
-      <w:r>
-        <w:t>transition</w:t>
-      </w:r>
-      <w:r>
-        <w:rPr>
-          <w:lang w:val="ru-RU"/>
-        </w:rPr>
-        <w:t xml:space="preserve">, применяемое к свойствам </w:t>
-      </w:r>
-      <w:r>
-        <w:t>transform</w:t>
-      </w:r>
-      <w:r>
-        <w:rPr>
-          <w:lang w:val="ru-RU"/>
-        </w:rPr>
-        <w:t xml:space="preserve"> и </w:t>
-      </w:r>
-      <w:r>
-        <w:t>box</w:t>
-      </w:r>
-      <w:r>
-        <w:rPr>
-          <w:lang w:val="ru-RU"/>
-        </w:rPr>
-        <w:t>-</w:t>
-      </w:r>
-      <w:r>
-        <w:t>shadow</w:t>
-      </w:r>
-      <w:r>
-        <w:rPr>
-          <w:lang w:val="ru-RU"/>
-        </w:rPr>
-        <w:t>. При наведении мыши (</w:t>
-      </w:r>
-      <w:r>
-        <w:t>hover</w:t>
-      </w:r>
-      <w:r>
-        <w:rPr>
-          <w:lang w:val="ru-RU"/>
-        </w:rPr>
-        <w:t>) карточки поднимаются на 5–6 пикселей (</w:t>
-      </w:r>
-      <w:r>
-        <w:t>transform</w:t>
-      </w:r>
-      <w:r>
-        <w:rPr>
-          <w:lang w:val="ru-RU"/>
-        </w:rPr>
-        <w:t xml:space="preserve">: </w:t>
-      </w:r>
-      <w:r>
-        <w:t>translateY</w:t>
-      </w:r>
-      <w:r>
-        <w:rPr>
-          <w:lang w:val="ru-RU"/>
-        </w:rPr>
-        <w:t>(-5</w:t>
-      </w:r>
-      <w:r>
-        <w:t>px</w:t>
-      </w:r>
-      <w:r>
-        <w:rPr>
-          <w:lang w:val="ru-RU"/>
-        </w:rPr>
-        <w:t>)) и получают более выраженную тень. Это создаёт ощущение «отрыва» карточки от поверхности и делает интерфейс более живым.</w:t>
+          <w:lang w:val="az-Latn-AZ"/>
+        </w:rPr>
+      </w:pPr>
+      <w:r>
+        <w:rPr>
+          <w:lang w:val="az-Latn-AZ"/>
+        </w:rPr>
+        <w:drawing>
+          <wp:inline distT="0" distB="0" distL="0" distR="0" wp14:anchorId="511E261F" wp14:editId="0CA9508D">
+            <wp:extent cx="5311600" cy="3627434"/>
+            <wp:effectExtent l="0" t="0" r="3810" b="0"/>
+            <wp:docPr id="384722634" name="Picture 1"/>
+            <wp:cNvGraphicFramePr>
+              <a:graphicFrameLocks xmlns:a="http://schemas.openxmlformats.org/drawingml/2006/main" noChangeAspect="1"/>
+            </wp:cNvGraphicFramePr>
+            <a:graphic xmlns:a="http://schemas.openxmlformats.org/drawingml/2006/main">
+              <a:graphicData uri="http://schemas.openxmlformats.org/drawingml/2006/picture">
+                <pic:pic xmlns:pic="http://schemas.openxmlformats.org/drawingml/2006/picture">
+                  <pic:nvPicPr>
+                    <pic:cNvPr id="384722634" name=""/>
+                    <pic:cNvPicPr/>
+                  </pic:nvPicPr>
+                  <pic:blipFill>
+                    <a:blip r:embed="rId15"/>
+                    <a:stretch>
+                      <a:fillRect/>
+                    </a:stretch>
+                  </pic:blipFill>
+                  <pic:spPr>
+                    <a:xfrm>
+                      <a:off x="0" y="0"/>
+                      <a:ext cx="5311600" cy="3627434"/>
+                    </a:xfrm>
+                    <a:prstGeom prst="rect">
+                      <a:avLst/>
+                    </a:prstGeom>
+                  </pic:spPr>
+                </pic:pic>
+              </a:graphicData>
+            </a:graphic>
+          </wp:inline>
+        </w:drawing>
       </w:r>
     </w:p>
     <w:p>
@@ -4712,19 +7167,37 @@
         <w:rPr>
           <w:lang w:val="ru-RU"/>
         </w:rPr>
-        <w:t>Кнопка «Наверх» изначально невидима (</w:t>
-      </w:r>
-      <w:r>
-        <w:t>opacity</w:t>
-      </w:r>
-      <w:r>
-        <w:rPr>
-          <w:lang w:val="ru-RU"/>
-        </w:rPr>
-        <w:t xml:space="preserve">: 0; </w:t>
-      </w:r>
-      <w:r>
-        <w:t>pointer</w:t>
+        <w:t xml:space="preserve">Анимации реализованы через </w:t>
+      </w:r>
+      <w:r>
+        <w:t>CSS</w:t>
+      </w:r>
+      <w:r>
+        <w:rPr>
+          <w:lang w:val="ru-RU"/>
+        </w:rPr>
+        <w:t xml:space="preserve">-свойство </w:t>
+      </w:r>
+      <w:r>
+        <w:t>transition</w:t>
+      </w:r>
+      <w:r>
+        <w:rPr>
+          <w:lang w:val="ru-RU"/>
+        </w:rPr>
+        <w:t xml:space="preserve">, применяемое к свойствам </w:t>
+      </w:r>
+      <w:r>
+        <w:t>transform</w:t>
+      </w:r>
+      <w:r>
+        <w:rPr>
+          <w:lang w:val="ru-RU"/>
+        </w:rPr>
+        <w:t xml:space="preserve"> и </w:t>
+      </w:r>
+      <w:r>
+        <w:t>box</w:t>
       </w:r>
       <w:r>
         <w:rPr>
@@ -4733,7 +7206,25 @@
         <w:t>-</w:t>
       </w:r>
       <w:r>
-        <w:t>events</w:t>
+        <w:t>shadow</w:t>
+      </w:r>
+      <w:r>
+        <w:rPr>
+          <w:lang w:val="ru-RU"/>
+        </w:rPr>
+        <w:t>. При наведении мыши (</w:t>
+      </w:r>
+      <w:r>
+        <w:t>hover</w:t>
+      </w:r>
+      <w:r>
+        <w:rPr>
+          <w:lang w:val="ru-RU"/>
+        </w:rPr>
+        <w:t>) карточки поднимаются на 5–6 пикселей (</w:t>
+      </w:r>
+      <w:r>
+        <w:t>transform</w:t>
       </w:r>
       <w:r>
         <w:rPr>
@@ -4741,73 +7232,27 @@
         </w:rPr>
         <w:t xml:space="preserve">: </w:t>
       </w:r>
-      <w:r>
-        <w:t>none</w:t>
-      </w:r>
-      <w:r>
-        <w:rPr>
-          <w:lang w:val="ru-RU"/>
-        </w:rPr>
-        <w:t>) и получает класс .</w:t>
-      </w:r>
-      <w:r>
-        <w:t>visible</w:t>
-      </w:r>
-      <w:r>
-        <w:rPr>
-          <w:lang w:val="ru-RU"/>
-        </w:rPr>
-        <w:t xml:space="preserve"> при прокрутке страницы более чем на 300 пикселей. Плавное появление обеспечивается </w:t>
-      </w:r>
-      <w:r>
-        <w:t>transition</w:t>
-      </w:r>
-      <w:r>
-        <w:rPr>
-          <w:lang w:val="ru-RU"/>
-        </w:rPr>
-        <w:t xml:space="preserve"> для свойств </w:t>
-      </w:r>
-      <w:r>
-        <w:t>opacity</w:t>
-      </w:r>
-      <w:r>
-        <w:rPr>
-          <w:lang w:val="ru-RU"/>
-        </w:rPr>
-        <w:t xml:space="preserve"> и </w:t>
-      </w:r>
-      <w:r>
-        <w:t>transform</w:t>
-      </w:r>
-      <w:r>
-        <w:rPr>
-          <w:lang w:val="ru-RU"/>
-        </w:rPr>
-        <w:t>.</w:t>
-      </w:r>
-    </w:p>
-    <w:p>
-      <w:pPr>
-        <w:pStyle w:val="Heading2"/>
-        <w:rPr>
-          <w:lang w:val="ru-RU"/>
-        </w:rPr>
-      </w:pPr>
-      <w:r>
-        <w:rPr>
-          <w:lang w:val="ru-RU"/>
-        </w:rPr>
-        <w:t xml:space="preserve">2.6. Реализация </w:t>
-      </w:r>
-      <w:r>
-        <w:t>JavaScript</w:t>
-      </w:r>
-      <w:r>
-        <w:rPr>
-          <w:lang w:val="ru-RU"/>
-        </w:rPr>
-        <w:t>-функционала</w:t>
+      <w:proofErr w:type="spellStart"/>
+      <w:r>
+        <w:t>translateY</w:t>
+      </w:r>
+      <w:proofErr w:type="spellEnd"/>
+      <w:r>
+        <w:rPr>
+          <w:lang w:val="ru-RU"/>
+        </w:rPr>
+        <w:t>(-5</w:t>
+      </w:r>
+      <w:proofErr w:type="spellStart"/>
+      <w:r>
+        <w:t>px</w:t>
+      </w:r>
+      <w:proofErr w:type="spellEnd"/>
+      <w:r>
+        <w:rPr>
+          <w:lang w:val="ru-RU"/>
+        </w:rPr>
+        <w:t>)) и получают более выраженную тень. Это создаёт ощущение «отрыва» карточки от поверхности и делает интерфейс более живым.</w:t>
       </w:r>
     </w:p>
     <w:p>
@@ -4815,20 +7260,81 @@
         <w:spacing w:after="160"/>
         <w:jc w:val="both"/>
         <w:rPr>
-          <w:lang w:val="ru-RU"/>
-        </w:rPr>
-      </w:pPr>
-      <w:r>
-        <w:t>JavaScript</w:t>
-      </w:r>
-      <w:r>
-        <w:rPr>
-          <w:lang w:val="ru-RU"/>
-        </w:rPr>
-        <w:t xml:space="preserve">-код разделён на функции по принципу единственной ответственности: каждая функция отвечает за один конкретный элемент интерфейса. В конце файла расположена функция инициализации, вызывающая все остальные после полной загрузки </w:t>
-      </w:r>
-      <w:r>
-        <w:t>DOM</w:t>
+          <w:lang w:val="az-Latn-AZ"/>
+        </w:rPr>
+      </w:pPr>
+      <w:r>
+        <w:rPr>
+          <w:lang w:val="ru-RU"/>
+        </w:rPr>
+        <w:lastRenderedPageBreak/>
+        <w:t>Кнопка «Наверх» изначально невидима (</w:t>
+      </w:r>
+      <w:r>
+        <w:t>opacity</w:t>
+      </w:r>
+      <w:r>
+        <w:rPr>
+          <w:lang w:val="ru-RU"/>
+        </w:rPr>
+        <w:t xml:space="preserve">: 0; </w:t>
+      </w:r>
+      <w:r>
+        <w:t>pointer</w:t>
+      </w:r>
+      <w:r>
+        <w:rPr>
+          <w:lang w:val="ru-RU"/>
+        </w:rPr>
+        <w:t>-</w:t>
+      </w:r>
+      <w:r>
+        <w:t>events</w:t>
+      </w:r>
+      <w:r>
+        <w:rPr>
+          <w:lang w:val="ru-RU"/>
+        </w:rPr>
+        <w:t xml:space="preserve">: </w:t>
+      </w:r>
+      <w:r>
+        <w:t>none</w:t>
+      </w:r>
+      <w:r>
+        <w:rPr>
+          <w:lang w:val="ru-RU"/>
+        </w:rPr>
+        <w:t>) и получает класс .</w:t>
+      </w:r>
+      <w:r>
+        <w:t>visible</w:t>
+      </w:r>
+      <w:r>
+        <w:rPr>
+          <w:lang w:val="ru-RU"/>
+        </w:rPr>
+        <w:t xml:space="preserve"> при прокрутке страницы более чем на 300 пикселей. Плавное появление обеспечивается </w:t>
+      </w:r>
+      <w:r>
+        <w:t>transition</w:t>
+      </w:r>
+      <w:r>
+        <w:rPr>
+          <w:lang w:val="ru-RU"/>
+        </w:rPr>
+        <w:t xml:space="preserve"> для свойств </w:t>
+      </w:r>
+      <w:r>
+        <w:t>opacity</w:t>
+      </w:r>
+      <w:r>
+        <w:rPr>
+          <w:lang w:val="ru-RU"/>
+        </w:rPr>
+        <w:t xml:space="preserve"> и </w:t>
+      </w:r>
+      <w:r>
+        <w:t>transform</w:t>
       </w:r>
       <w:r>
         <w:rPr>
@@ -4842,6 +7348,270 @@
         <w:spacing w:after="160"/>
         <w:jc w:val="both"/>
         <w:rPr>
+          <w:lang w:val="az-Latn-AZ"/>
+        </w:rPr>
+      </w:pPr>
+      <w:r>
+        <w:rPr>
+          <w:lang w:val="az-Latn-AZ"/>
+        </w:rPr>
+        <w:drawing>
+          <wp:inline distT="0" distB="0" distL="0" distR="0" wp14:anchorId="4703B89A" wp14:editId="74CDC628">
+            <wp:extent cx="5166808" cy="5616427"/>
+            <wp:effectExtent l="0" t="0" r="0" b="3810"/>
+            <wp:docPr id="1886705228" name="Picture 1"/>
+            <wp:cNvGraphicFramePr>
+              <a:graphicFrameLocks xmlns:a="http://schemas.openxmlformats.org/drawingml/2006/main" noChangeAspect="1"/>
+            </wp:cNvGraphicFramePr>
+            <a:graphic xmlns:a="http://schemas.openxmlformats.org/drawingml/2006/main">
+              <a:graphicData uri="http://schemas.openxmlformats.org/drawingml/2006/picture">
+                <pic:pic xmlns:pic="http://schemas.openxmlformats.org/drawingml/2006/picture">
+                  <pic:nvPicPr>
+                    <pic:cNvPr id="1886705228" name=""/>
+                    <pic:cNvPicPr/>
+                  </pic:nvPicPr>
+                  <pic:blipFill>
+                    <a:blip r:embed="rId16"/>
+                    <a:stretch>
+                      <a:fillRect/>
+                    </a:stretch>
+                  </pic:blipFill>
+                  <pic:spPr>
+                    <a:xfrm>
+                      <a:off x="0" y="0"/>
+                      <a:ext cx="5166808" cy="5616427"/>
+                    </a:xfrm>
+                    <a:prstGeom prst="rect">
+                      <a:avLst/>
+                    </a:prstGeom>
+                  </pic:spPr>
+                </pic:pic>
+              </a:graphicData>
+            </a:graphic>
+          </wp:inline>
+        </w:drawing>
+      </w:r>
+    </w:p>
+    <w:p>
+      <w:pPr>
+        <w:pStyle w:val="Heading2"/>
+        <w:rPr>
+          <w:lang w:val="ru-RU"/>
+        </w:rPr>
+      </w:pPr>
+      <w:r>
+        <w:rPr>
+          <w:lang w:val="ru-RU"/>
+        </w:rPr>
+        <w:t xml:space="preserve">2.6. Реализация </w:t>
+      </w:r>
+      <w:r>
+        <w:t>JavaScript</w:t>
+      </w:r>
+      <w:r>
+        <w:rPr>
+          <w:lang w:val="ru-RU"/>
+        </w:rPr>
+        <w:t>-функционала</w:t>
+      </w:r>
+    </w:p>
+    <w:p>
+      <w:pPr>
+        <w:spacing w:after="160"/>
+        <w:jc w:val="both"/>
+        <w:rPr>
+          <w:lang w:val="az-Latn-AZ"/>
+        </w:rPr>
+      </w:pPr>
+      <w:r>
+        <w:t>JavaScript</w:t>
+      </w:r>
+      <w:r>
+        <w:rPr>
+          <w:lang w:val="ru-RU"/>
+        </w:rPr>
+        <w:t xml:space="preserve">-код разделён на функции по принципу единственной ответственности: каждая функция отвечает за один конкретный элемент интерфейса. В конце файла расположена функция инициализации, вызывающая все остальные после полной загрузки </w:t>
+      </w:r>
+      <w:r>
+        <w:t>DOM</w:t>
+      </w:r>
+      <w:r>
+        <w:rPr>
+          <w:lang w:val="ru-RU"/>
+        </w:rPr>
+        <w:t>.</w:t>
+      </w:r>
+    </w:p>
+    <w:p>
+      <w:pPr>
+        <w:spacing w:after="160"/>
+        <w:jc w:val="both"/>
+        <w:rPr>
+          <w:lang w:val="az-Latn-AZ"/>
+        </w:rPr>
+      </w:pPr>
+      <w:r>
+        <w:rPr>
+          <w:lang w:val="ru-RU"/>
+        </w:rPr>
+        <w:t xml:space="preserve">Для обеспечения интерактивности и возможности записи на занятия была разработана система модальных окон. Логика управления реализована в функции </w:t>
+      </w:r>
+      <w:proofErr w:type="spellStart"/>
+      <w:r>
+        <w:t>initModal</w:t>
+      </w:r>
+      <w:proofErr w:type="spellEnd"/>
+      <w:r>
+        <w:rPr>
+          <w:lang w:val="ru-RU"/>
+        </w:rPr>
+        <w:t xml:space="preserve">, которая в первую очередь отвечает за управление состоянием интерфейса. Скрипт отслеживает нажатия на кнопки с атрибутом </w:t>
+      </w:r>
+      <w:r>
+        <w:t>data</w:t>
+      </w:r>
+      <w:r>
+        <w:rPr>
+          <w:lang w:val="ru-RU"/>
+        </w:rPr>
+        <w:t>-</w:t>
+      </w:r>
+      <w:r>
+        <w:t>modal</w:t>
+      </w:r>
+      <w:r>
+        <w:rPr>
+          <w:lang w:val="ru-RU"/>
+        </w:rPr>
+        <w:t xml:space="preserve"> и активирует окно путем добавления </w:t>
+      </w:r>
+      <w:r>
+        <w:t>CSS</w:t>
+      </w:r>
+      <w:r>
+        <w:rPr>
+          <w:lang w:val="ru-RU"/>
+        </w:rPr>
+        <w:t>-класса .</w:t>
+      </w:r>
+      <w:r>
+        <w:t>open</w:t>
+      </w:r>
+      <w:r>
+        <w:rPr>
+          <w:lang w:val="ru-RU"/>
+        </w:rPr>
+        <w:t xml:space="preserve"> к элементу оверлея. Важным аспектом является блокировка прокрутки: при открытии окна для тега </w:t>
+      </w:r>
+      <w:r>
+        <w:t>body</w:t>
+      </w:r>
+      <w:r>
+        <w:rPr>
+          <w:lang w:val="ru-RU"/>
+        </w:rPr>
+        <w:t xml:space="preserve"> устанавливается значение </w:t>
+      </w:r>
+      <w:r>
+        <w:t>overflow</w:t>
+      </w:r>
+      <w:r>
+        <w:rPr>
+          <w:lang w:val="ru-RU"/>
+        </w:rPr>
+        <w:t xml:space="preserve">: </w:t>
+      </w:r>
+      <w:r>
+        <w:t>hidden</w:t>
+      </w:r>
+      <w:r>
+        <w:rPr>
+          <w:lang w:val="ru-RU"/>
+        </w:rPr>
+        <w:t xml:space="preserve">, что </w:t>
+      </w:r>
+      <w:r>
+        <w:rPr>
+          <w:lang w:val="ru-RU"/>
+        </w:rPr>
+        <w:lastRenderedPageBreak/>
+        <w:t xml:space="preserve">предотвращает прокрутку основной страницы, пока модальное окно активно. Для удобства пользователя реализовано три способа выхода из модального режима: нажатие на кнопку закрытия, клик по темному фону или нажатие клавиши </w:t>
+      </w:r>
+      <w:r>
+        <w:t>Escape</w:t>
+      </w:r>
+      <w:r>
+        <w:rPr>
+          <w:lang w:val="ru-RU"/>
+        </w:rPr>
+        <w:t xml:space="preserve"> на клавиатуре. Использование отдельной вспомогательной функции </w:t>
+      </w:r>
+      <w:proofErr w:type="spellStart"/>
+      <w:r>
+        <w:t>closeModal</w:t>
+      </w:r>
+      <w:proofErr w:type="spellEnd"/>
+      <w:r>
+        <w:rPr>
+          <w:lang w:val="ru-RU"/>
+        </w:rPr>
+        <w:t xml:space="preserve"> позволяет избежать дублирования кода и обеспечивает корректный сброс всех измененных свойств страницы после завершения взаимодействия.</w:t>
+      </w:r>
+    </w:p>
+    <w:p>
+      <w:pPr>
+        <w:spacing w:after="160"/>
+        <w:jc w:val="both"/>
+        <w:rPr>
+          <w:lang w:val="az-Latn-AZ"/>
+        </w:rPr>
+      </w:pPr>
+      <w:r>
+        <w:rPr>
+          <w:lang w:val="az-Latn-AZ"/>
+        </w:rPr>
+        <w:drawing>
+          <wp:inline distT="0" distB="0" distL="0" distR="0" wp14:anchorId="5D269EA3" wp14:editId="23D99F92">
+            <wp:extent cx="5850255" cy="6323965"/>
+            <wp:effectExtent l="0" t="0" r="0" b="635"/>
+            <wp:docPr id="1169641620" name="Picture 1"/>
+            <wp:cNvGraphicFramePr>
+              <a:graphicFrameLocks xmlns:a="http://schemas.openxmlformats.org/drawingml/2006/main" noChangeAspect="1"/>
+            </wp:cNvGraphicFramePr>
+            <a:graphic xmlns:a="http://schemas.openxmlformats.org/drawingml/2006/main">
+              <a:graphicData uri="http://schemas.openxmlformats.org/drawingml/2006/picture">
+                <pic:pic xmlns:pic="http://schemas.openxmlformats.org/drawingml/2006/picture">
+                  <pic:nvPicPr>
+                    <pic:cNvPr id="1169641620" name=""/>
+                    <pic:cNvPicPr/>
+                  </pic:nvPicPr>
+                  <pic:blipFill>
+                    <a:blip r:embed="rId17"/>
+                    <a:stretch>
+                      <a:fillRect/>
+                    </a:stretch>
+                  </pic:blipFill>
+                  <pic:spPr>
+                    <a:xfrm>
+                      <a:off x="0" y="0"/>
+                      <a:ext cx="5850255" cy="6323965"/>
+                    </a:xfrm>
+                    <a:prstGeom prst="rect">
+                      <a:avLst/>
+                    </a:prstGeom>
+                  </pic:spPr>
+                </pic:pic>
+              </a:graphicData>
+            </a:graphic>
+          </wp:inline>
+        </w:drawing>
+      </w:r>
+    </w:p>
+    <w:p>
+      <w:pPr>
+        <w:spacing w:after="160"/>
+        <w:jc w:val="both"/>
+        <w:rPr>
           <w:lang w:val="ru-RU"/>
         </w:rPr>
       </w:pPr>
@@ -4851,9 +7621,11 @@
         </w:rPr>
         <w:t xml:space="preserve">Мобильное меню реализовано следующим образом. Функция </w:t>
       </w:r>
+      <w:proofErr w:type="spellStart"/>
       <w:r>
         <w:t>initMobileMenu</w:t>
       </w:r>
+      <w:proofErr w:type="spellEnd"/>
       <w:r>
         <w:rPr>
           <w:lang w:val="ru-RU"/>
@@ -4869,9 +7641,11 @@
         </w:rPr>
         <w:t xml:space="preserve">» методом </w:t>
       </w:r>
+      <w:proofErr w:type="spellStart"/>
       <w:r>
         <w:t>classList</w:t>
       </w:r>
+      <w:proofErr w:type="spellEnd"/>
       <w:r>
         <w:rPr>
           <w:lang w:val="ru-RU"/>
@@ -4917,7 +7691,35 @@
           <w:sz w:val="20"/>
           <w:szCs w:val="20"/>
         </w:rPr>
-        <w:t>function initMobileMenu() {</w:t>
+        <w:t xml:space="preserve">function </w:t>
+      </w:r>
+      <w:proofErr w:type="spellStart"/>
+      <w:proofErr w:type="gramStart"/>
+      <w:r>
+        <w:rPr>
+          <w:rFonts w:ascii="Courier New" w:eastAsia="Courier New" w:hAnsi="Courier New" w:cs="Courier New"/>
+          <w:sz w:val="20"/>
+          <w:szCs w:val="20"/>
+        </w:rPr>
+        <w:t>initMobileMenu</w:t>
+      </w:r>
+      <w:proofErr w:type="spellEnd"/>
+      <w:r>
+        <w:rPr>
+          <w:rFonts w:ascii="Courier New" w:eastAsia="Courier New" w:hAnsi="Courier New" w:cs="Courier New"/>
+          <w:sz w:val="20"/>
+          <w:szCs w:val="20"/>
+        </w:rPr>
+        <w:t>(</w:t>
+      </w:r>
+      <w:proofErr w:type="gramEnd"/>
+      <w:r>
+        <w:rPr>
+          <w:rFonts w:ascii="Courier New" w:eastAsia="Courier New" w:hAnsi="Courier New" w:cs="Courier New"/>
+          <w:sz w:val="20"/>
+          <w:szCs w:val="20"/>
+        </w:rPr>
+        <w:t>) {</w:t>
       </w:r>
     </w:p>
     <w:p>
@@ -4931,7 +7733,46 @@
           <w:sz w:val="20"/>
           <w:szCs w:val="20"/>
         </w:rPr>
-        <w:t xml:space="preserve">  var burger = document.querySelector('.burger');</w:t>
+        <w:lastRenderedPageBreak/>
+        <w:t xml:space="preserve">  var burger = </w:t>
+      </w:r>
+      <w:proofErr w:type="spellStart"/>
+      <w:proofErr w:type="gramStart"/>
+      <w:r>
+        <w:rPr>
+          <w:rFonts w:ascii="Courier New" w:eastAsia="Courier New" w:hAnsi="Courier New" w:cs="Courier New"/>
+          <w:sz w:val="20"/>
+          <w:szCs w:val="20"/>
+        </w:rPr>
+        <w:t>document.querySelector</w:t>
+      </w:r>
+      <w:proofErr w:type="spellEnd"/>
+      <w:proofErr w:type="gramEnd"/>
+      <w:r>
+        <w:rPr>
+          <w:rFonts w:ascii="Courier New" w:eastAsia="Courier New" w:hAnsi="Courier New" w:cs="Courier New"/>
+          <w:sz w:val="20"/>
+          <w:szCs w:val="20"/>
+        </w:rPr>
+        <w:t>(</w:t>
+      </w:r>
+      <w:proofErr w:type="gramStart"/>
+      <w:r>
+        <w:rPr>
+          <w:rFonts w:ascii="Courier New" w:eastAsia="Courier New" w:hAnsi="Courier New" w:cs="Courier New"/>
+          <w:sz w:val="20"/>
+          <w:szCs w:val="20"/>
+        </w:rPr>
+        <w:t>'.burger</w:t>
+      </w:r>
+      <w:proofErr w:type="gramEnd"/>
+      <w:r>
+        <w:rPr>
+          <w:rFonts w:ascii="Courier New" w:eastAsia="Courier New" w:hAnsi="Courier New" w:cs="Courier New"/>
+          <w:sz w:val="20"/>
+          <w:szCs w:val="20"/>
+        </w:rPr>
+        <w:t>');</w:t>
       </w:r>
     </w:p>
     <w:p>
@@ -4945,7 +7786,27 @@
           <w:sz w:val="20"/>
           <w:szCs w:val="20"/>
         </w:rPr>
-        <w:t xml:space="preserve">  var nav = document.querySelector('.nav');</w:t>
+        <w:t xml:space="preserve">  var nav = </w:t>
+      </w:r>
+      <w:proofErr w:type="spellStart"/>
+      <w:proofErr w:type="gramStart"/>
+      <w:r>
+        <w:rPr>
+          <w:rFonts w:ascii="Courier New" w:eastAsia="Courier New" w:hAnsi="Courier New" w:cs="Courier New"/>
+          <w:sz w:val="20"/>
+          <w:szCs w:val="20"/>
+        </w:rPr>
+        <w:t>document.querySelector</w:t>
+      </w:r>
+      <w:proofErr w:type="spellEnd"/>
+      <w:proofErr w:type="gramEnd"/>
+      <w:r>
+        <w:rPr>
+          <w:rFonts w:ascii="Courier New" w:eastAsia="Courier New" w:hAnsi="Courier New" w:cs="Courier New"/>
+          <w:sz w:val="20"/>
+          <w:szCs w:val="20"/>
+        </w:rPr>
+        <w:t>('.nav');</w:t>
       </w:r>
     </w:p>
     <w:p>
@@ -4959,7 +7820,45 @@
           <w:sz w:val="20"/>
           <w:szCs w:val="20"/>
         </w:rPr>
-        <w:t xml:space="preserve">  burger.addEventListener('click', function() {</w:t>
+        <w:t xml:space="preserve">  </w:t>
+      </w:r>
+      <w:proofErr w:type="spellStart"/>
+      <w:proofErr w:type="gramStart"/>
+      <w:r>
+        <w:rPr>
+          <w:rFonts w:ascii="Courier New" w:eastAsia="Courier New" w:hAnsi="Courier New" w:cs="Courier New"/>
+          <w:sz w:val="20"/>
+          <w:szCs w:val="20"/>
+        </w:rPr>
+        <w:t>burger.addEventListener</w:t>
+      </w:r>
+      <w:proofErr w:type="spellEnd"/>
+      <w:proofErr w:type="gramEnd"/>
+      <w:r>
+        <w:rPr>
+          <w:rFonts w:ascii="Courier New" w:eastAsia="Courier New" w:hAnsi="Courier New" w:cs="Courier New"/>
+          <w:sz w:val="20"/>
+          <w:szCs w:val="20"/>
+        </w:rPr>
+        <w:t xml:space="preserve">('click', </w:t>
+      </w:r>
+      <w:proofErr w:type="gramStart"/>
+      <w:r>
+        <w:rPr>
+          <w:rFonts w:ascii="Courier New" w:eastAsia="Courier New" w:hAnsi="Courier New" w:cs="Courier New"/>
+          <w:sz w:val="20"/>
+          <w:szCs w:val="20"/>
+        </w:rPr>
+        <w:t>function(</w:t>
+      </w:r>
+      <w:proofErr w:type="gramEnd"/>
+      <w:r>
+        <w:rPr>
+          <w:rFonts w:ascii="Courier New" w:eastAsia="Courier New" w:hAnsi="Courier New" w:cs="Courier New"/>
+          <w:sz w:val="20"/>
+          <w:szCs w:val="20"/>
+        </w:rPr>
+        <w:t>) {</w:t>
       </w:r>
     </w:p>
     <w:p>
@@ -4973,7 +7872,27 @@
           <w:sz w:val="20"/>
           <w:szCs w:val="20"/>
         </w:rPr>
-        <w:t xml:space="preserve">    burger.classList.toggle('open');</w:t>
+        <w:t xml:space="preserve">    </w:t>
+      </w:r>
+      <w:proofErr w:type="spellStart"/>
+      <w:proofErr w:type="gramStart"/>
+      <w:r>
+        <w:rPr>
+          <w:rFonts w:ascii="Courier New" w:eastAsia="Courier New" w:hAnsi="Courier New" w:cs="Courier New"/>
+          <w:sz w:val="20"/>
+          <w:szCs w:val="20"/>
+        </w:rPr>
+        <w:t>burger.classList.toggle</w:t>
+      </w:r>
+      <w:proofErr w:type="spellEnd"/>
+      <w:proofErr w:type="gramEnd"/>
+      <w:r>
+        <w:rPr>
+          <w:rFonts w:ascii="Courier New" w:eastAsia="Courier New" w:hAnsi="Courier New" w:cs="Courier New"/>
+          <w:sz w:val="20"/>
+          <w:szCs w:val="20"/>
+        </w:rPr>
+        <w:t>('open');</w:t>
       </w:r>
     </w:p>
     <w:p>
@@ -4990,7 +7909,16 @@
           <w:sz w:val="20"/>
           <w:szCs w:val="20"/>
         </w:rPr>
-        <w:t xml:space="preserve">    nav</w:t>
+        <w:t xml:space="preserve">    </w:t>
+      </w:r>
+      <w:proofErr w:type="gramStart"/>
+      <w:r>
+        <w:rPr>
+          <w:rFonts w:ascii="Courier New" w:eastAsia="Courier New" w:hAnsi="Courier New" w:cs="Courier New"/>
+          <w:sz w:val="20"/>
+          <w:szCs w:val="20"/>
+        </w:rPr>
+        <w:t>nav</w:t>
       </w:r>
       <w:r>
         <w:rPr>
@@ -5001,6 +7929,7 @@
         </w:rPr>
         <w:t>.</w:t>
       </w:r>
+      <w:proofErr w:type="spellStart"/>
       <w:r>
         <w:rPr>
           <w:rFonts w:ascii="Courier New" w:eastAsia="Courier New" w:hAnsi="Courier New" w:cs="Courier New"/>
@@ -5009,6 +7938,7 @@
         </w:rPr>
         <w:t>classList</w:t>
       </w:r>
+      <w:proofErr w:type="spellEnd"/>
       <w:r>
         <w:rPr>
           <w:rFonts w:ascii="Courier New" w:eastAsia="Courier New" w:hAnsi="Courier New" w:cs="Courier New"/>
@@ -5026,6 +7956,7 @@
         </w:rPr>
         <w:t>toggle</w:t>
       </w:r>
+      <w:proofErr w:type="gramEnd"/>
       <w:r>
         <w:rPr>
           <w:rFonts w:ascii="Courier New" w:eastAsia="Courier New" w:hAnsi="Courier New" w:cs="Courier New"/>
@@ -5096,13 +8027,53 @@
           <w:lang w:val="ru-RU"/>
         </w:rPr>
       </w:pPr>
+      <w:r>
+        <w:rPr>
+          <w:lang w:val="ru-RU"/>
+        </w:rPr>
+        <w:drawing>
+          <wp:inline distT="0" distB="0" distL="0" distR="0" wp14:anchorId="7F2A4DF7" wp14:editId="14FDF4C5">
+            <wp:extent cx="4359018" cy="3497883"/>
+            <wp:effectExtent l="0" t="0" r="3810" b="7620"/>
+            <wp:docPr id="1971697536" name="Picture 1"/>
+            <wp:cNvGraphicFramePr>
+              <a:graphicFrameLocks xmlns:a="http://schemas.openxmlformats.org/drawingml/2006/main" noChangeAspect="1"/>
+            </wp:cNvGraphicFramePr>
+            <a:graphic xmlns:a="http://schemas.openxmlformats.org/drawingml/2006/main">
+              <a:graphicData uri="http://schemas.openxmlformats.org/drawingml/2006/picture">
+                <pic:pic xmlns:pic="http://schemas.openxmlformats.org/drawingml/2006/picture">
+                  <pic:nvPicPr>
+                    <pic:cNvPr id="1971697536" name=""/>
+                    <pic:cNvPicPr/>
+                  </pic:nvPicPr>
+                  <pic:blipFill>
+                    <a:blip r:embed="rId18"/>
+                    <a:stretch>
+                      <a:fillRect/>
+                    </a:stretch>
+                  </pic:blipFill>
+                  <pic:spPr>
+                    <a:xfrm>
+                      <a:off x="0" y="0"/>
+                      <a:ext cx="4359018" cy="3497883"/>
+                    </a:xfrm>
+                    <a:prstGeom prst="rect">
+                      <a:avLst/>
+                    </a:prstGeom>
+                  </pic:spPr>
+                </pic:pic>
+              </a:graphicData>
+            </a:graphic>
+          </wp:inline>
+        </w:drawing>
+      </w:r>
     </w:p>
     <w:p>
       <w:pPr>
         <w:spacing w:after="160"/>
         <w:jc w:val="both"/>
         <w:rPr>
-          <w:lang w:val="ru-RU"/>
+          <w:lang w:val="az-Latn-AZ"/>
         </w:rPr>
       </w:pPr>
       <w:r>
@@ -5156,9 +8127,11 @@
         </w:rPr>
         <w:t xml:space="preserve">, </w:t>
       </w:r>
+      <w:proofErr w:type="spellStart"/>
       <w:r>
         <w:t>crossfit</w:t>
       </w:r>
+      <w:proofErr w:type="spellEnd"/>
       <w:r>
         <w:rPr>
           <w:lang w:val="ru-RU"/>
@@ -5207,50 +8180,49 @@
         <w:spacing w:after="160"/>
         <w:jc w:val="both"/>
         <w:rPr>
-          <w:lang w:val="ru-RU"/>
-        </w:rPr>
-      </w:pPr>
-      <w:r>
-        <w:rPr>
-          <w:lang w:val="ru-RU"/>
-        </w:rPr>
-        <w:t xml:space="preserve">Валидация формы обратной связи реализована в функции </w:t>
-      </w:r>
-      <w:r>
-        <w:t>validateForm</w:t>
-      </w:r>
-      <w:r>
-        <w:rPr>
-          <w:lang w:val="ru-RU"/>
-        </w:rPr>
-        <w:t xml:space="preserve">. Функция проверяет поля по следующим правилам: имя должно содержать не менее 2 символов; </w:t>
-      </w:r>
-      <w:r>
-        <w:t>email</w:t>
-      </w:r>
-      <w:r>
-        <w:rPr>
-          <w:lang w:val="ru-RU"/>
-        </w:rPr>
-        <w:t xml:space="preserve"> должен соответствовать регулярному выражению; телефон, если введён, должен содержать от 7 до 15 цифр; тема обращения должна быть выбрана; сообщение должно содержать не менее 10 символов. При обнаружении ошибки функция </w:t>
-      </w:r>
-      <w:r>
-        <w:t>showError</w:t>
-      </w:r>
-      <w:r>
-        <w:rPr>
-          <w:lang w:val="ru-RU"/>
-        </w:rPr>
-        <w:t xml:space="preserve"> добавляет к полю класс </w:t>
-      </w:r>
-      <w:r>
-        <w:t>error</w:t>
-      </w:r>
-      <w:r>
-        <w:rPr>
-          <w:lang w:val="ru-RU"/>
-        </w:rPr>
-        <w:t xml:space="preserve"> и показывает текст ошибки под полем.</w:t>
+          <w:lang w:val="az-Latn-AZ"/>
+        </w:rPr>
+      </w:pPr>
+      <w:r>
+        <w:rPr>
+          <w:lang w:val="az-Latn-AZ"/>
+        </w:rPr>
+        <w:lastRenderedPageBreak/>
+        <w:drawing>
+          <wp:inline distT="0" distB="0" distL="0" distR="0" wp14:anchorId="4EFF95DD" wp14:editId="5BB3E62C">
+            <wp:extent cx="5850255" cy="3600450"/>
+            <wp:effectExtent l="0" t="0" r="0" b="0"/>
+            <wp:docPr id="1202968521" name="Picture 1"/>
+            <wp:cNvGraphicFramePr>
+              <a:graphicFrameLocks xmlns:a="http://schemas.openxmlformats.org/drawingml/2006/main" noChangeAspect="1"/>
+            </wp:cNvGraphicFramePr>
+            <a:graphic xmlns:a="http://schemas.openxmlformats.org/drawingml/2006/main">
+              <a:graphicData uri="http://schemas.openxmlformats.org/drawingml/2006/picture">
+                <pic:pic xmlns:pic="http://schemas.openxmlformats.org/drawingml/2006/picture">
+                  <pic:nvPicPr>
+                    <pic:cNvPr id="1202968521" name=""/>
+                    <pic:cNvPicPr/>
+                  </pic:nvPicPr>
+                  <pic:blipFill>
+                    <a:blip r:embed="rId19"/>
+                    <a:stretch>
+                      <a:fillRect/>
+                    </a:stretch>
+                  </pic:blipFill>
+                  <pic:spPr>
+                    <a:xfrm>
+                      <a:off x="0" y="0"/>
+                      <a:ext cx="5850255" cy="3600450"/>
+                    </a:xfrm>
+                    <a:prstGeom prst="rect">
+                      <a:avLst/>
+                    </a:prstGeom>
+                  </pic:spPr>
+                </pic:pic>
+              </a:graphicData>
+            </a:graphic>
+          </wp:inline>
+        </w:drawing>
       </w:r>
     </w:p>
     <w:p>
@@ -5258,6 +8230,111 @@
         <w:spacing w:after="160"/>
         <w:jc w:val="both"/>
         <w:rPr>
+          <w:lang w:val="az-Latn-AZ"/>
+        </w:rPr>
+      </w:pPr>
+      <w:r>
+        <w:rPr>
+          <w:lang w:val="ru-RU"/>
+        </w:rPr>
+        <w:t xml:space="preserve">Валидация формы обратной связи реализована в функции </w:t>
+      </w:r>
+      <w:proofErr w:type="spellStart"/>
+      <w:r>
+        <w:t>validateForm</w:t>
+      </w:r>
+      <w:proofErr w:type="spellEnd"/>
+      <w:r>
+        <w:rPr>
+          <w:lang w:val="ru-RU"/>
+        </w:rPr>
+        <w:t xml:space="preserve">. Функция проверяет поля по следующим правилам: имя должно содержать не менее 2 символов; </w:t>
+      </w:r>
+      <w:r>
+        <w:t>email</w:t>
+      </w:r>
+      <w:r>
+        <w:rPr>
+          <w:lang w:val="ru-RU"/>
+        </w:rPr>
+        <w:t xml:space="preserve"> должен соответствовать регулярному выражению; телефон, если введён, должен содержать от 7 до 15 цифр; тема обращения должна быть выбрана; сообщение должно содержать не менее 10 символов. При обнаружении ошибки функция </w:t>
+      </w:r>
+      <w:proofErr w:type="spellStart"/>
+      <w:r>
+        <w:t>showError</w:t>
+      </w:r>
+      <w:proofErr w:type="spellEnd"/>
+      <w:r>
+        <w:rPr>
+          <w:lang w:val="ru-RU"/>
+        </w:rPr>
+        <w:t xml:space="preserve"> добавляет к полю класс </w:t>
+      </w:r>
+      <w:r>
+        <w:t>error</w:t>
+      </w:r>
+      <w:r>
+        <w:rPr>
+          <w:lang w:val="ru-RU"/>
+        </w:rPr>
+        <w:t xml:space="preserve"> и показывает текст ошибки под полем.</w:t>
+      </w:r>
+    </w:p>
+    <w:p>
+      <w:pPr>
+        <w:spacing w:after="160"/>
+        <w:jc w:val="both"/>
+        <w:rPr>
+          <w:lang w:val="az-Latn-AZ"/>
+        </w:rPr>
+      </w:pPr>
+      <w:r>
+        <w:rPr>
+          <w:lang w:val="az-Latn-AZ"/>
+        </w:rPr>
+        <w:lastRenderedPageBreak/>
+        <w:drawing>
+          <wp:inline distT="0" distB="0" distL="0" distR="0" wp14:anchorId="0B762BE5" wp14:editId="662A1C44">
+            <wp:extent cx="5850255" cy="3851910"/>
+            <wp:effectExtent l="0" t="0" r="0" b="0"/>
+            <wp:docPr id="326574884" name="Picture 1"/>
+            <wp:cNvGraphicFramePr>
+              <a:graphicFrameLocks xmlns:a="http://schemas.openxmlformats.org/drawingml/2006/main" noChangeAspect="1"/>
+            </wp:cNvGraphicFramePr>
+            <a:graphic xmlns:a="http://schemas.openxmlformats.org/drawingml/2006/main">
+              <a:graphicData uri="http://schemas.openxmlformats.org/drawingml/2006/picture">
+                <pic:pic xmlns:pic="http://schemas.openxmlformats.org/drawingml/2006/picture">
+                  <pic:nvPicPr>
+                    <pic:cNvPr id="326574884" name=""/>
+                    <pic:cNvPicPr/>
+                  </pic:nvPicPr>
+                  <pic:blipFill>
+                    <a:blip r:embed="rId20"/>
+                    <a:stretch>
+                      <a:fillRect/>
+                    </a:stretch>
+                  </pic:blipFill>
+                  <pic:spPr>
+                    <a:xfrm>
+                      <a:off x="0" y="0"/>
+                      <a:ext cx="5850255" cy="3851910"/>
+                    </a:xfrm>
+                    <a:prstGeom prst="rect">
+                      <a:avLst/>
+                    </a:prstGeom>
+                  </pic:spPr>
+                </pic:pic>
+              </a:graphicData>
+            </a:graphic>
+          </wp:inline>
+        </w:drawing>
+      </w:r>
+    </w:p>
+    <w:p>
+      <w:pPr>
+        <w:spacing w:after="160"/>
+        <w:jc w:val="both"/>
+        <w:rPr>
           <w:lang w:val="ru-RU"/>
         </w:rPr>
       </w:pPr>
@@ -5267,8 +8344,13 @@
         </w:rPr>
         <w:t xml:space="preserve">Плавная анимация появления элементов реализована с помощью </w:t>
       </w:r>
-      <w:r>
-        <w:t xml:space="preserve">IntersectionObserver API. </w:t>
+      <w:proofErr w:type="spellStart"/>
+      <w:r>
+        <w:t>IntersectionObserver</w:t>
+      </w:r>
+      <w:proofErr w:type="spellEnd"/>
+      <w:r>
+        <w:t xml:space="preserve"> API. </w:t>
       </w:r>
       <w:r>
         <w:rPr>
@@ -5287,7 +8369,70 @@
         <w:rPr>
           <w:lang w:val="ru-RU"/>
         </w:rPr>
+        <w:lastRenderedPageBreak/>
         <w:br w:type="page"/>
+      </w:r>
+      <w:r>
+        <w:rPr>
+          <w:lang w:val="ru-RU"/>
+        </w:rPr>
+        <w:drawing>
+          <wp:anchor distT="0" distB="0" distL="114300" distR="114300" simplePos="0" relativeHeight="251673600" behindDoc="1" locked="0" layoutInCell="1" allowOverlap="1" wp14:anchorId="77CC8983" wp14:editId="2721FFEC">
+            <wp:simplePos x="0" y="0"/>
+            <wp:positionH relativeFrom="column">
+              <wp:posOffset>1905</wp:posOffset>
+            </wp:positionH>
+            <wp:positionV relativeFrom="paragraph">
+              <wp:posOffset>1905</wp:posOffset>
+            </wp:positionV>
+            <wp:extent cx="5850255" cy="3743960"/>
+            <wp:effectExtent l="0" t="0" r="0" b="8890"/>
+            <wp:wrapTight wrapText="bothSides">
+              <wp:wrapPolygon edited="0">
+                <wp:start x="0" y="0"/>
+                <wp:lineTo x="0" y="21541"/>
+                <wp:lineTo x="21523" y="21541"/>
+                <wp:lineTo x="21523" y="0"/>
+                <wp:lineTo x="0" y="0"/>
+              </wp:wrapPolygon>
+            </wp:wrapTight>
+            <wp:docPr id="624291553" name="Picture 1"/>
+            <wp:cNvGraphicFramePr>
+              <a:graphicFrameLocks xmlns:a="http://schemas.openxmlformats.org/drawingml/2006/main" noChangeAspect="1"/>
+            </wp:cNvGraphicFramePr>
+            <a:graphic xmlns:a="http://schemas.openxmlformats.org/drawingml/2006/main">
+              <a:graphicData uri="http://schemas.openxmlformats.org/drawingml/2006/picture">
+                <pic:pic xmlns:pic="http://schemas.openxmlformats.org/drawingml/2006/picture">
+                  <pic:nvPicPr>
+                    <pic:cNvPr id="624291553" name=""/>
+                    <pic:cNvPicPr/>
+                  </pic:nvPicPr>
+                  <pic:blipFill>
+                    <a:blip r:embed="rId21">
+                      <a:extLst>
+                        <a:ext uri="{28A0092B-C50C-407E-A947-70E740481C1C}">
+                          <a14:useLocalDpi xmlns:a14="http://schemas.microsoft.com/office/drawing/2010/main" val="0"/>
+                        </a:ext>
+                      </a:extLst>
+                    </a:blip>
+                    <a:stretch>
+                      <a:fillRect/>
+                    </a:stretch>
+                  </pic:blipFill>
+                  <pic:spPr>
+                    <a:xfrm>
+                      <a:off x="0" y="0"/>
+                      <a:ext cx="5850255" cy="3743960"/>
+                    </a:xfrm>
+                    <a:prstGeom prst="rect">
+                      <a:avLst/>
+                    </a:prstGeom>
+                  </pic:spPr>
+                </pic:pic>
+              </a:graphicData>
+            </a:graphic>
+          </wp:anchor>
+        </w:drawing>
       </w:r>
     </w:p>
     <w:p>
@@ -5475,9 +8620,11 @@
         </w:rPr>
         <w:t xml:space="preserve"> 120+. Для анимации появления элементов используется </w:t>
       </w:r>
+      <w:proofErr w:type="spellStart"/>
       <w:r>
         <w:t>IntersectionObserver</w:t>
       </w:r>
+      <w:proofErr w:type="spellEnd"/>
       <w:r>
         <w:rPr>
           <w:lang w:val="ru-RU"/>
@@ -5507,13 +8654,79 @@
       <w:pPr>
         <w:spacing w:after="80"/>
       </w:pPr>
+      <w:proofErr w:type="spellStart"/>
       <w:r>
         <w:rPr>
           <w:b/>
           <w:bCs/>
         </w:rPr>
-        <w:t>Таблица 1 — Соответствие разработанной системы требованиям</w:t>
-      </w:r>
+        <w:t>Таблица</w:t>
+      </w:r>
+      <w:proofErr w:type="spellEnd"/>
+      <w:r>
+        <w:rPr>
+          <w:b/>
+          <w:bCs/>
+        </w:rPr>
+        <w:t xml:space="preserve"> 1 — </w:t>
+      </w:r>
+      <w:proofErr w:type="spellStart"/>
+      <w:r>
+        <w:rPr>
+          <w:b/>
+          <w:bCs/>
+        </w:rPr>
+        <w:t>Соответствие</w:t>
+      </w:r>
+      <w:proofErr w:type="spellEnd"/>
+      <w:r>
+        <w:rPr>
+          <w:b/>
+          <w:bCs/>
+        </w:rPr>
+        <w:t xml:space="preserve"> </w:t>
+      </w:r>
+      <w:proofErr w:type="spellStart"/>
+      <w:r>
+        <w:rPr>
+          <w:b/>
+          <w:bCs/>
+        </w:rPr>
+        <w:t>разработанной</w:t>
+      </w:r>
+      <w:proofErr w:type="spellEnd"/>
+      <w:r>
+        <w:rPr>
+          <w:b/>
+          <w:bCs/>
+        </w:rPr>
+        <w:t xml:space="preserve"> </w:t>
+      </w:r>
+      <w:proofErr w:type="spellStart"/>
+      <w:r>
+        <w:rPr>
+          <w:b/>
+          <w:bCs/>
+        </w:rPr>
+        <w:t>системы</w:t>
+      </w:r>
+      <w:proofErr w:type="spellEnd"/>
+      <w:r>
+        <w:rPr>
+          <w:b/>
+          <w:bCs/>
+        </w:rPr>
+        <w:t xml:space="preserve"> </w:t>
+      </w:r>
+      <w:proofErr w:type="spellStart"/>
+      <w:r>
+        <w:rPr>
+          <w:b/>
+          <w:bCs/>
+        </w:rPr>
+        <w:t>требованиям</w:t>
+      </w:r>
+      <w:proofErr w:type="spellEnd"/>
     </w:p>
     <w:tbl>
       <w:tblPr>
@@ -5538,12 +8751,6 @@
         <w:gridCol w:w="2263"/>
       </w:tblGrid>
       <w:tr>
-        <w:tblPrEx>
-          <w:tblCellMar>
-            <w:top w:w="0" w:type="dxa"/>
-            <w:bottom w:w="0" w:type="dxa"/>
-          </w:tblCellMar>
-        </w:tblPrEx>
         <w:tc>
           <w:tcPr>
             <w:tcW w:w="4500" w:type="dxa"/>
@@ -5562,6 +8769,7 @@
             </w:tcMar>
           </w:tcPr>
           <w:p>
+            <w:proofErr w:type="spellStart"/>
             <w:r>
               <w:rPr>
                 <w:b/>
@@ -5572,6 +8780,7 @@
               </w:rPr>
               <w:t>Требование</w:t>
             </w:r>
+            <w:proofErr w:type="spellEnd"/>
           </w:p>
         </w:tc>
         <w:tc>
@@ -5592,6 +8801,7 @@
             </w:tcMar>
           </w:tcPr>
           <w:p>
+            <w:proofErr w:type="spellStart"/>
             <w:r>
               <w:rPr>
                 <w:b/>
@@ -5602,6 +8812,7 @@
               </w:rPr>
               <w:t>Планировалось</w:t>
             </w:r>
+            <w:proofErr w:type="spellEnd"/>
           </w:p>
         </w:tc>
         <w:tc>
@@ -5622,6 +8833,7 @@
             </w:tcMar>
           </w:tcPr>
           <w:p>
+            <w:proofErr w:type="spellStart"/>
             <w:r>
               <w:rPr>
                 <w:b/>
@@ -5632,16 +8844,11 @@
               </w:rPr>
               <w:t>Выполнено</w:t>
             </w:r>
+            <w:proofErr w:type="spellEnd"/>
           </w:p>
         </w:tc>
       </w:tr>
       <w:tr>
-        <w:tblPrEx>
-          <w:tblCellMar>
-            <w:top w:w="0" w:type="dxa"/>
-            <w:bottom w:w="0" w:type="dxa"/>
-          </w:tblCellMar>
-        </w:tblPrEx>
         <w:tc>
           <w:tcPr>
             <w:tcW w:w="4500" w:type="dxa"/>
@@ -5664,8 +8871,33 @@
                 <w:sz w:val="22"/>
                 <w:szCs w:val="22"/>
               </w:rPr>
-              <w:t>Не менее 4 страниц</w:t>
+              <w:t xml:space="preserve">Не </w:t>
             </w:r>
+            <w:proofErr w:type="spellStart"/>
+            <w:r>
+              <w:rPr>
+                <w:sz w:val="22"/>
+                <w:szCs w:val="22"/>
+              </w:rPr>
+              <w:t>менее</w:t>
+            </w:r>
+            <w:proofErr w:type="spellEnd"/>
+            <w:r>
+              <w:rPr>
+                <w:sz w:val="22"/>
+                <w:szCs w:val="22"/>
+              </w:rPr>
+              <w:t xml:space="preserve"> 4 </w:t>
+            </w:r>
+            <w:proofErr w:type="spellStart"/>
+            <w:r>
+              <w:rPr>
+                <w:sz w:val="22"/>
+                <w:szCs w:val="22"/>
+              </w:rPr>
+              <w:t>страниц</w:t>
+            </w:r>
+            <w:proofErr w:type="spellEnd"/>
           </w:p>
         </w:tc>
         <w:tc>
@@ -5690,8 +8922,17 @@
                 <w:sz w:val="22"/>
                 <w:szCs w:val="22"/>
               </w:rPr>
-              <w:t>4 страницы</w:t>
+              <w:t xml:space="preserve">4 </w:t>
             </w:r>
+            <w:proofErr w:type="spellStart"/>
+            <w:r>
+              <w:rPr>
+                <w:sz w:val="22"/>
+                <w:szCs w:val="22"/>
+              </w:rPr>
+              <w:t>страницы</w:t>
+            </w:r>
+            <w:proofErr w:type="spellEnd"/>
           </w:p>
         </w:tc>
         <w:tc>
@@ -5718,18 +8959,22 @@
                 <w:sz w:val="22"/>
                 <w:szCs w:val="22"/>
               </w:rPr>
-              <w:t>4 страницы</w:t>
+              <w:t xml:space="preserve">4 </w:t>
             </w:r>
+            <w:proofErr w:type="spellStart"/>
+            <w:r>
+              <w:rPr>
+                <w:color w:val="1A6E27"/>
+                <w:sz w:val="22"/>
+                <w:szCs w:val="22"/>
+              </w:rPr>
+              <w:t>страницы</w:t>
+            </w:r>
+            <w:proofErr w:type="spellEnd"/>
           </w:p>
         </w:tc>
       </w:tr>
       <w:tr>
-        <w:tblPrEx>
-          <w:tblCellMar>
-            <w:top w:w="0" w:type="dxa"/>
-            <w:bottom w:w="0" w:type="dxa"/>
-          </w:tblCellMar>
-        </w:tblPrEx>
         <w:tc>
           <w:tcPr>
             <w:tcW w:w="4500" w:type="dxa"/>
@@ -5747,13 +8992,31 @@
             </w:tcMar>
           </w:tcPr>
           <w:p>
+            <w:proofErr w:type="spellStart"/>
             <w:r>
               <w:rPr>
                 <w:sz w:val="22"/>
                 <w:szCs w:val="22"/>
               </w:rPr>
-              <w:t>Единый дизайн</w:t>
+              <w:t>Единый</w:t>
             </w:r>
+            <w:proofErr w:type="spellEnd"/>
+            <w:r>
+              <w:rPr>
+                <w:sz w:val="22"/>
+                <w:szCs w:val="22"/>
+              </w:rPr>
+              <w:t xml:space="preserve"> </w:t>
+            </w:r>
+            <w:proofErr w:type="spellStart"/>
+            <w:r>
+              <w:rPr>
+                <w:sz w:val="22"/>
+                <w:szCs w:val="22"/>
+              </w:rPr>
+              <w:t>дизайн</w:t>
+            </w:r>
+            <w:proofErr w:type="spellEnd"/>
           </w:p>
         </w:tc>
         <w:tc>
@@ -5773,6 +9036,7 @@
             </w:tcMar>
           </w:tcPr>
           <w:p>
+            <w:proofErr w:type="spellStart"/>
             <w:r>
               <w:rPr>
                 <w:sz w:val="22"/>
@@ -5780,6 +9044,336 @@
               </w:rPr>
               <w:t>Да</w:t>
             </w:r>
+            <w:proofErr w:type="spellEnd"/>
+          </w:p>
+        </w:tc>
+        <w:tc>
+          <w:tcPr>
+            <w:tcW w:w="2263" w:type="dxa"/>
+            <w:tcBorders>
+              <w:top w:val="single" w:sz="1" w:space="0" w:color="CCCCCC"/>
+              <w:left w:val="single" w:sz="1" w:space="0" w:color="CCCCCC"/>
+              <w:bottom w:val="single" w:sz="1" w:space="0" w:color="CCCCCC"/>
+              <w:right w:val="single" w:sz="1" w:space="0" w:color="CCCCCC"/>
+            </w:tcBorders>
+            <w:shd w:val="clear" w:color="auto" w:fill="E8F5E9"/>
+            <w:tcMar>
+              <w:top w:w="60" w:type="dxa"/>
+              <w:left w:w="120" w:type="dxa"/>
+              <w:bottom w:w="60" w:type="dxa"/>
+              <w:right w:w="120" w:type="dxa"/>
+            </w:tcMar>
+          </w:tcPr>
+          <w:p>
+            <w:proofErr w:type="spellStart"/>
+            <w:r>
+              <w:rPr>
+                <w:color w:val="1A6E27"/>
+                <w:sz w:val="22"/>
+                <w:szCs w:val="22"/>
+              </w:rPr>
+              <w:t>Да</w:t>
+            </w:r>
+            <w:proofErr w:type="spellEnd"/>
+          </w:p>
+        </w:tc>
+      </w:tr>
+      <w:tr>
+        <w:tc>
+          <w:tcPr>
+            <w:tcW w:w="4500" w:type="dxa"/>
+            <w:tcBorders>
+              <w:top w:val="single" w:sz="1" w:space="0" w:color="CCCCCC"/>
+              <w:left w:val="single" w:sz="1" w:space="0" w:color="CCCCCC"/>
+              <w:bottom w:val="single" w:sz="1" w:space="0" w:color="CCCCCC"/>
+              <w:right w:val="single" w:sz="1" w:space="0" w:color="CCCCCC"/>
+            </w:tcBorders>
+            <w:tcMar>
+              <w:top w:w="60" w:type="dxa"/>
+              <w:left w:w="120" w:type="dxa"/>
+              <w:bottom w:w="60" w:type="dxa"/>
+              <w:right w:w="120" w:type="dxa"/>
+            </w:tcMar>
+          </w:tcPr>
+          <w:p>
+            <w:proofErr w:type="spellStart"/>
+            <w:r>
+              <w:rPr>
+                <w:sz w:val="22"/>
+                <w:szCs w:val="22"/>
+              </w:rPr>
+              <w:t>Адаптивность</w:t>
+            </w:r>
+            <w:proofErr w:type="spellEnd"/>
+          </w:p>
+        </w:tc>
+        <w:tc>
+          <w:tcPr>
+            <w:tcW w:w="2263" w:type="dxa"/>
+            <w:tcBorders>
+              <w:top w:val="single" w:sz="1" w:space="0" w:color="CCCCCC"/>
+              <w:left w:val="single" w:sz="1" w:space="0" w:color="CCCCCC"/>
+              <w:bottom w:val="single" w:sz="1" w:space="0" w:color="CCCCCC"/>
+              <w:right w:val="single" w:sz="1" w:space="0" w:color="CCCCCC"/>
+            </w:tcBorders>
+            <w:tcMar>
+              <w:top w:w="60" w:type="dxa"/>
+              <w:left w:w="120" w:type="dxa"/>
+              <w:bottom w:w="60" w:type="dxa"/>
+              <w:right w:w="120" w:type="dxa"/>
+            </w:tcMar>
+          </w:tcPr>
+          <w:p>
+            <w:proofErr w:type="spellStart"/>
+            <w:r>
+              <w:rPr>
+                <w:sz w:val="22"/>
+                <w:szCs w:val="22"/>
+              </w:rPr>
+              <w:t>Мобильные</w:t>
+            </w:r>
+            <w:proofErr w:type="spellEnd"/>
+            <w:r>
+              <w:rPr>
+                <w:sz w:val="22"/>
+                <w:szCs w:val="22"/>
+              </w:rPr>
+              <w:t xml:space="preserve"> + </w:t>
+            </w:r>
+            <w:proofErr w:type="spellStart"/>
+            <w:r>
+              <w:rPr>
+                <w:sz w:val="22"/>
+                <w:szCs w:val="22"/>
+              </w:rPr>
+              <w:t>планшет</w:t>
+            </w:r>
+            <w:proofErr w:type="spellEnd"/>
+          </w:p>
+        </w:tc>
+        <w:tc>
+          <w:tcPr>
+            <w:tcW w:w="2263" w:type="dxa"/>
+            <w:tcBorders>
+              <w:top w:val="single" w:sz="1" w:space="0" w:color="CCCCCC"/>
+              <w:left w:val="single" w:sz="1" w:space="0" w:color="CCCCCC"/>
+              <w:bottom w:val="single" w:sz="1" w:space="0" w:color="CCCCCC"/>
+              <w:right w:val="single" w:sz="1" w:space="0" w:color="CCCCCC"/>
+            </w:tcBorders>
+            <w:shd w:val="clear" w:color="auto" w:fill="E8F5E9"/>
+            <w:tcMar>
+              <w:top w:w="60" w:type="dxa"/>
+              <w:left w:w="120" w:type="dxa"/>
+              <w:bottom w:w="60" w:type="dxa"/>
+              <w:right w:w="120" w:type="dxa"/>
+            </w:tcMar>
+          </w:tcPr>
+          <w:p>
+            <w:proofErr w:type="spellStart"/>
+            <w:r>
+              <w:rPr>
+                <w:color w:val="1A6E27"/>
+                <w:sz w:val="22"/>
+                <w:szCs w:val="22"/>
+              </w:rPr>
+              <w:t>Реализована</w:t>
+            </w:r>
+            <w:proofErr w:type="spellEnd"/>
+          </w:p>
+        </w:tc>
+      </w:tr>
+      <w:tr>
+        <w:tc>
+          <w:tcPr>
+            <w:tcW w:w="4500" w:type="dxa"/>
+            <w:tcBorders>
+              <w:top w:val="single" w:sz="1" w:space="0" w:color="CCCCCC"/>
+              <w:left w:val="single" w:sz="1" w:space="0" w:color="CCCCCC"/>
+              <w:bottom w:val="single" w:sz="1" w:space="0" w:color="CCCCCC"/>
+              <w:right w:val="single" w:sz="1" w:space="0" w:color="CCCCCC"/>
+            </w:tcBorders>
+            <w:tcMar>
+              <w:top w:w="60" w:type="dxa"/>
+              <w:left w:w="120" w:type="dxa"/>
+              <w:bottom w:w="60" w:type="dxa"/>
+              <w:right w:w="120" w:type="dxa"/>
+            </w:tcMar>
+          </w:tcPr>
+          <w:p>
+            <w:proofErr w:type="spellStart"/>
+            <w:r>
+              <w:rPr>
+                <w:sz w:val="22"/>
+                <w:szCs w:val="22"/>
+              </w:rPr>
+              <w:t>Мобильное</w:t>
+            </w:r>
+            <w:proofErr w:type="spellEnd"/>
+            <w:r>
+              <w:rPr>
+                <w:sz w:val="22"/>
+                <w:szCs w:val="22"/>
+              </w:rPr>
+              <w:t xml:space="preserve"> </w:t>
+            </w:r>
+            <w:proofErr w:type="spellStart"/>
+            <w:r>
+              <w:rPr>
+                <w:sz w:val="22"/>
+                <w:szCs w:val="22"/>
+              </w:rPr>
+              <w:t>меню</w:t>
+            </w:r>
+            <w:proofErr w:type="spellEnd"/>
+          </w:p>
+        </w:tc>
+        <w:tc>
+          <w:tcPr>
+            <w:tcW w:w="2263" w:type="dxa"/>
+            <w:tcBorders>
+              <w:top w:val="single" w:sz="1" w:space="0" w:color="CCCCCC"/>
+              <w:left w:val="single" w:sz="1" w:space="0" w:color="CCCCCC"/>
+              <w:bottom w:val="single" w:sz="1" w:space="0" w:color="CCCCCC"/>
+              <w:right w:val="single" w:sz="1" w:space="0" w:color="CCCCCC"/>
+            </w:tcBorders>
+            <w:tcMar>
+              <w:top w:w="60" w:type="dxa"/>
+              <w:left w:w="120" w:type="dxa"/>
+              <w:bottom w:w="60" w:type="dxa"/>
+              <w:right w:w="120" w:type="dxa"/>
+            </w:tcMar>
+          </w:tcPr>
+          <w:p>
+            <w:proofErr w:type="spellStart"/>
+            <w:r>
+              <w:rPr>
+                <w:sz w:val="22"/>
+                <w:szCs w:val="22"/>
+              </w:rPr>
+              <w:t>Да</w:t>
+            </w:r>
+            <w:proofErr w:type="spellEnd"/>
+          </w:p>
+        </w:tc>
+        <w:tc>
+          <w:tcPr>
+            <w:tcW w:w="2263" w:type="dxa"/>
+            <w:tcBorders>
+              <w:top w:val="single" w:sz="1" w:space="0" w:color="CCCCCC"/>
+              <w:left w:val="single" w:sz="1" w:space="0" w:color="CCCCCC"/>
+              <w:bottom w:val="single" w:sz="1" w:space="0" w:color="CCCCCC"/>
+              <w:right w:val="single" w:sz="1" w:space="0" w:color="CCCCCC"/>
+            </w:tcBorders>
+            <w:shd w:val="clear" w:color="auto" w:fill="E8F5E9"/>
+            <w:tcMar>
+              <w:top w:w="60" w:type="dxa"/>
+              <w:left w:w="120" w:type="dxa"/>
+              <w:bottom w:w="60" w:type="dxa"/>
+              <w:right w:w="120" w:type="dxa"/>
+            </w:tcMar>
+          </w:tcPr>
+          <w:p>
+            <w:proofErr w:type="spellStart"/>
+            <w:r>
+              <w:rPr>
+                <w:color w:val="1A6E27"/>
+                <w:sz w:val="22"/>
+                <w:szCs w:val="22"/>
+              </w:rPr>
+              <w:t>Реализовано</w:t>
+            </w:r>
+            <w:proofErr w:type="spellEnd"/>
+          </w:p>
+        </w:tc>
+      </w:tr>
+      <w:tr>
+        <w:tc>
+          <w:tcPr>
+            <w:tcW w:w="4500" w:type="dxa"/>
+            <w:tcBorders>
+              <w:top w:val="single" w:sz="1" w:space="0" w:color="CCCCCC"/>
+              <w:left w:val="single" w:sz="1" w:space="0" w:color="CCCCCC"/>
+              <w:bottom w:val="single" w:sz="1" w:space="0" w:color="CCCCCC"/>
+              <w:right w:val="single" w:sz="1" w:space="0" w:color="CCCCCC"/>
+            </w:tcBorders>
+            <w:tcMar>
+              <w:top w:w="60" w:type="dxa"/>
+              <w:left w:w="120" w:type="dxa"/>
+              <w:bottom w:w="60" w:type="dxa"/>
+              <w:right w:w="120" w:type="dxa"/>
+            </w:tcMar>
+          </w:tcPr>
+          <w:p>
+            <w:proofErr w:type="spellStart"/>
+            <w:r>
+              <w:rPr>
+                <w:sz w:val="22"/>
+                <w:szCs w:val="22"/>
+              </w:rPr>
+              <w:lastRenderedPageBreak/>
+              <w:t>Фильтр</w:t>
+            </w:r>
+            <w:proofErr w:type="spellEnd"/>
+            <w:r>
+              <w:rPr>
+                <w:sz w:val="22"/>
+                <w:szCs w:val="22"/>
+              </w:rPr>
+              <w:t xml:space="preserve"> </w:t>
+            </w:r>
+            <w:proofErr w:type="spellStart"/>
+            <w:r>
+              <w:rPr>
+                <w:sz w:val="22"/>
+                <w:szCs w:val="22"/>
+              </w:rPr>
+              <w:t>расписания</w:t>
+            </w:r>
+            <w:proofErr w:type="spellEnd"/>
+          </w:p>
+        </w:tc>
+        <w:tc>
+          <w:tcPr>
+            <w:tcW w:w="2263" w:type="dxa"/>
+            <w:tcBorders>
+              <w:top w:val="single" w:sz="1" w:space="0" w:color="CCCCCC"/>
+              <w:left w:val="single" w:sz="1" w:space="0" w:color="CCCCCC"/>
+              <w:bottom w:val="single" w:sz="1" w:space="0" w:color="CCCCCC"/>
+              <w:right w:val="single" w:sz="1" w:space="0" w:color="CCCCCC"/>
+            </w:tcBorders>
+            <w:tcMar>
+              <w:top w:w="60" w:type="dxa"/>
+              <w:left w:w="120" w:type="dxa"/>
+              <w:bottom w:w="60" w:type="dxa"/>
+              <w:right w:w="120" w:type="dxa"/>
+            </w:tcMar>
+          </w:tcPr>
+          <w:p>
+            <w:proofErr w:type="spellStart"/>
+            <w:r>
+              <w:rPr>
+                <w:sz w:val="22"/>
+                <w:szCs w:val="22"/>
+              </w:rPr>
+              <w:t>По</w:t>
+            </w:r>
+            <w:proofErr w:type="spellEnd"/>
+            <w:r>
+              <w:rPr>
+                <w:sz w:val="22"/>
+                <w:szCs w:val="22"/>
+              </w:rPr>
+              <w:t xml:space="preserve"> </w:t>
+            </w:r>
+            <w:proofErr w:type="spellStart"/>
+            <w:r>
+              <w:rPr>
+                <w:sz w:val="22"/>
+                <w:szCs w:val="22"/>
+              </w:rPr>
+              <w:t>категории</w:t>
+            </w:r>
+            <w:proofErr w:type="spellEnd"/>
           </w:p>
         </w:tc>
         <w:tc>
@@ -5806,18 +9400,22 @@
                 <w:sz w:val="22"/>
                 <w:szCs w:val="22"/>
               </w:rPr>
-              <w:t>Да</w:t>
+              <w:t xml:space="preserve">6 </w:t>
             </w:r>
+            <w:proofErr w:type="spellStart"/>
+            <w:r>
+              <w:rPr>
+                <w:color w:val="1A6E27"/>
+                <w:sz w:val="22"/>
+                <w:szCs w:val="22"/>
+              </w:rPr>
+              <w:t>категорий</w:t>
+            </w:r>
+            <w:proofErr w:type="spellEnd"/>
           </w:p>
         </w:tc>
       </w:tr>
       <w:tr>
-        <w:tblPrEx>
-          <w:tblCellMar>
-            <w:top w:w="0" w:type="dxa"/>
-            <w:bottom w:w="0" w:type="dxa"/>
-          </w:tblCellMar>
-        </w:tblPrEx>
         <w:tc>
           <w:tcPr>
             <w:tcW w:w="4500" w:type="dxa"/>
@@ -5835,13 +9433,31 @@
             </w:tcMar>
           </w:tcPr>
           <w:p>
+            <w:proofErr w:type="spellStart"/>
             <w:r>
               <w:rPr>
                 <w:sz w:val="22"/>
                 <w:szCs w:val="22"/>
               </w:rPr>
-              <w:t>Адаптивность</w:t>
+              <w:t>Валидация</w:t>
             </w:r>
+            <w:proofErr w:type="spellEnd"/>
+            <w:r>
+              <w:rPr>
+                <w:sz w:val="22"/>
+                <w:szCs w:val="22"/>
+              </w:rPr>
+              <w:t xml:space="preserve"> </w:t>
+            </w:r>
+            <w:proofErr w:type="spellStart"/>
+            <w:r>
+              <w:rPr>
+                <w:sz w:val="22"/>
+                <w:szCs w:val="22"/>
+              </w:rPr>
+              <w:t>формы</w:t>
+            </w:r>
+            <w:proofErr w:type="spellEnd"/>
           </w:p>
         </w:tc>
         <w:tc>
@@ -5861,13 +9477,15 @@
             </w:tcMar>
           </w:tcPr>
           <w:p>
+            <w:proofErr w:type="spellStart"/>
             <w:r>
               <w:rPr>
                 <w:sz w:val="22"/>
                 <w:szCs w:val="22"/>
               </w:rPr>
-              <w:t>Мобильные + планшет</w:t>
+              <w:t>Да</w:t>
             </w:r>
+            <w:proofErr w:type="spellEnd"/>
           </w:p>
         </w:tc>
         <w:tc>
@@ -5894,18 +9512,22 @@
                 <w:sz w:val="22"/>
                 <w:szCs w:val="22"/>
               </w:rPr>
-              <w:t>Реализована</w:t>
+              <w:t xml:space="preserve">5 </w:t>
             </w:r>
+            <w:proofErr w:type="spellStart"/>
+            <w:r>
+              <w:rPr>
+                <w:color w:val="1A6E27"/>
+                <w:sz w:val="22"/>
+                <w:szCs w:val="22"/>
+              </w:rPr>
+              <w:t>полей</w:t>
+            </w:r>
+            <w:proofErr w:type="spellEnd"/>
           </w:p>
         </w:tc>
       </w:tr>
       <w:tr>
-        <w:tblPrEx>
-          <w:tblCellMar>
-            <w:top w:w="0" w:type="dxa"/>
-            <w:bottom w:w="0" w:type="dxa"/>
-          </w:tblCellMar>
-        </w:tblPrEx>
         <w:tc>
           <w:tcPr>
             <w:tcW w:w="4500" w:type="dxa"/>
@@ -5923,12 +9545,141 @@
             </w:tcMar>
           </w:tcPr>
           <w:p>
+            <w:proofErr w:type="spellStart"/>
             <w:r>
               <w:rPr>
                 <w:sz w:val="22"/>
                 <w:szCs w:val="22"/>
               </w:rPr>
-              <w:t>Мобильное меню</w:t>
+              <w:t>Модальное</w:t>
+            </w:r>
+            <w:proofErr w:type="spellEnd"/>
+            <w:r>
+              <w:rPr>
+                <w:sz w:val="22"/>
+                <w:szCs w:val="22"/>
+              </w:rPr>
+              <w:t xml:space="preserve"> </w:t>
+            </w:r>
+            <w:proofErr w:type="spellStart"/>
+            <w:r>
+              <w:rPr>
+                <w:sz w:val="22"/>
+                <w:szCs w:val="22"/>
+              </w:rPr>
+              <w:t>окно</w:t>
+            </w:r>
+            <w:proofErr w:type="spellEnd"/>
+          </w:p>
+        </w:tc>
+        <w:tc>
+          <w:tcPr>
+            <w:tcW w:w="2263" w:type="dxa"/>
+            <w:tcBorders>
+              <w:top w:val="single" w:sz="1" w:space="0" w:color="CCCCCC"/>
+              <w:left w:val="single" w:sz="1" w:space="0" w:color="CCCCCC"/>
+              <w:bottom w:val="single" w:sz="1" w:space="0" w:color="CCCCCC"/>
+              <w:right w:val="single" w:sz="1" w:space="0" w:color="CCCCCC"/>
+            </w:tcBorders>
+            <w:tcMar>
+              <w:top w:w="60" w:type="dxa"/>
+              <w:left w:w="120" w:type="dxa"/>
+              <w:bottom w:w="60" w:type="dxa"/>
+              <w:right w:w="120" w:type="dxa"/>
+            </w:tcMar>
+          </w:tcPr>
+          <w:p>
+            <w:proofErr w:type="spellStart"/>
+            <w:r>
+              <w:rPr>
+                <w:sz w:val="22"/>
+                <w:szCs w:val="22"/>
+              </w:rPr>
+              <w:t>Да</w:t>
+            </w:r>
+            <w:proofErr w:type="spellEnd"/>
+          </w:p>
+        </w:tc>
+        <w:tc>
+          <w:tcPr>
+            <w:tcW w:w="2263" w:type="dxa"/>
+            <w:tcBorders>
+              <w:top w:val="single" w:sz="1" w:space="0" w:color="CCCCCC"/>
+              <w:left w:val="single" w:sz="1" w:space="0" w:color="CCCCCC"/>
+              <w:bottom w:val="single" w:sz="1" w:space="0" w:color="CCCCCC"/>
+              <w:right w:val="single" w:sz="1" w:space="0" w:color="CCCCCC"/>
+            </w:tcBorders>
+            <w:shd w:val="clear" w:color="auto" w:fill="E8F5E9"/>
+            <w:tcMar>
+              <w:top w:w="60" w:type="dxa"/>
+              <w:left w:w="120" w:type="dxa"/>
+              <w:bottom w:w="60" w:type="dxa"/>
+              <w:right w:w="120" w:type="dxa"/>
+            </w:tcMar>
+          </w:tcPr>
+          <w:p>
+            <w:proofErr w:type="spellStart"/>
+            <w:r>
+              <w:rPr>
+                <w:color w:val="1A6E27"/>
+                <w:sz w:val="22"/>
+                <w:szCs w:val="22"/>
+              </w:rPr>
+              <w:t>Реализовано</w:t>
+            </w:r>
+            <w:proofErr w:type="spellEnd"/>
+          </w:p>
+        </w:tc>
+      </w:tr>
+      <w:tr>
+        <w:tc>
+          <w:tcPr>
+            <w:tcW w:w="4500" w:type="dxa"/>
+            <w:tcBorders>
+              <w:top w:val="single" w:sz="1" w:space="0" w:color="CCCCCC"/>
+              <w:left w:val="single" w:sz="1" w:space="0" w:color="CCCCCC"/>
+              <w:bottom w:val="single" w:sz="1" w:space="0" w:color="CCCCCC"/>
+              <w:right w:val="single" w:sz="1" w:space="0" w:color="CCCCCC"/>
+            </w:tcBorders>
+            <w:tcMar>
+              <w:top w:w="60" w:type="dxa"/>
+              <w:left w:w="120" w:type="dxa"/>
+              <w:bottom w:w="60" w:type="dxa"/>
+              <w:right w:w="120" w:type="dxa"/>
+            </w:tcMar>
+          </w:tcPr>
+          <w:p>
+            <w:proofErr w:type="spellStart"/>
+            <w:r>
+              <w:rPr>
+                <w:sz w:val="22"/>
+                <w:szCs w:val="22"/>
+              </w:rPr>
+              <w:t>Кнопка</w:t>
+            </w:r>
+            <w:proofErr w:type="spellEnd"/>
+            <w:r>
+              <w:rPr>
+                <w:sz w:val="22"/>
+                <w:szCs w:val="22"/>
+              </w:rPr>
+              <w:t xml:space="preserve"> «</w:t>
+            </w:r>
+            <w:proofErr w:type="spellStart"/>
+            <w:r>
+              <w:rPr>
+                <w:sz w:val="22"/>
+                <w:szCs w:val="22"/>
+              </w:rPr>
+              <w:t>Наверх</w:t>
+            </w:r>
+            <w:proofErr w:type="spellEnd"/>
+            <w:r>
+              <w:rPr>
+                <w:sz w:val="22"/>
+                <w:szCs w:val="22"/>
+              </w:rPr>
+              <w:t>»</w:t>
             </w:r>
           </w:p>
         </w:tc>
@@ -5949,6 +9700,7 @@
             </w:tcMar>
           </w:tcPr>
           <w:p>
+            <w:proofErr w:type="spellStart"/>
             <w:r>
               <w:rPr>
                 <w:sz w:val="22"/>
@@ -5956,6 +9708,7 @@
               </w:rPr>
               <w:t>Да</w:t>
             </w:r>
+            <w:proofErr w:type="spellEnd"/>
           </w:p>
         </w:tc>
         <w:tc>
@@ -5976,24 +9729,20 @@
             </w:tcMar>
           </w:tcPr>
           <w:p>
+            <w:proofErr w:type="spellStart"/>
             <w:r>
               <w:rPr>
                 <w:color w:val="1A6E27"/>
                 <w:sz w:val="22"/>
                 <w:szCs w:val="22"/>
               </w:rPr>
-              <w:t>Реализовано</w:t>
+              <w:t>Реализована</w:t>
             </w:r>
+            <w:proofErr w:type="spellEnd"/>
           </w:p>
         </w:tc>
       </w:tr>
       <w:tr>
-        <w:tblPrEx>
-          <w:tblCellMar>
-            <w:top w:w="0" w:type="dxa"/>
-            <w:bottom w:w="0" w:type="dxa"/>
-          </w:tblCellMar>
-        </w:tblPrEx>
         <w:tc>
           <w:tcPr>
             <w:tcW w:w="4500" w:type="dxa"/>
@@ -6011,14 +9760,31 @@
             </w:tcMar>
           </w:tcPr>
           <w:p>
+            <w:proofErr w:type="spellStart"/>
             <w:r>
               <w:rPr>
                 <w:sz w:val="22"/>
                 <w:szCs w:val="22"/>
               </w:rPr>
-              <w:lastRenderedPageBreak/>
-              <w:t>Фильтр расписания</w:t>
+              <w:t>Комментарии</w:t>
             </w:r>
+            <w:proofErr w:type="spellEnd"/>
+            <w:r>
+              <w:rPr>
+                <w:sz w:val="22"/>
+                <w:szCs w:val="22"/>
+              </w:rPr>
+              <w:t xml:space="preserve"> в </w:t>
+            </w:r>
+            <w:proofErr w:type="spellStart"/>
+            <w:r>
+              <w:rPr>
+                <w:sz w:val="22"/>
+                <w:szCs w:val="22"/>
+              </w:rPr>
+              <w:t>коде</w:t>
+            </w:r>
+            <w:proofErr w:type="spellEnd"/>
           </w:p>
         </w:tc>
         <w:tc>
@@ -6038,13 +9804,15 @@
             </w:tcMar>
           </w:tcPr>
           <w:p>
+            <w:proofErr w:type="spellStart"/>
             <w:r>
               <w:rPr>
                 <w:sz w:val="22"/>
                 <w:szCs w:val="22"/>
               </w:rPr>
-              <w:t>По категории</w:t>
+              <w:t>Да</w:t>
             </w:r>
+            <w:proofErr w:type="spellEnd"/>
           </w:p>
         </w:tc>
         <w:tc>
@@ -6065,358 +9833,7 @@
             </w:tcMar>
           </w:tcPr>
           <w:p>
-            <w:r>
-              <w:rPr>
-                <w:color w:val="1A6E27"/>
-                <w:sz w:val="22"/>
-                <w:szCs w:val="22"/>
-              </w:rPr>
-              <w:t>6 категорий</w:t>
-            </w:r>
-          </w:p>
-        </w:tc>
-      </w:tr>
-      <w:tr>
-        <w:tblPrEx>
-          <w:tblCellMar>
-            <w:top w:w="0" w:type="dxa"/>
-            <w:bottom w:w="0" w:type="dxa"/>
-          </w:tblCellMar>
-        </w:tblPrEx>
-        <w:tc>
-          <w:tcPr>
-            <w:tcW w:w="4500" w:type="dxa"/>
-            <w:tcBorders>
-              <w:top w:val="single" w:sz="1" w:space="0" w:color="CCCCCC"/>
-              <w:left w:val="single" w:sz="1" w:space="0" w:color="CCCCCC"/>
-              <w:bottom w:val="single" w:sz="1" w:space="0" w:color="CCCCCC"/>
-              <w:right w:val="single" w:sz="1" w:space="0" w:color="CCCCCC"/>
-            </w:tcBorders>
-            <w:tcMar>
-              <w:top w:w="60" w:type="dxa"/>
-              <w:left w:w="120" w:type="dxa"/>
-              <w:bottom w:w="60" w:type="dxa"/>
-              <w:right w:w="120" w:type="dxa"/>
-            </w:tcMar>
-          </w:tcPr>
-          <w:p>
-            <w:r>
-              <w:rPr>
-                <w:sz w:val="22"/>
-                <w:szCs w:val="22"/>
-              </w:rPr>
-              <w:t>Валидация формы</w:t>
-            </w:r>
-          </w:p>
-        </w:tc>
-        <w:tc>
-          <w:tcPr>
-            <w:tcW w:w="2263" w:type="dxa"/>
-            <w:tcBorders>
-              <w:top w:val="single" w:sz="1" w:space="0" w:color="CCCCCC"/>
-              <w:left w:val="single" w:sz="1" w:space="0" w:color="CCCCCC"/>
-              <w:bottom w:val="single" w:sz="1" w:space="0" w:color="CCCCCC"/>
-              <w:right w:val="single" w:sz="1" w:space="0" w:color="CCCCCC"/>
-            </w:tcBorders>
-            <w:tcMar>
-              <w:top w:w="60" w:type="dxa"/>
-              <w:left w:w="120" w:type="dxa"/>
-              <w:bottom w:w="60" w:type="dxa"/>
-              <w:right w:w="120" w:type="dxa"/>
-            </w:tcMar>
-          </w:tcPr>
-          <w:p>
-            <w:r>
-              <w:rPr>
-                <w:sz w:val="22"/>
-                <w:szCs w:val="22"/>
-              </w:rPr>
-              <w:t>Да</w:t>
-            </w:r>
-          </w:p>
-        </w:tc>
-        <w:tc>
-          <w:tcPr>
-            <w:tcW w:w="2263" w:type="dxa"/>
-            <w:tcBorders>
-              <w:top w:val="single" w:sz="1" w:space="0" w:color="CCCCCC"/>
-              <w:left w:val="single" w:sz="1" w:space="0" w:color="CCCCCC"/>
-              <w:bottom w:val="single" w:sz="1" w:space="0" w:color="CCCCCC"/>
-              <w:right w:val="single" w:sz="1" w:space="0" w:color="CCCCCC"/>
-            </w:tcBorders>
-            <w:shd w:val="clear" w:color="auto" w:fill="E8F5E9"/>
-            <w:tcMar>
-              <w:top w:w="60" w:type="dxa"/>
-              <w:left w:w="120" w:type="dxa"/>
-              <w:bottom w:w="60" w:type="dxa"/>
-              <w:right w:w="120" w:type="dxa"/>
-            </w:tcMar>
-          </w:tcPr>
-          <w:p>
-            <w:r>
-              <w:rPr>
-                <w:color w:val="1A6E27"/>
-                <w:sz w:val="22"/>
-                <w:szCs w:val="22"/>
-              </w:rPr>
-              <w:t>5 полей</w:t>
-            </w:r>
-          </w:p>
-        </w:tc>
-      </w:tr>
-      <w:tr>
-        <w:tblPrEx>
-          <w:tblCellMar>
-            <w:top w:w="0" w:type="dxa"/>
-            <w:bottom w:w="0" w:type="dxa"/>
-          </w:tblCellMar>
-        </w:tblPrEx>
-        <w:tc>
-          <w:tcPr>
-            <w:tcW w:w="4500" w:type="dxa"/>
-            <w:tcBorders>
-              <w:top w:val="single" w:sz="1" w:space="0" w:color="CCCCCC"/>
-              <w:left w:val="single" w:sz="1" w:space="0" w:color="CCCCCC"/>
-              <w:bottom w:val="single" w:sz="1" w:space="0" w:color="CCCCCC"/>
-              <w:right w:val="single" w:sz="1" w:space="0" w:color="CCCCCC"/>
-            </w:tcBorders>
-            <w:tcMar>
-              <w:top w:w="60" w:type="dxa"/>
-              <w:left w:w="120" w:type="dxa"/>
-              <w:bottom w:w="60" w:type="dxa"/>
-              <w:right w:w="120" w:type="dxa"/>
-            </w:tcMar>
-          </w:tcPr>
-          <w:p>
-            <w:r>
-              <w:rPr>
-                <w:sz w:val="22"/>
-                <w:szCs w:val="22"/>
-              </w:rPr>
-              <w:t>Модальное окно</w:t>
-            </w:r>
-          </w:p>
-        </w:tc>
-        <w:tc>
-          <w:tcPr>
-            <w:tcW w:w="2263" w:type="dxa"/>
-            <w:tcBorders>
-              <w:top w:val="single" w:sz="1" w:space="0" w:color="CCCCCC"/>
-              <w:left w:val="single" w:sz="1" w:space="0" w:color="CCCCCC"/>
-              <w:bottom w:val="single" w:sz="1" w:space="0" w:color="CCCCCC"/>
-              <w:right w:val="single" w:sz="1" w:space="0" w:color="CCCCCC"/>
-            </w:tcBorders>
-            <w:tcMar>
-              <w:top w:w="60" w:type="dxa"/>
-              <w:left w:w="120" w:type="dxa"/>
-              <w:bottom w:w="60" w:type="dxa"/>
-              <w:right w:w="120" w:type="dxa"/>
-            </w:tcMar>
-          </w:tcPr>
-          <w:p>
-            <w:r>
-              <w:rPr>
-                <w:sz w:val="22"/>
-                <w:szCs w:val="22"/>
-              </w:rPr>
-              <w:t>Да</w:t>
-            </w:r>
-          </w:p>
-        </w:tc>
-        <w:tc>
-          <w:tcPr>
-            <w:tcW w:w="2263" w:type="dxa"/>
-            <w:tcBorders>
-              <w:top w:val="single" w:sz="1" w:space="0" w:color="CCCCCC"/>
-              <w:left w:val="single" w:sz="1" w:space="0" w:color="CCCCCC"/>
-              <w:bottom w:val="single" w:sz="1" w:space="0" w:color="CCCCCC"/>
-              <w:right w:val="single" w:sz="1" w:space="0" w:color="CCCCCC"/>
-            </w:tcBorders>
-            <w:shd w:val="clear" w:color="auto" w:fill="E8F5E9"/>
-            <w:tcMar>
-              <w:top w:w="60" w:type="dxa"/>
-              <w:left w:w="120" w:type="dxa"/>
-              <w:bottom w:w="60" w:type="dxa"/>
-              <w:right w:w="120" w:type="dxa"/>
-            </w:tcMar>
-          </w:tcPr>
-          <w:p>
-            <w:r>
-              <w:rPr>
-                <w:color w:val="1A6E27"/>
-                <w:sz w:val="22"/>
-                <w:szCs w:val="22"/>
-              </w:rPr>
-              <w:t>Реализовано</w:t>
-            </w:r>
-          </w:p>
-        </w:tc>
-      </w:tr>
-      <w:tr>
-        <w:tblPrEx>
-          <w:tblCellMar>
-            <w:top w:w="0" w:type="dxa"/>
-            <w:bottom w:w="0" w:type="dxa"/>
-          </w:tblCellMar>
-        </w:tblPrEx>
-        <w:tc>
-          <w:tcPr>
-            <w:tcW w:w="4500" w:type="dxa"/>
-            <w:tcBorders>
-              <w:top w:val="single" w:sz="1" w:space="0" w:color="CCCCCC"/>
-              <w:left w:val="single" w:sz="1" w:space="0" w:color="CCCCCC"/>
-              <w:bottom w:val="single" w:sz="1" w:space="0" w:color="CCCCCC"/>
-              <w:right w:val="single" w:sz="1" w:space="0" w:color="CCCCCC"/>
-            </w:tcBorders>
-            <w:tcMar>
-              <w:top w:w="60" w:type="dxa"/>
-              <w:left w:w="120" w:type="dxa"/>
-              <w:bottom w:w="60" w:type="dxa"/>
-              <w:right w:w="120" w:type="dxa"/>
-            </w:tcMar>
-          </w:tcPr>
-          <w:p>
-            <w:r>
-              <w:rPr>
-                <w:sz w:val="22"/>
-                <w:szCs w:val="22"/>
-              </w:rPr>
-              <w:t>Кнопка «Наверх»</w:t>
-            </w:r>
-          </w:p>
-        </w:tc>
-        <w:tc>
-          <w:tcPr>
-            <w:tcW w:w="2263" w:type="dxa"/>
-            <w:tcBorders>
-              <w:top w:val="single" w:sz="1" w:space="0" w:color="CCCCCC"/>
-              <w:left w:val="single" w:sz="1" w:space="0" w:color="CCCCCC"/>
-              <w:bottom w:val="single" w:sz="1" w:space="0" w:color="CCCCCC"/>
-              <w:right w:val="single" w:sz="1" w:space="0" w:color="CCCCCC"/>
-            </w:tcBorders>
-            <w:tcMar>
-              <w:top w:w="60" w:type="dxa"/>
-              <w:left w:w="120" w:type="dxa"/>
-              <w:bottom w:w="60" w:type="dxa"/>
-              <w:right w:w="120" w:type="dxa"/>
-            </w:tcMar>
-          </w:tcPr>
-          <w:p>
-            <w:r>
-              <w:rPr>
-                <w:sz w:val="22"/>
-                <w:szCs w:val="22"/>
-              </w:rPr>
-              <w:t>Да</w:t>
-            </w:r>
-          </w:p>
-        </w:tc>
-        <w:tc>
-          <w:tcPr>
-            <w:tcW w:w="2263" w:type="dxa"/>
-            <w:tcBorders>
-              <w:top w:val="single" w:sz="1" w:space="0" w:color="CCCCCC"/>
-              <w:left w:val="single" w:sz="1" w:space="0" w:color="CCCCCC"/>
-              <w:bottom w:val="single" w:sz="1" w:space="0" w:color="CCCCCC"/>
-              <w:right w:val="single" w:sz="1" w:space="0" w:color="CCCCCC"/>
-            </w:tcBorders>
-            <w:shd w:val="clear" w:color="auto" w:fill="E8F5E9"/>
-            <w:tcMar>
-              <w:top w:w="60" w:type="dxa"/>
-              <w:left w:w="120" w:type="dxa"/>
-              <w:bottom w:w="60" w:type="dxa"/>
-              <w:right w:w="120" w:type="dxa"/>
-            </w:tcMar>
-          </w:tcPr>
-          <w:p>
-            <w:r>
-              <w:rPr>
-                <w:color w:val="1A6E27"/>
-                <w:sz w:val="22"/>
-                <w:szCs w:val="22"/>
-              </w:rPr>
-              <w:t>Реализована</w:t>
-            </w:r>
-          </w:p>
-        </w:tc>
-      </w:tr>
-      <w:tr>
-        <w:tblPrEx>
-          <w:tblCellMar>
-            <w:top w:w="0" w:type="dxa"/>
-            <w:bottom w:w="0" w:type="dxa"/>
-          </w:tblCellMar>
-        </w:tblPrEx>
-        <w:tc>
-          <w:tcPr>
-            <w:tcW w:w="4500" w:type="dxa"/>
-            <w:tcBorders>
-              <w:top w:val="single" w:sz="1" w:space="0" w:color="CCCCCC"/>
-              <w:left w:val="single" w:sz="1" w:space="0" w:color="CCCCCC"/>
-              <w:bottom w:val="single" w:sz="1" w:space="0" w:color="CCCCCC"/>
-              <w:right w:val="single" w:sz="1" w:space="0" w:color="CCCCCC"/>
-            </w:tcBorders>
-            <w:tcMar>
-              <w:top w:w="60" w:type="dxa"/>
-              <w:left w:w="120" w:type="dxa"/>
-              <w:bottom w:w="60" w:type="dxa"/>
-              <w:right w:w="120" w:type="dxa"/>
-            </w:tcMar>
-          </w:tcPr>
-          <w:p>
-            <w:r>
-              <w:rPr>
-                <w:sz w:val="22"/>
-                <w:szCs w:val="22"/>
-              </w:rPr>
-              <w:t>Комментарии в коде</w:t>
-            </w:r>
-          </w:p>
-        </w:tc>
-        <w:tc>
-          <w:tcPr>
-            <w:tcW w:w="2263" w:type="dxa"/>
-            <w:tcBorders>
-              <w:top w:val="single" w:sz="1" w:space="0" w:color="CCCCCC"/>
-              <w:left w:val="single" w:sz="1" w:space="0" w:color="CCCCCC"/>
-              <w:bottom w:val="single" w:sz="1" w:space="0" w:color="CCCCCC"/>
-              <w:right w:val="single" w:sz="1" w:space="0" w:color="CCCCCC"/>
-            </w:tcBorders>
-            <w:tcMar>
-              <w:top w:w="60" w:type="dxa"/>
-              <w:left w:w="120" w:type="dxa"/>
-              <w:bottom w:w="60" w:type="dxa"/>
-              <w:right w:w="120" w:type="dxa"/>
-            </w:tcMar>
-          </w:tcPr>
-          <w:p>
-            <w:r>
-              <w:rPr>
-                <w:sz w:val="22"/>
-                <w:szCs w:val="22"/>
-              </w:rPr>
-              <w:t>Да</w:t>
-            </w:r>
-          </w:p>
-        </w:tc>
-        <w:tc>
-          <w:tcPr>
-            <w:tcW w:w="2263" w:type="dxa"/>
-            <w:tcBorders>
-              <w:top w:val="single" w:sz="1" w:space="0" w:color="CCCCCC"/>
-              <w:left w:val="single" w:sz="1" w:space="0" w:color="CCCCCC"/>
-              <w:bottom w:val="single" w:sz="1" w:space="0" w:color="CCCCCC"/>
-              <w:right w:val="single" w:sz="1" w:space="0" w:color="CCCCCC"/>
-            </w:tcBorders>
-            <w:shd w:val="clear" w:color="auto" w:fill="E8F5E9"/>
-            <w:tcMar>
-              <w:top w:w="60" w:type="dxa"/>
-              <w:left w:w="120" w:type="dxa"/>
-              <w:bottom w:w="60" w:type="dxa"/>
-              <w:right w:w="120" w:type="dxa"/>
-            </w:tcMar>
-          </w:tcPr>
-          <w:p>
+            <w:proofErr w:type="spellStart"/>
             <w:r>
               <w:rPr>
                 <w:color w:val="1A6E27"/>
@@ -6425,6 +9842,7 @@
               </w:rPr>
               <w:t>Есть</w:t>
             </w:r>
+            <w:proofErr w:type="spellEnd"/>
           </w:p>
         </w:tc>
       </w:tr>
@@ -7045,9 +10463,11 @@
         </w:rPr>
         <w:t>.</w:t>
       </w:r>
+      <w:proofErr w:type="spellStart"/>
       <w:r>
         <w:t>mozilla</w:t>
       </w:r>
+      <w:proofErr w:type="spellEnd"/>
       <w:r>
         <w:rPr>
           <w:lang w:val="ru-RU"/>
@@ -7074,7 +10494,23 @@
         <w:spacing w:after="120"/>
       </w:pPr>
       <w:r>
-        <w:t>CSS Grid Layout — CSS: Cascading Style Sheets. — MDN Web Docs. — URL: https://developer.mozilla.org/ru/docs/Web/CSS/CSS_Grid_Layout (дата обращения: 20.11.2024).</w:t>
+        <w:t>CSS Grid Layout — CSS: Cascading Style Sheets. — MDN Web Docs. — URL: https://developer.mozilla.org/ru/docs/Web/CSS/CSS_Grid_Layout (</w:t>
+      </w:r>
+      <w:proofErr w:type="spellStart"/>
+      <w:r>
+        <w:t>дата</w:t>
+      </w:r>
+      <w:proofErr w:type="spellEnd"/>
+      <w:r>
+        <w:t xml:space="preserve"> </w:t>
+      </w:r>
+      <w:proofErr w:type="spellStart"/>
+      <w:r>
+        <w:t>обращения</w:t>
+      </w:r>
+      <w:proofErr w:type="spellEnd"/>
+      <w:r>
+        <w:t>: 20.11.2024).</w:t>
       </w:r>
     </w:p>
     <w:p>
@@ -7095,18 +10531,22 @@
         </w:rPr>
         <w:t xml:space="preserve">Веб-технологии в фитнес-бизнесе: тренды 2024 года. — Портал </w:t>
       </w:r>
+      <w:proofErr w:type="spellStart"/>
       <w:r>
         <w:t>FitnessProf</w:t>
       </w:r>
+      <w:proofErr w:type="spellEnd"/>
       <w:r>
         <w:rPr>
           <w:lang w:val="ru-RU"/>
         </w:rPr>
         <w:t>.</w:t>
       </w:r>
+      <w:proofErr w:type="spellStart"/>
       <w:r>
         <w:t>ru</w:t>
       </w:r>
+      <w:proofErr w:type="spellEnd"/>
       <w:r>
         <w:rPr>
           <w:lang w:val="ru-RU"/>
@@ -7131,18 +10571,22 @@
         </w:rPr>
         <w:t>://</w:t>
       </w:r>
+      <w:proofErr w:type="spellStart"/>
       <w:r>
         <w:t>fitnesspro</w:t>
       </w:r>
+      <w:proofErr w:type="spellEnd"/>
       <w:r>
         <w:rPr>
           <w:lang w:val="ru-RU"/>
         </w:rPr>
         <w:t>.</w:t>
       </w:r>
+      <w:proofErr w:type="spellStart"/>
       <w:r>
         <w:t>ru</w:t>
       </w:r>
+      <w:proofErr w:type="spellEnd"/>
       <w:r>
         <w:rPr>
           <w:lang w:val="ru-RU"/>
@@ -7167,6 +10611,221 @@
         </w:rPr>
         <w:t>-2024 (дата обращения: 10.11.2024).</w:t>
       </w:r>
+    </w:p>
+    <w:p>
+      <w:pPr>
+        <w:pStyle w:val="ListParagraph"/>
+        <w:spacing w:after="120"/>
+        <w:ind w:left="720"/>
+        <w:rPr>
+          <w:lang w:val="ru-RU"/>
+        </w:rPr>
+      </w:pPr>
+    </w:p>
+    <w:p>
+      <w:pPr>
+        <w:rPr>
+          <w:lang w:val="ru-RU"/>
+        </w:rPr>
+      </w:pPr>
+      <w:r>
+        <w:rPr>
+          <w:lang w:val="ru-RU"/>
+        </w:rPr>
+        <w:br w:type="page"/>
+      </w:r>
+    </w:p>
+    <w:p>
+      <w:pPr>
+        <w:pStyle w:val="ListParagraph"/>
+        <w:spacing w:after="120"/>
+        <w:ind w:left="720"/>
+        <w:jc w:val="center"/>
+        <w:rPr>
+          <w:b/>
+          <w:bCs/>
+          <w:sz w:val="28"/>
+          <w:szCs w:val="28"/>
+          <w:lang w:val="ru-RU"/>
+        </w:rPr>
+      </w:pPr>
+      <w:bookmarkStart w:id="1" w:name="_Toc229681507"/>
+      <w:r>
+        <w:rPr>
+          <w:b/>
+          <w:bCs/>
+          <w:sz w:val="28"/>
+          <w:szCs w:val="28"/>
+          <w:lang w:val="ru-RU"/>
+        </w:rPr>
+        <w:lastRenderedPageBreak/>
+        <w:t>ПРИЛОЖЕНИЯ</w:t>
+      </w:r>
+      <w:bookmarkEnd w:id="1"/>
+    </w:p>
+    <w:p>
+      <w:pPr>
+        <w:pStyle w:val="ListParagraph"/>
+        <w:spacing w:after="120"/>
+        <w:ind w:left="720"/>
+        <w:rPr>
+          <w:sz w:val="28"/>
+          <w:szCs w:val="28"/>
+          <w:lang w:val="az-Latn-AZ"/>
+        </w:rPr>
+      </w:pPr>
+      <w:r>
+        <w:rPr>
+          <w:sz w:val="28"/>
+          <w:szCs w:val="28"/>
+          <w:lang w:val="az-Latn-AZ"/>
+        </w:rPr>
+        <w:t>Репозиторий:</w:t>
+      </w:r>
+    </w:p>
+    <w:p>
+      <w:pPr>
+        <w:pStyle w:val="ListParagraph"/>
+        <w:spacing w:after="120"/>
+        <w:ind w:left="720"/>
+        <w:rPr>
+          <w:sz w:val="28"/>
+          <w:szCs w:val="28"/>
+          <w:lang w:val="az-Latn-AZ"/>
+        </w:rPr>
+      </w:pPr>
+      <w:hyperlink r:id="rId22" w:history="1">
+        <w:r>
+          <w:rPr>
+            <w:rStyle w:val="Hyperlink"/>
+            <w:sz w:val="28"/>
+            <w:szCs w:val="28"/>
+            <w:lang w:val="az-Latn-AZ"/>
+          </w:rPr>
+          <w:t>https://github.com/alinasirli06/kursovayarabota</w:t>
+        </w:r>
+      </w:hyperlink>
+    </w:p>
+    <w:p>
+      <w:pPr>
+        <w:pStyle w:val="ListParagraph"/>
+        <w:spacing w:after="120"/>
+        <w:ind w:left="720"/>
+        <w:rPr>
+          <w:sz w:val="28"/>
+          <w:szCs w:val="28"/>
+          <w:lang w:val="az-Latn-AZ"/>
+        </w:rPr>
+      </w:pPr>
+      <w:r>
+        <w:rPr>
+          <w:sz w:val="28"/>
+          <w:szCs w:val="28"/>
+          <w:lang w:val="ru-RU"/>
+        </w:rPr>
+        <w:t xml:space="preserve">Страница сайта на хостинге </w:t>
+      </w:r>
+      <w:r>
+        <w:rPr>
+          <w:sz w:val="28"/>
+          <w:szCs w:val="28"/>
+        </w:rPr>
+        <w:t>GitHub</w:t>
+      </w:r>
+      <w:r>
+        <w:rPr>
+          <w:sz w:val="28"/>
+          <w:szCs w:val="28"/>
+          <w:lang w:val="ru-RU"/>
+        </w:rPr>
+        <w:t xml:space="preserve"> </w:t>
+      </w:r>
+      <w:r>
+        <w:rPr>
+          <w:sz w:val="28"/>
+          <w:szCs w:val="28"/>
+        </w:rPr>
+        <w:t>Pages</w:t>
+      </w:r>
+      <w:r>
+        <w:rPr>
+          <w:sz w:val="28"/>
+          <w:szCs w:val="28"/>
+          <w:lang w:val="ru-RU"/>
+        </w:rPr>
+        <w:t>:</w:t>
+      </w:r>
+    </w:p>
+    <w:p>
+      <w:pPr>
+        <w:pStyle w:val="ListParagraph"/>
+        <w:spacing w:after="120"/>
+        <w:ind w:left="720"/>
+        <w:rPr>
+          <w:sz w:val="28"/>
+          <w:szCs w:val="28"/>
+          <w:lang w:val="az-Latn-AZ"/>
+        </w:rPr>
+      </w:pPr>
+      <w:hyperlink r:id="rId23" w:history="1">
+        <w:r>
+          <w:rPr>
+            <w:rStyle w:val="Hyperlink"/>
+            <w:sz w:val="28"/>
+            <w:szCs w:val="28"/>
+            <w:lang w:val="az-Latn-AZ"/>
+          </w:rPr>
+          <w:t>https://alinasirli06.github.io/</w:t>
+        </w:r>
+        <w:r>
+          <w:rPr>
+            <w:rStyle w:val="Hyperlink"/>
+            <w:sz w:val="28"/>
+            <w:szCs w:val="28"/>
+            <w:lang w:val="az-Latn-AZ"/>
+          </w:rPr>
+          <w:t>kursovayarabota</w:t>
+        </w:r>
+        <w:r>
+          <w:rPr>
+            <w:rStyle w:val="Hyperlink"/>
+            <w:sz w:val="28"/>
+            <w:szCs w:val="28"/>
+            <w:lang w:val="az-Latn-AZ"/>
+          </w:rPr>
+          <w:t>/</w:t>
+        </w:r>
+      </w:hyperlink>
+    </w:p>
+    <w:p>
+      <w:pPr>
+        <w:pStyle w:val="ListParagraph"/>
+        <w:spacing w:after="120"/>
+        <w:ind w:left="720"/>
+        <w:rPr>
+          <w:lang w:val="az-Latn-AZ"/>
+        </w:rPr>
+      </w:pPr>
+    </w:p>
+    <w:p>
+      <w:pPr>
+        <w:pStyle w:val="ListParagraph"/>
+        <w:spacing w:after="120"/>
+        <w:ind w:left="720"/>
+        <w:rPr>
+          <w:lang w:val="az-Latn-AZ"/>
+        </w:rPr>
+      </w:pPr>
+    </w:p>
+    <w:p>
+      <w:pPr>
+        <w:pStyle w:val="ListParagraph"/>
+        <w:spacing w:after="120"/>
+        <w:ind w:left="720"/>
+        <w:rPr>
+          <w:lang w:val="az-Latn-AZ"/>
+        </w:rPr>
+      </w:pPr>
     </w:p>
     <w:sectPr>
       <w:pgSz w:w="11906" w:h="16838"/>
@@ -7883,7 +11542,6 @@
   <w:style w:type="character" w:default="1" w:styleId="DefaultParagraphFont">
     <w:name w:val="Default Paragraph Font"/>
     <w:uiPriority w:val="1"/>
-    <w:semiHidden/>
     <w:unhideWhenUsed/>
   </w:style>
   <w:style w:type="table" w:default="1" w:styleId="TableNormal">
@@ -7997,6 +11655,18 @@
     <w:rPr>
       <w:sz w:val="20"/>
       <w:szCs w:val="20"/>
+    </w:rPr>
+  </w:style>
+  <w:style w:type="character" w:styleId="UnresolvedMention">
+    <w:name w:val="Unresolved Mention"/>
+    <w:basedOn w:val="DefaultParagraphFont"/>
+    <w:uiPriority w:val="99"/>
+    <w:semiHidden/>
+    <w:unhideWhenUsed/>
+    <w:rsid w:val="003F2B3E"/>
+    <w:rPr>
+      <w:color w:val="605E5C"/>
+      <w:shd w:val="clear" w:color="auto" w:fill="E1DFDD"/>
     </w:rPr>
   </w:style>
 </w:styles>
